--- a/Rapport/PFE_Rapport.docx
+++ b/Rapport/PFE_Rapport.docx
@@ -214,6 +214,7 @@
     <w:p>
       <w:pPr>
         <w:ind w:left="708" w:firstLine="708"/>
+        <w:jc w:val="center"/>
         <w:rPr>
           <w:rFonts w:ascii="Bookman Old Style" w:hAnsi="Bookman Old Style"/>
           <w:sz w:val="50"/>
@@ -231,6 +232,7 @@
     </w:p>
     <w:p>
       <w:pPr>
+        <w:jc w:val="center"/>
         <w:rPr>
           <w:rFonts w:ascii="Bookman Old Style" w:hAnsi="Bookman Old Style"/>
           <w:sz w:val="24"/>
@@ -243,20 +245,13 @@
           <w:sz w:val="24"/>
           <w:szCs w:val="24"/>
         </w:rPr>
-        <w:t xml:space="preserve">     </w:t>
-      </w:r>
-      <w:r>
-        <w:rPr>
-          <w:rFonts w:ascii="Bookman Old Style" w:hAnsi="Bookman Old Style"/>
-          <w:sz w:val="24"/>
-          <w:szCs w:val="24"/>
-        </w:rPr>
         <w:t>VUE DE L'OBTENTION DU DIPLÔME DE LICENCE APPLIQUEE EN</w:t>
       </w:r>
     </w:p>
     <w:p>
       <w:pPr>
         <w:ind w:left="1416" w:firstLine="708"/>
+        <w:jc w:val="center"/>
         <w:rPr>
           <w:rFonts w:ascii="Bookman Old Style" w:hAnsi="Bookman Old Style"/>
           <w:sz w:val="36"/>
@@ -274,6 +269,7 @@
     </w:p>
     <w:p>
       <w:pPr>
+        <w:jc w:val="center"/>
         <w:rPr>
           <w:rFonts w:ascii="Bookman Old Style" w:hAnsi="Bookman Old Style"/>
         </w:rPr>
@@ -281,6 +277,7 @@
     </w:p>
     <w:p>
       <w:pPr>
+        <w:jc w:val="center"/>
         <w:rPr>
           <w:rFonts w:ascii="Bookman Old Style" w:hAnsi="Bookman Old Style"/>
         </w:rPr>
@@ -314,6 +311,7 @@
     </w:p>
     <w:p>
       <w:pPr>
+        <w:jc w:val="center"/>
         <w:rPr>
           <w:rFonts w:ascii="Bookman Old Style" w:hAnsi="Bookman Old Style"/>
           <w:sz w:val="30"/>
@@ -324,6 +322,7 @@
     <w:p>
       <w:pPr>
         <w:ind w:left="1416"/>
+        <w:jc w:val="center"/>
         <w:rPr>
           <w:rFonts w:ascii="Bookman Old Style" w:hAnsi="Bookman Old Style"/>
         </w:rPr>
@@ -366,6 +365,7 @@
     <w:p>
       <w:pPr>
         <w:ind w:left="708" w:firstLine="708"/>
+        <w:jc w:val="center"/>
         <w:rPr>
           <w:rFonts w:ascii="Bookman Old Style" w:hAnsi="Bookman Old Style"/>
         </w:rPr>
@@ -416,6 +416,7 @@
     <w:p>
       <w:pPr>
         <w:ind w:left="708" w:firstLine="708"/>
+        <w:jc w:val="center"/>
         <w:rPr>
           <w:rFonts w:ascii="Bookman Old Style" w:hAnsi="Bookman Old Style"/>
         </w:rPr>
@@ -424,6 +425,7 @@
     <w:p>
       <w:pPr>
         <w:ind w:left="708" w:firstLine="708"/>
+        <w:jc w:val="center"/>
         <w:rPr>
           <w:rFonts w:ascii="Bookman Old Style" w:hAnsi="Bookman Old Style"/>
         </w:rPr>
@@ -432,6 +434,7 @@
     <w:p>
       <w:pPr>
         <w:ind w:left="1416" w:firstLine="708"/>
+        <w:jc w:val="center"/>
         <w:rPr>
           <w:rFonts w:ascii="Bookman Old Style" w:hAnsi="Bookman Old Style"/>
           <w:sz w:val="30"/>
@@ -464,6 +467,7 @@
     <w:p>
       <w:pPr>
         <w:ind w:left="1416" w:firstLine="708"/>
+        <w:jc w:val="center"/>
         <w:rPr>
           <w:rFonts w:ascii="Bookman Old Style" w:hAnsi="Bookman Old Style"/>
           <w:sz w:val="30"/>
@@ -505,7 +509,7 @@
     </w:p>
     <w:p>
       <w:pPr>
-        <w:jc w:val="center"/>
+        <w:jc w:val="both"/>
         <w:rPr>
           <w:rFonts w:ascii="Bookman Old Style" w:hAnsi="Bookman Old Style"/>
           <w:sz w:val="50"/>
@@ -524,7 +528,7 @@
     </w:p>
     <w:p>
       <w:pPr>
-        <w:jc w:val="center"/>
+        <w:jc w:val="both"/>
         <w:rPr>
           <w:rFonts w:ascii="Georgia Pro Cond" w:hAnsi="Georgia Pro Cond"/>
           <w:sz w:val="50"/>
@@ -534,7 +538,7 @@
     </w:p>
     <w:p>
       <w:pPr>
-        <w:jc w:val="center"/>
+        <w:jc w:val="both"/>
         <w:rPr>
           <w:rFonts w:ascii="Bookman Old Style" w:hAnsi="Bookman Old Style"/>
           <w:i/>
@@ -556,7 +560,7 @@
     </w:p>
     <w:p>
       <w:pPr>
-        <w:jc w:val="center"/>
+        <w:jc w:val="both"/>
         <w:rPr>
           <w:rFonts w:ascii="Bookman Old Style" w:hAnsi="Bookman Old Style"/>
           <w:i/>
@@ -578,7 +582,7 @@
     </w:p>
     <w:p>
       <w:pPr>
-        <w:jc w:val="center"/>
+        <w:jc w:val="both"/>
         <w:rPr>
           <w:rFonts w:ascii="Bookman Old Style" w:hAnsi="Bookman Old Style"/>
           <w:i/>
@@ -600,7 +604,7 @@
     </w:p>
     <w:p>
       <w:pPr>
-        <w:jc w:val="center"/>
+        <w:jc w:val="both"/>
         <w:rPr>
           <w:rFonts w:ascii="Bookman Old Style" w:hAnsi="Bookman Old Style"/>
           <w:i/>
@@ -622,7 +626,7 @@
     </w:p>
     <w:p>
       <w:pPr>
-        <w:jc w:val="center"/>
+        <w:jc w:val="both"/>
         <w:rPr>
           <w:rFonts w:ascii="Bookman Old Style" w:hAnsi="Bookman Old Style"/>
           <w:i/>
@@ -644,7 +648,7 @@
     </w:p>
     <w:p>
       <w:pPr>
-        <w:jc w:val="center"/>
+        <w:jc w:val="both"/>
         <w:rPr>
           <w:rFonts w:ascii="Bookman Old Style" w:hAnsi="Bookman Old Style"/>
           <w:i/>
@@ -666,7 +670,7 @@
     </w:p>
     <w:p>
       <w:pPr>
-        <w:jc w:val="center"/>
+        <w:jc w:val="both"/>
         <w:rPr>
           <w:rFonts w:ascii="Bookman Old Style" w:hAnsi="Bookman Old Style"/>
           <w:i/>
@@ -688,7 +692,7 @@
     </w:p>
     <w:p>
       <w:pPr>
-        <w:jc w:val="center"/>
+        <w:jc w:val="both"/>
         <w:rPr>
           <w:rFonts w:ascii="Bookman Old Style" w:hAnsi="Bookman Old Style"/>
           <w:i/>
@@ -720,7 +724,7 @@
     </w:p>
     <w:p>
       <w:pPr>
-        <w:jc w:val="right"/>
+        <w:jc w:val="both"/>
         <w:rPr>
           <w:rFonts w:ascii="Bookman Old Style" w:hAnsi="Bookman Old Style"/>
           <w:i/>
@@ -732,7 +736,7 @@
     </w:p>
     <w:p>
       <w:pPr>
-        <w:jc w:val="right"/>
+        <w:jc w:val="both"/>
         <w:rPr>
           <w:rFonts w:ascii="Bookman Old Style" w:hAnsi="Bookman Old Style"/>
           <w:i/>
@@ -744,7 +748,7 @@
     </w:p>
     <w:p>
       <w:pPr>
-        <w:jc w:val="right"/>
+        <w:jc w:val="both"/>
         <w:rPr>
           <w:rFonts w:ascii="Bookman Old Style" w:hAnsi="Bookman Old Style"/>
           <w:i/>
@@ -766,7 +770,7 @@
     </w:p>
     <w:p>
       <w:pPr>
-        <w:jc w:val="center"/>
+        <w:jc w:val="both"/>
         <w:rPr>
           <w:rFonts w:ascii="Bookman Old Style" w:hAnsi="Bookman Old Style"/>
           <w:sz w:val="40"/>
@@ -785,6 +789,7 @@
     </w:p>
     <w:p>
       <w:pPr>
+        <w:jc w:val="both"/>
         <w:rPr>
           <w:rFonts w:ascii="Bookman Old Style" w:hAnsi="Bookman Old Style"/>
           <w:sz w:val="40"/>
@@ -794,6 +799,7 @@
     </w:p>
     <w:p>
       <w:pPr>
+        <w:jc w:val="both"/>
         <w:rPr>
           <w:rFonts w:ascii="Cambria" w:hAnsi="Cambria"/>
           <w:color w:val="404040" w:themeColor="text1" w:themeTint="BF"/>
@@ -813,6 +819,7 @@
     </w:p>
     <w:p>
       <w:pPr>
+        <w:jc w:val="both"/>
         <w:rPr>
           <w:rFonts w:ascii="Cambria" w:hAnsi="Cambria"/>
           <w:color w:val="404040" w:themeColor="text1" w:themeTint="BF"/>
@@ -832,6 +839,7 @@
     </w:p>
     <w:p>
       <w:pPr>
+        <w:jc w:val="both"/>
         <w:rPr>
           <w:rFonts w:ascii="Cambria" w:hAnsi="Cambria"/>
           <w:color w:val="404040" w:themeColor="text1" w:themeTint="BF"/>
@@ -851,6 +859,7 @@
     </w:p>
     <w:p>
       <w:pPr>
+        <w:jc w:val="both"/>
         <w:rPr>
           <w:rFonts w:ascii="Cambria" w:hAnsi="Cambria"/>
           <w:color w:val="404040" w:themeColor="text1" w:themeTint="BF"/>
@@ -870,6 +879,7 @@
     </w:p>
     <w:p>
       <w:pPr>
+        <w:jc w:val="both"/>
         <w:rPr>
           <w:rFonts w:ascii="Cambria" w:hAnsi="Cambria"/>
           <w:color w:val="404040" w:themeColor="text1" w:themeTint="BF"/>
@@ -889,6 +899,7 @@
     </w:p>
     <w:p>
       <w:pPr>
+        <w:jc w:val="both"/>
         <w:rPr>
           <w:rFonts w:ascii="Cambria" w:hAnsi="Cambria"/>
           <w:color w:val="404040" w:themeColor="text1" w:themeTint="BF"/>
@@ -908,6 +919,7 @@
     </w:p>
     <w:p>
       <w:pPr>
+        <w:jc w:val="both"/>
         <w:rPr>
           <w:rFonts w:ascii="Cambria" w:hAnsi="Cambria"/>
           <w:color w:val="404040" w:themeColor="text1" w:themeTint="BF"/>
@@ -918,6 +930,7 @@
     </w:p>
     <w:p>
       <w:pPr>
+        <w:jc w:val="both"/>
         <w:rPr>
           <w:rFonts w:ascii="Cambria" w:hAnsi="Cambria"/>
           <w:color w:val="404040" w:themeColor="text1" w:themeTint="BF"/>
@@ -928,6 +941,7 @@
     </w:p>
     <w:p>
       <w:pPr>
+        <w:jc w:val="both"/>
         <w:rPr>
           <w:rFonts w:ascii="Cambria" w:hAnsi="Cambria"/>
           <w:color w:val="404040" w:themeColor="text1" w:themeTint="BF"/>
@@ -938,6 +952,7 @@
     </w:p>
     <w:p>
       <w:pPr>
+        <w:jc w:val="both"/>
         <w:rPr>
           <w:rFonts w:ascii="Cambria" w:hAnsi="Cambria"/>
           <w:color w:val="404040" w:themeColor="text1" w:themeTint="BF"/>
@@ -948,6 +963,7 @@
     </w:p>
     <w:p>
       <w:pPr>
+        <w:jc w:val="both"/>
         <w:rPr>
           <w:rFonts w:ascii="Cambria" w:hAnsi="Cambria"/>
           <w:color w:val="404040" w:themeColor="text1" w:themeTint="BF"/>
@@ -987,6 +1003,7 @@
               <w:numId w:val="0"/>
             </w:numPr>
             <w:ind w:left="432"/>
+            <w:jc w:val="both"/>
           </w:pPr>
           <w:r>
             <w:t>Table des matières</w:t>
@@ -999,6 +1016,7 @@
               <w:tab w:val="left" w:pos="440"/>
               <w:tab w:val="right" w:leader="dot" w:pos="9062"/>
             </w:tabs>
+            <w:jc w:val="both"/>
             <w:rPr>
               <w:rFonts w:cstheme="minorBidi"/>
               <w:noProof/>
@@ -1098,6 +1116,7 @@
               <w:tab w:val="left" w:pos="440"/>
               <w:tab w:val="right" w:leader="dot" w:pos="9062"/>
             </w:tabs>
+            <w:jc w:val="both"/>
             <w:rPr>
               <w:rFonts w:cstheme="minorBidi"/>
               <w:noProof/>
@@ -1188,6 +1207,7 @@
               <w:tab w:val="left" w:pos="960"/>
               <w:tab w:val="right" w:leader="dot" w:pos="9062"/>
             </w:tabs>
+            <w:jc w:val="both"/>
             <w:rPr>
               <w:rFonts w:cstheme="minorBidi"/>
               <w:noProof/>
@@ -1278,6 +1298,7 @@
               <w:tab w:val="left" w:pos="960"/>
               <w:tab w:val="right" w:leader="dot" w:pos="9062"/>
             </w:tabs>
+            <w:jc w:val="both"/>
             <w:rPr>
               <w:rFonts w:cstheme="minorBidi"/>
               <w:noProof/>
@@ -1368,6 +1389,7 @@
               <w:tab w:val="left" w:pos="1200"/>
               <w:tab w:val="right" w:leader="dot" w:pos="9062"/>
             </w:tabs>
+            <w:jc w:val="both"/>
             <w:rPr>
               <w:rFonts w:cstheme="minorBidi"/>
               <w:noProof/>
@@ -1458,6 +1480,7 @@
               <w:tab w:val="left" w:pos="1200"/>
               <w:tab w:val="right" w:leader="dot" w:pos="9062"/>
             </w:tabs>
+            <w:jc w:val="both"/>
             <w:rPr>
               <w:rFonts w:cstheme="minorBidi"/>
               <w:noProof/>
@@ -1548,6 +1571,7 @@
               <w:tab w:val="left" w:pos="1200"/>
               <w:tab w:val="right" w:leader="dot" w:pos="9062"/>
             </w:tabs>
+            <w:jc w:val="both"/>
             <w:rPr>
               <w:rFonts w:cstheme="minorBidi"/>
               <w:noProof/>
@@ -1638,6 +1662,7 @@
               <w:tab w:val="left" w:pos="960"/>
               <w:tab w:val="right" w:leader="dot" w:pos="9062"/>
             </w:tabs>
+            <w:jc w:val="both"/>
             <w:rPr>
               <w:rFonts w:cstheme="minorBidi"/>
               <w:noProof/>
@@ -1728,6 +1753,7 @@
               <w:tab w:val="left" w:pos="1200"/>
               <w:tab w:val="right" w:leader="dot" w:pos="9062"/>
             </w:tabs>
+            <w:jc w:val="both"/>
             <w:rPr>
               <w:rFonts w:cstheme="minorBidi"/>
               <w:noProof/>
@@ -1818,6 +1844,7 @@
               <w:tab w:val="left" w:pos="1200"/>
               <w:tab w:val="right" w:leader="dot" w:pos="9062"/>
             </w:tabs>
+            <w:jc w:val="both"/>
             <w:rPr>
               <w:rFonts w:cstheme="minorBidi"/>
               <w:noProof/>
@@ -1908,6 +1935,7 @@
               <w:tab w:val="left" w:pos="960"/>
               <w:tab w:val="right" w:leader="dot" w:pos="9062"/>
             </w:tabs>
+            <w:jc w:val="both"/>
             <w:rPr>
               <w:rFonts w:cstheme="minorBidi"/>
               <w:noProof/>
@@ -1992,6 +2020,9 @@
           </w:hyperlink>
         </w:p>
         <w:p>
+          <w:pPr>
+            <w:jc w:val="both"/>
+          </w:pPr>
           <w:r>
             <w:rPr>
               <w:b/>
@@ -2004,6 +2035,7 @@
     </w:sdt>
     <w:p>
       <w:pPr>
+        <w:jc w:val="both"/>
         <w:rPr>
           <w:rFonts w:ascii="Bookman Old Style" w:hAnsi="Bookman Old Style"/>
           <w:sz w:val="26"/>
@@ -2013,6 +2045,7 @@
     </w:p>
     <w:p>
       <w:pPr>
+        <w:jc w:val="both"/>
         <w:rPr>
           <w:rFonts w:ascii="Bookman Old Style" w:hAnsi="Bookman Old Style"/>
           <w:sz w:val="26"/>
@@ -2022,6 +2055,7 @@
     </w:p>
     <w:p>
       <w:pPr>
+        <w:jc w:val="both"/>
         <w:rPr>
           <w:rFonts w:ascii="Bookman Old Style" w:hAnsi="Bookman Old Style"/>
           <w:sz w:val="26"/>
@@ -2031,6 +2065,7 @@
     </w:p>
     <w:p>
       <w:pPr>
+        <w:jc w:val="both"/>
         <w:rPr>
           <w:rFonts w:ascii="Bookman Old Style" w:hAnsi="Bookman Old Style"/>
           <w:sz w:val="26"/>
@@ -2040,6 +2075,7 @@
     </w:p>
     <w:p>
       <w:pPr>
+        <w:jc w:val="both"/>
         <w:rPr>
           <w:rFonts w:ascii="Bookman Old Style" w:hAnsi="Bookman Old Style"/>
           <w:sz w:val="26"/>
@@ -2049,6 +2085,7 @@
     </w:p>
     <w:p>
       <w:pPr>
+        <w:jc w:val="both"/>
         <w:rPr>
           <w:rFonts w:ascii="Bookman Old Style" w:hAnsi="Bookman Old Style"/>
           <w:sz w:val="26"/>
@@ -2058,6 +2095,7 @@
     </w:p>
     <w:p>
       <w:pPr>
+        <w:jc w:val="both"/>
         <w:rPr>
           <w:rFonts w:ascii="Bookman Old Style" w:hAnsi="Bookman Old Style"/>
           <w:sz w:val="26"/>
@@ -2067,6 +2105,7 @@
     </w:p>
     <w:p>
       <w:pPr>
+        <w:jc w:val="both"/>
         <w:rPr>
           <w:rFonts w:ascii="Bookman Old Style" w:hAnsi="Bookman Old Style"/>
           <w:sz w:val="26"/>
@@ -2076,6 +2115,7 @@
     </w:p>
     <w:p>
       <w:pPr>
+        <w:jc w:val="both"/>
         <w:rPr>
           <w:rFonts w:ascii="Bookman Old Style" w:hAnsi="Bookman Old Style"/>
           <w:sz w:val="26"/>
@@ -2085,6 +2125,7 @@
     </w:p>
     <w:p>
       <w:pPr>
+        <w:jc w:val="both"/>
         <w:rPr>
           <w:rFonts w:ascii="Bookman Old Style" w:hAnsi="Bookman Old Style"/>
           <w:sz w:val="26"/>
@@ -2094,6 +2135,7 @@
     </w:p>
     <w:p>
       <w:pPr>
+        <w:jc w:val="both"/>
         <w:rPr>
           <w:rFonts w:ascii="Bookman Old Style" w:hAnsi="Bookman Old Style"/>
           <w:sz w:val="26"/>
@@ -2103,6 +2145,7 @@
     </w:p>
     <w:p>
       <w:pPr>
+        <w:jc w:val="both"/>
         <w:rPr>
           <w:rFonts w:ascii="Bookman Old Style" w:hAnsi="Bookman Old Style"/>
           <w:sz w:val="26"/>
@@ -2112,6 +2155,7 @@
     </w:p>
     <w:p>
       <w:pPr>
+        <w:jc w:val="both"/>
         <w:rPr>
           <w:rFonts w:ascii="Bookman Old Style" w:hAnsi="Bookman Old Style"/>
           <w:sz w:val="26"/>
@@ -2121,6 +2165,7 @@
     </w:p>
     <w:p>
       <w:pPr>
+        <w:jc w:val="both"/>
         <w:rPr>
           <w:rFonts w:ascii="Bookman Old Style" w:hAnsi="Bookman Old Style"/>
           <w:sz w:val="26"/>
@@ -2130,6 +2175,7 @@
     </w:p>
     <w:p>
       <w:pPr>
+        <w:jc w:val="both"/>
         <w:rPr>
           <w:rFonts w:ascii="Bookman Old Style" w:hAnsi="Bookman Old Style"/>
           <w:sz w:val="26"/>
@@ -2139,6 +2185,7 @@
     </w:p>
     <w:p>
       <w:pPr>
+        <w:jc w:val="both"/>
         <w:rPr>
           <w:rFonts w:ascii="Bookman Old Style" w:hAnsi="Bookman Old Style"/>
           <w:sz w:val="26"/>
@@ -2156,6 +2203,7 @@
     </w:p>
     <w:p>
       <w:pPr>
+        <w:jc w:val="both"/>
         <w:rPr>
           <w:rFonts w:ascii="Bookman Old Style" w:hAnsi="Bookman Old Style"/>
           <w:sz w:val="26"/>
@@ -2198,6 +2246,7 @@
     </w:p>
     <w:p>
       <w:pPr>
+        <w:jc w:val="both"/>
         <w:rPr>
           <w:rFonts w:ascii="Bookman Old Style" w:hAnsi="Bookman Old Style"/>
           <w:sz w:val="26"/>
@@ -2220,6 +2269,7 @@
           <w:ilvl w:val="0"/>
           <w:numId w:val="0"/>
         </w:numPr>
+        <w:jc w:val="both"/>
         <w:rPr>
           <w:color w:val="000000" w:themeColor="text1"/>
           <w:sz w:val="50"/>
@@ -2235,6 +2285,7 @@
           <w:ilvl w:val="0"/>
           <w:numId w:val="0"/>
         </w:numPr>
+        <w:jc w:val="both"/>
         <w:rPr>
           <w:color w:val="000000" w:themeColor="text1"/>
           <w:sz w:val="50"/>
@@ -2269,6 +2320,7 @@
     </w:p>
     <w:p>
       <w:pPr>
+        <w:jc w:val="both"/>
         <w:rPr>
           <w:rFonts w:ascii="Century" w:hAnsi="Century"/>
           <w:sz w:val="50"/>
@@ -2278,6 +2330,7 @@
     </w:p>
     <w:p>
       <w:pPr>
+        <w:jc w:val="both"/>
         <w:rPr>
           <w:rFonts w:ascii="Century" w:hAnsi="Century"/>
           <w:color w:val="404040" w:themeColor="text1" w:themeTint="BF"/>
@@ -2297,6 +2350,7 @@
     </w:p>
     <w:p>
       <w:pPr>
+        <w:jc w:val="both"/>
         <w:rPr>
           <w:rFonts w:ascii="Century" w:hAnsi="Century"/>
           <w:color w:val="404040" w:themeColor="text1" w:themeTint="BF"/>
@@ -2336,6 +2390,7 @@
     </w:p>
     <w:p>
       <w:pPr>
+        <w:jc w:val="both"/>
         <w:rPr>
           <w:rFonts w:ascii="Century" w:hAnsi="Century"/>
           <w:color w:val="404040" w:themeColor="text1" w:themeTint="BF"/>
@@ -2395,6 +2450,7 @@
     </w:p>
     <w:p>
       <w:pPr>
+        <w:jc w:val="both"/>
         <w:rPr>
           <w:rFonts w:ascii="Century" w:hAnsi="Century"/>
           <w:color w:val="404040" w:themeColor="text1" w:themeTint="BF"/>
@@ -2434,6 +2490,7 @@
     </w:p>
     <w:p>
       <w:pPr>
+        <w:jc w:val="both"/>
         <w:rPr>
           <w:rFonts w:ascii="Century" w:hAnsi="Century"/>
           <w:color w:val="404040" w:themeColor="text1" w:themeTint="BF"/>
@@ -2579,6 +2636,7 @@
     </w:p>
     <w:p>
       <w:pPr>
+        <w:jc w:val="both"/>
         <w:rPr>
           <w:rFonts w:ascii="Century" w:hAnsi="Century"/>
           <w:sz w:val="56"/>
@@ -2618,6 +2676,7 @@
           <w:ilvl w:val="0"/>
           <w:numId w:val="0"/>
         </w:numPr>
+        <w:jc w:val="both"/>
         <w:rPr>
           <w:color w:val="000000" w:themeColor="text1"/>
           <w:sz w:val="50"/>
@@ -2637,6 +2696,7 @@
     </w:p>
     <w:p>
       <w:pPr>
+        <w:jc w:val="both"/>
         <w:rPr>
           <w:rFonts w:ascii="Century" w:hAnsi="Century"/>
           <w:sz w:val="50"/>
@@ -2647,6 +2707,7 @@
     <w:p>
       <w:pPr>
         <w:pStyle w:val="Titre2"/>
+        <w:jc w:val="both"/>
         <w:rPr>
           <w:color w:val="000000" w:themeColor="text1"/>
           <w:sz w:val="40"/>
@@ -2675,6 +2736,7 @@
     <w:p>
       <w:pPr>
         <w:ind w:firstLine="708"/>
+        <w:jc w:val="both"/>
         <w:rPr>
           <w:rFonts w:ascii="Century" w:hAnsi="Century"/>
           <w:color w:val="404040" w:themeColor="text1" w:themeTint="BF"/>
@@ -2713,6 +2775,7 @@
     <w:p>
       <w:pPr>
         <w:pStyle w:val="Paragraphedeliste"/>
+        <w:jc w:val="both"/>
         <w:rPr>
           <w:rFonts w:ascii="Century" w:hAnsi="Century"/>
           <w:color w:val="404040" w:themeColor="text1" w:themeTint="BF"/>
@@ -2724,6 +2787,7 @@
     <w:p>
       <w:pPr>
         <w:pStyle w:val="Titre2"/>
+        <w:jc w:val="both"/>
         <w:rPr>
           <w:color w:val="000000" w:themeColor="text1"/>
           <w:sz w:val="40"/>
@@ -2752,6 +2816,7 @@
     <w:p>
       <w:pPr>
         <w:ind w:firstLine="708"/>
+        <w:jc w:val="both"/>
         <w:rPr>
           <w:rFonts w:ascii="Century" w:hAnsi="Century"/>
           <w:color w:val="404040" w:themeColor="text1" w:themeTint="BF"/>
@@ -2900,7 +2965,7 @@
     <w:p>
       <w:pPr>
         <w:pStyle w:val="Paragraphedeliste"/>
-        <w:jc w:val="center"/>
+        <w:jc w:val="both"/>
         <w:rPr>
           <w:rFonts w:ascii="F59" w:hAnsi="F59" w:cs="F59"/>
           <w:kern w:val="0"/>
@@ -2965,14 +3030,23 @@
     <w:p>
       <w:pPr>
         <w:pStyle w:val="Paragraphedeliste"/>
-        <w:jc w:val="center"/>
-        <w:rPr>
-          <w:rFonts w:ascii="Century" w:hAnsi="Century"/>
-          <w:color w:val="404040" w:themeColor="text1" w:themeTint="BF"/>
-          <w:sz w:val="24"/>
-          <w:szCs w:val="24"/>
-        </w:rPr>
-      </w:pPr>
+        <w:ind w:left="2136"/>
+        <w:rPr>
+          <w:rFonts w:ascii="Century" w:hAnsi="Century"/>
+          <w:color w:val="404040" w:themeColor="text1" w:themeTint="BF"/>
+          <w:sz w:val="24"/>
+          <w:szCs w:val="24"/>
+        </w:rPr>
+      </w:pPr>
+      <w:r>
+        <w:rPr>
+          <w:rFonts w:ascii="Century" w:hAnsi="Century"/>
+          <w:color w:val="404040" w:themeColor="text1" w:themeTint="BF"/>
+          <w:sz w:val="24"/>
+          <w:szCs w:val="24"/>
+        </w:rPr>
+        <w:t xml:space="preserve">      </w:t>
+      </w:r>
       <w:r>
         <w:rPr>
           <w:rFonts w:ascii="Century" w:hAnsi="Century"/>
@@ -2995,6 +3069,7 @@
     <w:p>
       <w:pPr>
         <w:pStyle w:val="Titre3"/>
+        <w:jc w:val="both"/>
         <w:rPr>
           <w:color w:val="000000" w:themeColor="text1"/>
           <w:sz w:val="34"/>
@@ -3024,6 +3099,7 @@
     <w:p>
       <w:pPr>
         <w:ind w:firstLine="708"/>
+        <w:jc w:val="both"/>
         <w:rPr>
           <w:rFonts w:ascii="Century" w:hAnsi="Century"/>
           <w:color w:val="404040" w:themeColor="text1" w:themeTint="BF"/>
@@ -3093,6 +3169,7 @@
     <w:p>
       <w:pPr>
         <w:ind w:firstLine="708"/>
+        <w:jc w:val="both"/>
         <w:rPr>
           <w:rFonts w:ascii="Century" w:hAnsi="Century"/>
           <w:color w:val="404040" w:themeColor="text1" w:themeTint="BF"/>
@@ -3117,6 +3194,7 @@
           <w:ilvl w:val="0"/>
           <w:numId w:val="4"/>
         </w:numPr>
+        <w:jc w:val="both"/>
         <w:rPr>
           <w:rFonts w:ascii="Century" w:hAnsi="Century"/>
           <w:color w:val="404040" w:themeColor="text1" w:themeTint="BF"/>
@@ -3152,6 +3230,7 @@
           <w:ilvl w:val="0"/>
           <w:numId w:val="4"/>
         </w:numPr>
+        <w:jc w:val="both"/>
         <w:rPr>
           <w:rFonts w:ascii="Century" w:hAnsi="Century"/>
           <w:color w:val="404040" w:themeColor="text1" w:themeTint="BF"/>
@@ -3187,6 +3266,7 @@
           <w:ilvl w:val="0"/>
           <w:numId w:val="4"/>
         </w:numPr>
+        <w:jc w:val="both"/>
         <w:rPr>
           <w:rFonts w:ascii="Century" w:hAnsi="Century"/>
           <w:color w:val="404040" w:themeColor="text1" w:themeTint="BF"/>
@@ -3222,6 +3302,7 @@
           <w:ilvl w:val="0"/>
           <w:numId w:val="4"/>
         </w:numPr>
+        <w:jc w:val="both"/>
         <w:rPr>
           <w:rFonts w:ascii="Century" w:hAnsi="Century"/>
           <w:color w:val="404040" w:themeColor="text1" w:themeTint="BF"/>
@@ -3257,6 +3338,7 @@
           <w:ilvl w:val="0"/>
           <w:numId w:val="4"/>
         </w:numPr>
+        <w:jc w:val="both"/>
         <w:rPr>
           <w:rFonts w:ascii="Century" w:hAnsi="Century"/>
           <w:color w:val="404040" w:themeColor="text1" w:themeTint="BF"/>
@@ -3288,6 +3370,7 @@
     <w:p>
       <w:pPr>
         <w:pStyle w:val="Paragraphedeliste"/>
+        <w:jc w:val="both"/>
         <w:rPr>
           <w:rFonts w:ascii="Century" w:hAnsi="Century"/>
           <w:color w:val="404040" w:themeColor="text1" w:themeTint="BF"/>
@@ -3328,6 +3411,7 @@
     <w:p>
       <w:pPr>
         <w:pStyle w:val="Paragraphedeliste"/>
+        <w:jc w:val="both"/>
         <w:rPr>
           <w:rFonts w:ascii="Century" w:hAnsi="Century"/>
           <w:color w:val="404040" w:themeColor="text1" w:themeTint="BF"/>
@@ -3339,6 +3423,7 @@
     <w:p>
       <w:pPr>
         <w:pStyle w:val="Titre3"/>
+        <w:jc w:val="both"/>
         <w:rPr>
           <w:color w:val="000000" w:themeColor="text1"/>
           <w:sz w:val="34"/>
@@ -3367,6 +3452,7 @@
     <w:p>
       <w:pPr>
         <w:ind w:firstLine="708"/>
+        <w:jc w:val="both"/>
         <w:rPr>
           <w:rFonts w:ascii="Century" w:hAnsi="Century"/>
           <w:color w:val="404040" w:themeColor="text1" w:themeTint="BF"/>
@@ -3448,6 +3534,7 @@
     </w:p>
     <w:p>
       <w:pPr>
+        <w:jc w:val="both"/>
         <w:rPr>
           <w:rFonts w:ascii="Century" w:hAnsi="Century"/>
           <w:color w:val="404040" w:themeColor="text1" w:themeTint="BF"/>
@@ -3568,6 +3655,7 @@
     <w:p>
       <w:pPr>
         <w:pStyle w:val="Titre3"/>
+        <w:jc w:val="both"/>
         <w:rPr>
           <w:color w:val="000000" w:themeColor="text1"/>
           <w:sz w:val="34"/>
@@ -3606,6 +3694,7 @@
       <w:pPr>
         <w:pStyle w:val="Paragraphedeliste"/>
         <w:ind w:left="1080"/>
+        <w:jc w:val="both"/>
         <w:rPr>
           <w:rFonts w:ascii="Century" w:hAnsi="Century"/>
           <w:color w:val="262626" w:themeColor="text1" w:themeTint="D9"/>
@@ -3617,6 +3706,7 @@
     <w:p>
       <w:pPr>
         <w:ind w:firstLine="708"/>
+        <w:jc w:val="both"/>
         <w:rPr>
           <w:rFonts w:ascii="Century" w:hAnsi="Century"/>
           <w:color w:val="404040" w:themeColor="text1" w:themeTint="BF"/>
@@ -3676,6 +3766,7 @@
     </w:p>
     <w:p>
       <w:pPr>
+        <w:jc w:val="both"/>
         <w:rPr>
           <w:rFonts w:ascii="Century" w:hAnsi="Century"/>
           <w:color w:val="404040" w:themeColor="text1" w:themeTint="BF"/>
@@ -3699,6 +3790,7 @@
           <w:ilvl w:val="0"/>
           <w:numId w:val="6"/>
         </w:numPr>
+        <w:jc w:val="both"/>
         <w:rPr>
           <w:rFonts w:ascii="Century" w:hAnsi="Century"/>
           <w:color w:val="404040" w:themeColor="text1" w:themeTint="BF"/>
@@ -3742,6 +3834,7 @@
           <w:ilvl w:val="0"/>
           <w:numId w:val="6"/>
         </w:numPr>
+        <w:jc w:val="both"/>
         <w:rPr>
           <w:rFonts w:ascii="Century" w:hAnsi="Century"/>
           <w:color w:val="404040" w:themeColor="text1" w:themeTint="BF"/>
@@ -3785,6 +3878,7 @@
           <w:ilvl w:val="0"/>
           <w:numId w:val="6"/>
         </w:numPr>
+        <w:jc w:val="both"/>
         <w:rPr>
           <w:rFonts w:ascii="Century" w:hAnsi="Century"/>
           <w:color w:val="404040" w:themeColor="text1" w:themeTint="BF"/>
@@ -3828,6 +3922,7 @@
           <w:ilvl w:val="0"/>
           <w:numId w:val="6"/>
         </w:numPr>
+        <w:jc w:val="both"/>
         <w:rPr>
           <w:rFonts w:ascii="Century" w:hAnsi="Century"/>
           <w:color w:val="404040" w:themeColor="text1" w:themeTint="BF"/>
@@ -3871,6 +3966,7 @@
           <w:ilvl w:val="0"/>
           <w:numId w:val="6"/>
         </w:numPr>
+        <w:jc w:val="both"/>
         <w:rPr>
           <w:rFonts w:ascii="Century" w:hAnsi="Century"/>
           <w:color w:val="404040" w:themeColor="text1" w:themeTint="BF"/>
@@ -3914,6 +4010,7 @@
           <w:ilvl w:val="0"/>
           <w:numId w:val="6"/>
         </w:numPr>
+        <w:jc w:val="both"/>
         <w:rPr>
           <w:rFonts w:ascii="Century" w:hAnsi="Century"/>
           <w:color w:val="404040" w:themeColor="text1" w:themeTint="BF"/>
@@ -3957,6 +4054,7 @@
           <w:ilvl w:val="0"/>
           <w:numId w:val="6"/>
         </w:numPr>
+        <w:jc w:val="both"/>
         <w:rPr>
           <w:rFonts w:ascii="Century" w:hAnsi="Century"/>
           <w:color w:val="404040" w:themeColor="text1" w:themeTint="BF"/>
@@ -3996,6 +4094,7 @@
     </w:p>
     <w:p>
       <w:pPr>
+        <w:jc w:val="both"/>
         <w:rPr>
           <w:rFonts w:ascii="Century" w:hAnsi="Century"/>
           <w:color w:val="404040" w:themeColor="text1" w:themeTint="BF"/>
@@ -4015,66 +4114,73 @@
     </w:p>
     <w:p>
       <w:pPr>
-        <w:rPr>
-          <w:rFonts w:ascii="Century" w:hAnsi="Century"/>
-          <w:color w:val="404040" w:themeColor="text1" w:themeTint="BF"/>
-          <w:sz w:val="24"/>
-          <w:szCs w:val="24"/>
-        </w:rPr>
-      </w:pPr>
-    </w:p>
-    <w:p>
-      <w:pPr>
-        <w:rPr>
-          <w:rFonts w:ascii="Century" w:hAnsi="Century"/>
-          <w:color w:val="404040" w:themeColor="text1" w:themeTint="BF"/>
-          <w:sz w:val="24"/>
-          <w:szCs w:val="24"/>
-        </w:rPr>
-      </w:pPr>
-    </w:p>
-    <w:p>
-      <w:pPr>
-        <w:rPr>
-          <w:rFonts w:ascii="Century" w:hAnsi="Century"/>
-          <w:color w:val="404040" w:themeColor="text1" w:themeTint="BF"/>
-          <w:sz w:val="24"/>
-          <w:szCs w:val="24"/>
-        </w:rPr>
-      </w:pPr>
-    </w:p>
-    <w:p>
-      <w:pPr>
-        <w:rPr>
-          <w:rFonts w:ascii="Century" w:hAnsi="Century"/>
-          <w:color w:val="404040" w:themeColor="text1" w:themeTint="BF"/>
-          <w:sz w:val="24"/>
-          <w:szCs w:val="24"/>
-        </w:rPr>
-      </w:pPr>
-    </w:p>
-    <w:p>
-      <w:pPr>
-        <w:rPr>
-          <w:rFonts w:ascii="Century" w:hAnsi="Century"/>
-          <w:color w:val="404040" w:themeColor="text1" w:themeTint="BF"/>
-          <w:sz w:val="24"/>
-          <w:szCs w:val="24"/>
-        </w:rPr>
-      </w:pPr>
-    </w:p>
-    <w:p>
-      <w:pPr>
-        <w:rPr>
-          <w:rFonts w:ascii="Century" w:hAnsi="Century"/>
-          <w:color w:val="404040" w:themeColor="text1" w:themeTint="BF"/>
-          <w:sz w:val="24"/>
-          <w:szCs w:val="24"/>
-        </w:rPr>
-      </w:pPr>
-    </w:p>
-    <w:p>
-      <w:pPr>
+        <w:jc w:val="both"/>
+        <w:rPr>
+          <w:rFonts w:ascii="Century" w:hAnsi="Century"/>
+          <w:color w:val="404040" w:themeColor="text1" w:themeTint="BF"/>
+          <w:sz w:val="24"/>
+          <w:szCs w:val="24"/>
+        </w:rPr>
+      </w:pPr>
+    </w:p>
+    <w:p>
+      <w:pPr>
+        <w:jc w:val="both"/>
+        <w:rPr>
+          <w:rFonts w:ascii="Century" w:hAnsi="Century"/>
+          <w:color w:val="404040" w:themeColor="text1" w:themeTint="BF"/>
+          <w:sz w:val="24"/>
+          <w:szCs w:val="24"/>
+        </w:rPr>
+      </w:pPr>
+    </w:p>
+    <w:p>
+      <w:pPr>
+        <w:jc w:val="both"/>
+        <w:rPr>
+          <w:rFonts w:ascii="Century" w:hAnsi="Century"/>
+          <w:color w:val="404040" w:themeColor="text1" w:themeTint="BF"/>
+          <w:sz w:val="24"/>
+          <w:szCs w:val="24"/>
+        </w:rPr>
+      </w:pPr>
+    </w:p>
+    <w:p>
+      <w:pPr>
+        <w:jc w:val="both"/>
+        <w:rPr>
+          <w:rFonts w:ascii="Century" w:hAnsi="Century"/>
+          <w:color w:val="404040" w:themeColor="text1" w:themeTint="BF"/>
+          <w:sz w:val="24"/>
+          <w:szCs w:val="24"/>
+        </w:rPr>
+      </w:pPr>
+    </w:p>
+    <w:p>
+      <w:pPr>
+        <w:jc w:val="both"/>
+        <w:rPr>
+          <w:rFonts w:ascii="Century" w:hAnsi="Century"/>
+          <w:color w:val="404040" w:themeColor="text1" w:themeTint="BF"/>
+          <w:sz w:val="24"/>
+          <w:szCs w:val="24"/>
+        </w:rPr>
+      </w:pPr>
+    </w:p>
+    <w:p>
+      <w:pPr>
+        <w:jc w:val="both"/>
+        <w:rPr>
+          <w:rFonts w:ascii="Century" w:hAnsi="Century"/>
+          <w:color w:val="404040" w:themeColor="text1" w:themeTint="BF"/>
+          <w:sz w:val="24"/>
+          <w:szCs w:val="24"/>
+        </w:rPr>
+      </w:pPr>
+    </w:p>
+    <w:p>
+      <w:pPr>
+        <w:jc w:val="both"/>
         <w:rPr>
           <w:rFonts w:ascii="Century" w:hAnsi="Century"/>
           <w:color w:val="262626" w:themeColor="text1" w:themeTint="D9"/>
@@ -4086,6 +4192,7 @@
     <w:p>
       <w:pPr>
         <w:pStyle w:val="Titre2"/>
+        <w:jc w:val="both"/>
         <w:rPr>
           <w:color w:val="000000" w:themeColor="text1"/>
           <w:sz w:val="40"/>
@@ -4114,6 +4221,7 @@
     <w:p>
       <w:pPr>
         <w:pStyle w:val="Paragraphedeliste"/>
+        <w:jc w:val="both"/>
         <w:rPr>
           <w:rFonts w:ascii="Century" w:hAnsi="Century"/>
           <w:color w:val="000000" w:themeColor="text1"/>
@@ -4125,6 +4233,7 @@
     <w:p>
       <w:pPr>
         <w:pStyle w:val="Titre3"/>
+        <w:jc w:val="both"/>
         <w:rPr>
           <w:color w:val="000000" w:themeColor="text1"/>
           <w:sz w:val="34"/>
@@ -4150,10 +4259,15 @@
       </w:r>
       <w:bookmarkEnd w:id="8"/>
     </w:p>
-    <w:p/>
+    <w:p>
+      <w:pPr>
+        <w:jc w:val="both"/>
+      </w:pPr>
+    </w:p>
     <w:p>
       <w:pPr>
         <w:ind w:firstLine="360"/>
+        <w:jc w:val="both"/>
         <w:rPr>
           <w:rFonts w:ascii="Century" w:hAnsi="Century"/>
           <w:color w:val="404040" w:themeColor="text1" w:themeTint="BF"/>
@@ -4297,6 +4411,7 @@
           <w:ilvl w:val="0"/>
           <w:numId w:val="7"/>
         </w:numPr>
+        <w:jc w:val="both"/>
         <w:rPr>
           <w:rFonts w:ascii="Century" w:hAnsi="Century"/>
           <w:color w:val="404040" w:themeColor="text1" w:themeTint="BF"/>
@@ -4341,6 +4456,7 @@
           <w:ilvl w:val="0"/>
           <w:numId w:val="7"/>
         </w:numPr>
+        <w:jc w:val="both"/>
         <w:rPr>
           <w:rFonts w:ascii="Century" w:hAnsi="Century"/>
           <w:color w:val="404040" w:themeColor="text1" w:themeTint="BF"/>
@@ -4385,6 +4501,7 @@
           <w:ilvl w:val="0"/>
           <w:numId w:val="7"/>
         </w:numPr>
+        <w:jc w:val="both"/>
         <w:rPr>
           <w:rFonts w:ascii="Century" w:hAnsi="Century"/>
           <w:color w:val="404040" w:themeColor="text1" w:themeTint="BF"/>
@@ -4429,6 +4546,7 @@
           <w:ilvl w:val="0"/>
           <w:numId w:val="7"/>
         </w:numPr>
+        <w:jc w:val="both"/>
         <w:rPr>
           <w:rFonts w:ascii="Century" w:hAnsi="Century"/>
           <w:color w:val="404040" w:themeColor="text1" w:themeTint="BF"/>
@@ -4470,6 +4588,7 @@
       <w:pPr>
         <w:pStyle w:val="Paragraphedeliste"/>
         <w:ind w:left="1080"/>
+        <w:jc w:val="both"/>
         <w:rPr>
           <w:rFonts w:ascii="Century" w:hAnsi="Century"/>
           <w:color w:val="262626" w:themeColor="text1" w:themeTint="D9"/>
@@ -4481,6 +4600,7 @@
     <w:p>
       <w:pPr>
         <w:pStyle w:val="Titre3"/>
+        <w:jc w:val="both"/>
         <w:rPr>
           <w:color w:val="000000" w:themeColor="text1"/>
           <w:sz w:val="34"/>
@@ -4510,6 +4630,7 @@
       <w:pPr>
         <w:pStyle w:val="font-claude-response-body"/>
         <w:ind w:firstLine="540"/>
+        <w:jc w:val="both"/>
       </w:pPr>
       <w:r>
         <w:t>Scrum est un framework de développement agile orienté projet informatique, dont le nom est emprunté au monde du rugby (</w:t>
@@ -4531,6 +4652,7 @@
     <w:p>
       <w:pPr>
         <w:pStyle w:val="font-claude-response-body"/>
+        <w:jc w:val="both"/>
       </w:pPr>
       <w:r>
         <w:t>Comme illustré dans la figure ci-dessous, Scrum s'articule autour de trois rôles principaux (</w:t>
@@ -4629,13 +4751,14 @@
     <w:p>
       <w:pPr>
         <w:pStyle w:val="font-claude-response-body"/>
+        <w:jc w:val="both"/>
       </w:pPr>
     </w:p>
     <w:p>
       <w:pPr>
         <w:pStyle w:val="Paragraphedeliste"/>
         <w:ind w:left="1080"/>
-        <w:jc w:val="center"/>
+        <w:jc w:val="both"/>
         <w:rPr>
           <w:rFonts w:ascii="Century" w:hAnsi="Century"/>
           <w:color w:val="404040" w:themeColor="text1" w:themeTint="BF"/>
@@ -4706,7 +4829,7 @@
       <w:pPr>
         <w:pStyle w:val="Paragraphedeliste"/>
         <w:ind w:left="1080"/>
-        <w:jc w:val="center"/>
+        <w:jc w:val="both"/>
         <w:rPr>
           <w:rFonts w:ascii="Century" w:hAnsi="Century"/>
           <w:color w:val="404040" w:themeColor="text1" w:themeTint="BF"/>
@@ -4728,7 +4851,7 @@
       <w:pPr>
         <w:pStyle w:val="Paragraphedeliste"/>
         <w:ind w:left="1080"/>
-        <w:jc w:val="center"/>
+        <w:jc w:val="both"/>
         <w:rPr>
           <w:rFonts w:ascii="Century" w:hAnsi="Century"/>
           <w:color w:val="404040" w:themeColor="text1" w:themeTint="BF"/>
@@ -4741,6 +4864,7 @@
       <w:pPr>
         <w:pStyle w:val="Paragraphedeliste"/>
         <w:ind w:left="1080"/>
+        <w:jc w:val="both"/>
         <w:rPr>
           <w:rFonts w:ascii="Century" w:hAnsi="Century"/>
           <w:color w:val="262626" w:themeColor="text1" w:themeTint="D9"/>
@@ -4752,6 +4876,7 @@
     <w:p>
       <w:pPr>
         <w:pStyle w:val="Titre2"/>
+        <w:jc w:val="both"/>
         <w:rPr>
           <w:color w:val="000000" w:themeColor="text1"/>
           <w:sz w:val="40"/>
@@ -4777,9 +4902,14 @@
       </w:r>
       <w:bookmarkEnd w:id="10"/>
     </w:p>
-    <w:p/>
-    <w:p>
-      <w:pPr>
+    <w:p>
+      <w:pPr>
+        <w:jc w:val="both"/>
+      </w:pPr>
+    </w:p>
+    <w:p>
+      <w:pPr>
+        <w:jc w:val="both"/>
         <w:rPr>
           <w:rFonts w:ascii="Century" w:hAnsi="Century"/>
           <w:color w:val="404040" w:themeColor="text1" w:themeTint="BF"/>
@@ -4800,6 +4930,7 @@
     <w:p>
       <w:pPr>
         <w:pStyle w:val="Paragraphedeliste"/>
+        <w:jc w:val="both"/>
         <w:rPr>
           <w:rFonts w:ascii="Century" w:hAnsi="Century"/>
           <w:color w:val="404040" w:themeColor="text1" w:themeTint="BF"/>
@@ -4811,17 +4942,18 @@
     <w:p>
       <w:pPr>
         <w:pStyle w:val="Paragraphedeliste"/>
-        <w:jc w:val="center"/>
-        <w:rPr>
-          <w:rFonts w:ascii="Century" w:hAnsi="Century"/>
-          <w:color w:val="404040" w:themeColor="text1" w:themeTint="BF"/>
-          <w:sz w:val="24"/>
-          <w:szCs w:val="24"/>
-        </w:rPr>
-      </w:pPr>
-    </w:p>
-    <w:p>
-      <w:pPr>
+        <w:jc w:val="both"/>
+        <w:rPr>
+          <w:rFonts w:ascii="Century" w:hAnsi="Century"/>
+          <w:color w:val="404040" w:themeColor="text1" w:themeTint="BF"/>
+          <w:sz w:val="24"/>
+          <w:szCs w:val="24"/>
+        </w:rPr>
+      </w:pPr>
+    </w:p>
+    <w:p>
+      <w:pPr>
+        <w:jc w:val="both"/>
         <w:rPr>
           <w:rFonts w:ascii="Century" w:hAnsi="Century"/>
           <w:sz w:val="50"/>
@@ -4831,6 +4963,7 @@
     </w:p>
     <w:p>
       <w:pPr>
+        <w:jc w:val="both"/>
         <w:rPr>
           <w:rFonts w:ascii="Century" w:hAnsi="Century"/>
           <w:sz w:val="50"/>
@@ -4840,6 +4973,7 @@
     </w:p>
     <w:p>
       <w:pPr>
+        <w:jc w:val="both"/>
         <w:rPr>
           <w:rFonts w:ascii="Century" w:hAnsi="Century"/>
           <w:sz w:val="50"/>
@@ -4849,6 +4983,7 @@
     </w:p>
     <w:p>
       <w:pPr>
+        <w:jc w:val="both"/>
         <w:rPr>
           <w:rFonts w:ascii="Century" w:hAnsi="Century"/>
           <w:sz w:val="50"/>
@@ -4858,6 +4993,7 @@
     </w:p>
     <w:p>
       <w:pPr>
+        <w:jc w:val="both"/>
         <w:rPr>
           <w:rFonts w:ascii="Century" w:hAnsi="Century"/>
           <w:sz w:val="56"/>
@@ -4885,6 +5021,7 @@
     <w:p>
       <w:pPr>
         <w:pStyle w:val="Titre1"/>
+        <w:jc w:val="both"/>
         <w:rPr>
           <w:color w:val="auto"/>
           <w:sz w:val="50"/>
@@ -4900,10 +5037,15 @@
         <w:t>Préparation du projet</w:t>
       </w:r>
     </w:p>
-    <w:p/>
+    <w:p>
+      <w:pPr>
+        <w:jc w:val="both"/>
+      </w:pPr>
+    </w:p>
     <w:p>
       <w:pPr>
         <w:pStyle w:val="Titre2"/>
+        <w:jc w:val="both"/>
         <w:rPr>
           <w:color w:val="auto"/>
           <w:sz w:val="40"/>
@@ -4930,6 +5072,7 @@
     <w:p>
       <w:pPr>
         <w:ind w:firstLine="576"/>
+        <w:jc w:val="both"/>
         <w:rPr>
           <w:color w:val="404040" w:themeColor="text1" w:themeTint="BF"/>
           <w:sz w:val="24"/>
@@ -4947,6 +5090,7 @@
     </w:p>
     <w:p>
       <w:pPr>
+        <w:jc w:val="both"/>
         <w:rPr>
           <w:color w:val="404040" w:themeColor="text1" w:themeTint="BF"/>
           <w:sz w:val="24"/>
@@ -4957,6 +5101,7 @@
     <w:p>
       <w:pPr>
         <w:pStyle w:val="Titre2"/>
+        <w:jc w:val="both"/>
         <w:rPr>
           <w:color w:val="404040" w:themeColor="text1" w:themeTint="BF"/>
           <w:sz w:val="40"/>
@@ -4987,6 +5132,7 @@
         <w:adjustRightInd w:val="0"/>
         <w:spacing w:after="0" w:line="240" w:lineRule="auto"/>
         <w:ind w:firstLine="576"/>
+        <w:jc w:val="both"/>
         <w:rPr>
           <w:rFonts w:ascii="F42" w:hAnsi="F42" w:cs="F42"/>
           <w:kern w:val="0"/>
@@ -5001,36 +5147,22 @@
           <w:sz w:val="24"/>
           <w:szCs w:val="24"/>
         </w:rPr>
-        <w:t>Dans ce qui suit, nous détaillons les acteurs ainsi que les besoins fonctionnels et non fonctionnels de notre projet.</w:t>
-      </w:r>
-    </w:p>
-    <w:p>
-      <w:pPr>
-        <w:autoSpaceDE w:val="0"/>
-        <w:autoSpaceDN w:val="0"/>
-        <w:adjustRightInd w:val="0"/>
-        <w:spacing w:after="0" w:line="240" w:lineRule="auto"/>
-        <w:ind w:firstLine="576"/>
+        <w:t>Dans cette section, nous détaillons les acteurs du système ainsi que les exigences fonctionnelles et non fonctionnelles qui définissent le périmètre de notre projet.</w:t>
+      </w:r>
+      <w:r>
         <w:rPr>
           <w:rFonts w:ascii="F42" w:hAnsi="F42" w:cs="F42"/>
           <w:kern w:val="0"/>
           <w:sz w:val="24"/>
           <w:szCs w:val="24"/>
         </w:rPr>
-      </w:pPr>
-      <w:r>
-        <w:rPr>
-          <w:rFonts w:ascii="F42" w:hAnsi="F42" w:cs="F42"/>
-          <w:kern w:val="0"/>
-          <w:sz w:val="24"/>
-          <w:szCs w:val="24"/>
-        </w:rPr>
         <w:t xml:space="preserve">     </w:t>
       </w:r>
     </w:p>
     <w:p>
       <w:pPr>
         <w:pStyle w:val="Titre3"/>
+        <w:jc w:val="both"/>
         <w:rPr>
           <w:color w:val="404040" w:themeColor="text1" w:themeTint="BF"/>
           <w:sz w:val="34"/>
@@ -5057,19 +5189,20 @@
     <w:p>
       <w:pPr>
         <w:ind w:firstLine="708"/>
-        <w:rPr>
-          <w:color w:val="404040" w:themeColor="text1" w:themeTint="BF"/>
-          <w:sz w:val="24"/>
-          <w:szCs w:val="24"/>
-        </w:rPr>
-      </w:pPr>
-      <w:r>
-        <w:rPr>
-          <w:color w:val="404040" w:themeColor="text1" w:themeTint="BF"/>
-          <w:sz w:val="24"/>
-          <w:szCs w:val="24"/>
-        </w:rPr>
-        <w:t>Les besoins fonctionnels représentent l'ensemble des fonctionnalités que le système doit impérativement offrir afin de répondre aux attentes des différents profils d'utilisateurs. Ces besoins couvrent :</w:t>
+        <w:jc w:val="both"/>
+        <w:rPr>
+          <w:color w:val="404040" w:themeColor="text1" w:themeTint="BF"/>
+          <w:sz w:val="24"/>
+          <w:szCs w:val="24"/>
+        </w:rPr>
+      </w:pPr>
+      <w:r>
+        <w:rPr>
+          <w:color w:val="404040" w:themeColor="text1" w:themeTint="BF"/>
+          <w:sz w:val="24"/>
+          <w:szCs w:val="24"/>
+        </w:rPr>
+        <w:t>Les besoins fonctionnels décrivent les services et les comportements que le système doit fournir pour satisfaire les attentes des différents profils d'utilisateurs. Pour notre plateforme, ces besoins ont été identifiés comme suit :</w:t>
       </w:r>
     </w:p>
     <w:p>
@@ -5078,6 +5211,7 @@
           <w:ilvl w:val="0"/>
           <w:numId w:val="11"/>
         </w:numPr>
+        <w:jc w:val="both"/>
         <w:rPr>
           <w:color w:val="404040" w:themeColor="text1" w:themeTint="BF"/>
           <w:sz w:val="24"/>
@@ -5092,15 +5226,15 @@
           <w:sz w:val="24"/>
           <w:szCs w:val="24"/>
         </w:rPr>
-        <w:t>Authentification et sécurité</w:t>
-      </w:r>
-      <w:r>
-        <w:rPr>
-          <w:color w:val="404040" w:themeColor="text1" w:themeTint="BF"/>
-          <w:sz w:val="24"/>
-          <w:szCs w:val="24"/>
-        </w:rPr>
-        <w:t xml:space="preserve"> : connexion sécurisée via JWT, gestion des rôles et des permissions, réinitialisation de mot de passe par </w:t>
+        <w:t>Authentification et Sécurité : </w:t>
+      </w:r>
+      <w:r>
+        <w:rPr>
+          <w:color w:val="404040" w:themeColor="text1" w:themeTint="BF"/>
+          <w:sz w:val="24"/>
+          <w:szCs w:val="24"/>
+        </w:rPr>
+        <w:t xml:space="preserve">Mise en œuvre d'une connexion sécurisée basée sur les tokens JWT (JSON Web Token). Le système assure une gestion stricte des rôles et des permissions, incluant un mécanisme de récupération de mot de passe par </w:t>
       </w:r>
       <w:proofErr w:type="gramStart"/>
       <w:r>
@@ -5127,13 +5261,7 @@
           <w:ilvl w:val="0"/>
           <w:numId w:val="11"/>
         </w:numPr>
-        <w:rPr>
-          <w:color w:val="404040" w:themeColor="text1" w:themeTint="BF"/>
-          <w:sz w:val="24"/>
-          <w:szCs w:val="24"/>
-        </w:rPr>
-      </w:pPr>
-      <w:r>
+        <w:jc w:val="both"/>
         <w:rPr>
           <w:b/>
           <w:bCs/>
@@ -5141,15 +5269,24 @@
           <w:sz w:val="24"/>
           <w:szCs w:val="24"/>
         </w:rPr>
-        <w:t>Gestion des utilisateurs</w:t>
-      </w:r>
-      <w:r>
-        <w:rPr>
-          <w:color w:val="404040" w:themeColor="text1" w:themeTint="BF"/>
-          <w:sz w:val="24"/>
-          <w:szCs w:val="24"/>
-        </w:rPr>
-        <w:t xml:space="preserve"> : création, modification et suppression des comptes (administrateurs, encadrants, stagiaires).</w:t>
+      </w:pPr>
+      <w:r>
+        <w:rPr>
+          <w:b/>
+          <w:bCs/>
+          <w:color w:val="404040" w:themeColor="text1" w:themeTint="BF"/>
+          <w:sz w:val="24"/>
+          <w:szCs w:val="24"/>
+        </w:rPr>
+        <w:t>Gestion des Utilisateurs : </w:t>
+      </w:r>
+      <w:r>
+        <w:rPr>
+          <w:color w:val="404040" w:themeColor="text1" w:themeTint="BF"/>
+          <w:sz w:val="24"/>
+          <w:szCs w:val="24"/>
+        </w:rPr>
+        <w:t>Un module permettant aux administrateurs de gérer le cycle de vie des comptes (création, modification, suspension) pour les administrateurs, les encadrants et les stagiaires.</w:t>
       </w:r>
     </w:p>
     <w:p>
@@ -5158,13 +5295,7 @@
           <w:ilvl w:val="0"/>
           <w:numId w:val="11"/>
         </w:numPr>
-        <w:rPr>
-          <w:color w:val="404040" w:themeColor="text1" w:themeTint="BF"/>
-          <w:sz w:val="24"/>
-          <w:szCs w:val="24"/>
-        </w:rPr>
-      </w:pPr>
-      <w:r>
+        <w:jc w:val="both"/>
         <w:rPr>
           <w:b/>
           <w:bCs/>
@@ -5172,15 +5303,24 @@
           <w:sz w:val="24"/>
           <w:szCs w:val="24"/>
         </w:rPr>
-        <w:t>Gestion des sujets de stage</w:t>
-      </w:r>
-      <w:r>
-        <w:rPr>
-          <w:color w:val="404040" w:themeColor="text1" w:themeTint="BF"/>
-          <w:sz w:val="24"/>
-          <w:szCs w:val="24"/>
-        </w:rPr>
-        <w:t xml:space="preserve"> : soumission, validation et affectation des sujets.</w:t>
+      </w:pPr>
+      <w:r>
+        <w:rPr>
+          <w:b/>
+          <w:bCs/>
+          <w:color w:val="404040" w:themeColor="text1" w:themeTint="BF"/>
+          <w:sz w:val="24"/>
+          <w:szCs w:val="24"/>
+        </w:rPr>
+        <w:t>Gestion des Sujets de Stage : </w:t>
+      </w:r>
+      <w:r>
+        <w:rPr>
+          <w:color w:val="404040" w:themeColor="text1" w:themeTint="BF"/>
+          <w:sz w:val="24"/>
+          <w:szCs w:val="24"/>
+        </w:rPr>
+        <w:t>Processus complet incluant la soumission de nouveaux sujets par les encadrants, leur validation par le responsable et leur affectation aux stagiaires.</w:t>
       </w:r>
     </w:p>
     <w:p>
@@ -5189,6 +5329,7 @@
           <w:ilvl w:val="0"/>
           <w:numId w:val="11"/>
         </w:numPr>
+        <w:jc w:val="both"/>
         <w:rPr>
           <w:color w:val="404040" w:themeColor="text1" w:themeTint="BF"/>
           <w:sz w:val="24"/>
@@ -5203,15 +5344,15 @@
           <w:sz w:val="24"/>
           <w:szCs w:val="24"/>
         </w:rPr>
-        <w:t>Gestion des stages</w:t>
-      </w:r>
-      <w:r>
-        <w:rPr>
-          <w:color w:val="404040" w:themeColor="text1" w:themeTint="BF"/>
-          <w:sz w:val="24"/>
-          <w:szCs w:val="24"/>
-        </w:rPr>
-        <w:t xml:space="preserve"> : création des stages, affectation des encadrants, gestion des binômes collaboratifs.</w:t>
+        <w:t>Gestion des Stages et Binômes : </w:t>
+      </w:r>
+      <w:r>
+        <w:rPr>
+          <w:color w:val="404040" w:themeColor="text1" w:themeTint="BF"/>
+          <w:sz w:val="24"/>
+          <w:szCs w:val="24"/>
+        </w:rPr>
+        <w:t>Création des sessions de stage, affectation des encadrants professionnels et gestion spécifique des stages en binôme pour favoriser la collaboration.</w:t>
       </w:r>
     </w:p>
     <w:p>
@@ -5220,6 +5361,7 @@
           <w:ilvl w:val="0"/>
           <w:numId w:val="11"/>
         </w:numPr>
+        <w:jc w:val="both"/>
         <w:rPr>
           <w:color w:val="404040" w:themeColor="text1" w:themeTint="BF"/>
           <w:sz w:val="24"/>
@@ -5234,15 +5376,16 @@
           <w:sz w:val="24"/>
           <w:szCs w:val="24"/>
         </w:rPr>
-        <w:t>Gestion agile des sprints</w:t>
-      </w:r>
-      <w:r>
-        <w:rPr>
-          <w:color w:val="404040" w:themeColor="text1" w:themeTint="BF"/>
-          <w:sz w:val="24"/>
-          <w:szCs w:val="24"/>
-        </w:rPr>
-        <w:t xml:space="preserve"> : planification, lancement, suivi et clôture des sprints avec report automatique des tâches non terminées.</w:t>
+        <w:lastRenderedPageBreak/>
+        <w:t xml:space="preserve">Gestion Agile des Sprints </w:t>
+      </w:r>
+      <w:r>
+        <w:rPr>
+          <w:color w:val="404040" w:themeColor="text1" w:themeTint="BF"/>
+          <w:sz w:val="24"/>
+          <w:szCs w:val="24"/>
+        </w:rPr>
+        <w:t>: Support de la méthodologie Scrum permettant la planification, le lancement et le suivi des sprints. Le système inclut un mécanisme de report automatique des tâches non achevées vers le sprint suivant.</w:t>
       </w:r>
     </w:p>
     <w:p>
@@ -5251,6 +5394,7 @@
           <w:ilvl w:val="0"/>
           <w:numId w:val="11"/>
         </w:numPr>
+        <w:jc w:val="both"/>
         <w:rPr>
           <w:color w:val="404040" w:themeColor="text1" w:themeTint="BF"/>
           <w:sz w:val="24"/>
@@ -5265,15 +5409,33 @@
           <w:sz w:val="24"/>
           <w:szCs w:val="24"/>
         </w:rPr>
-        <w:t>Gestion du backlog et des tâches</w:t>
-      </w:r>
-      <w:r>
-        <w:rPr>
-          <w:color w:val="404040" w:themeColor="text1" w:themeTint="BF"/>
-          <w:sz w:val="24"/>
-          <w:szCs w:val="24"/>
-        </w:rPr>
-        <w:t xml:space="preserve"> : création des tâches, définition des priorités et suivi des états (À faire, En cours, Terminé).</w:t>
+        <w:t>Gestion du Backlog et des Tâches : </w:t>
+      </w:r>
+      <w:r>
+        <w:rPr>
+          <w:color w:val="404040" w:themeColor="text1" w:themeTint="BF"/>
+          <w:sz w:val="24"/>
+          <w:szCs w:val="24"/>
+        </w:rPr>
+        <w:t>Création et hiérarchisation des tâches, définition des priorités et suivi en temps réel des états d'avancement (</w:t>
+      </w:r>
+      <w:r>
+        <w:rPr>
+          <w:i/>
+          <w:iCs/>
+          <w:color w:val="404040" w:themeColor="text1" w:themeTint="BF"/>
+          <w:sz w:val="24"/>
+          <w:szCs w:val="24"/>
+        </w:rPr>
+        <w:t>À faire, En cours, Terminé</w:t>
+      </w:r>
+      <w:r>
+        <w:rPr>
+          <w:color w:val="404040" w:themeColor="text1" w:themeTint="BF"/>
+          <w:sz w:val="24"/>
+          <w:szCs w:val="24"/>
+        </w:rPr>
+        <w:t>).</w:t>
       </w:r>
     </w:p>
     <w:p>
@@ -5282,13 +5444,7 @@
           <w:ilvl w:val="0"/>
           <w:numId w:val="11"/>
         </w:numPr>
-        <w:rPr>
-          <w:color w:val="404040" w:themeColor="text1" w:themeTint="BF"/>
-          <w:sz w:val="24"/>
-          <w:szCs w:val="24"/>
-        </w:rPr>
-      </w:pPr>
-      <w:r>
+        <w:jc w:val="both"/>
         <w:rPr>
           <w:b/>
           <w:bCs/>
@@ -5296,17 +5452,43 @@
           <w:sz w:val="24"/>
           <w:szCs w:val="24"/>
         </w:rPr>
-        <w:lastRenderedPageBreak/>
-        <w:t>Gestion des réunions</w:t>
-      </w:r>
-      <w:r>
-        <w:rPr>
-          <w:color w:val="404040" w:themeColor="text1" w:themeTint="BF"/>
-          <w:sz w:val="24"/>
-          <w:szCs w:val="24"/>
-        </w:rPr>
-        <w:t xml:space="preserve"> : planification des séances de suivi avec notifications automatiques aux participants.</w:t>
-      </w:r>
+      </w:pPr>
+      <w:r>
+        <w:rPr>
+          <w:b/>
+          <w:bCs/>
+          <w:color w:val="404040" w:themeColor="text1" w:themeTint="BF"/>
+          <w:sz w:val="24"/>
+          <w:szCs w:val="24"/>
+        </w:rPr>
+        <w:t>Gestion des Réunions : </w:t>
+      </w:r>
+      <w:r>
+        <w:rPr>
+          <w:color w:val="404040" w:themeColor="text1" w:themeTint="BF"/>
+          <w:sz w:val="24"/>
+          <w:szCs w:val="24"/>
+        </w:rPr>
+        <w:t xml:space="preserve">Planification des séances de suivi avec synchronisation et notifications automatiques pour tous les participants </w:t>
+      </w:r>
+      <w:proofErr w:type="gramStart"/>
+      <w:r>
+        <w:rPr>
+          <w:color w:val="404040" w:themeColor="text1" w:themeTint="BF"/>
+          <w:sz w:val="24"/>
+          <w:szCs w:val="24"/>
+        </w:rPr>
+        <w:t>concernés</w:t>
+      </w:r>
+      <w:r>
+        <w:rPr>
+          <w:color w:val="404040" w:themeColor="text1" w:themeTint="BF"/>
+          <w:sz w:val="24"/>
+          <w:szCs w:val="24"/>
+        </w:rPr>
+        <w:t xml:space="preserve"> .</w:t>
+      </w:r>
+      <w:proofErr w:type="gramEnd"/>
     </w:p>
     <w:p>
       <w:pPr>
@@ -5314,6 +5496,7 @@
           <w:ilvl w:val="0"/>
           <w:numId w:val="11"/>
         </w:numPr>
+        <w:jc w:val="both"/>
         <w:rPr>
           <w:color w:val="404040" w:themeColor="text1" w:themeTint="BF"/>
           <w:sz w:val="24"/>
@@ -5328,15 +5511,15 @@
           <w:sz w:val="24"/>
           <w:szCs w:val="24"/>
         </w:rPr>
-        <w:t>Système d'évaluation</w:t>
-      </w:r>
-      <w:r>
-        <w:rPr>
-          <w:color w:val="404040" w:themeColor="text1" w:themeTint="BF"/>
-          <w:sz w:val="24"/>
-          <w:szCs w:val="24"/>
-        </w:rPr>
-        <w:t xml:space="preserve"> : grille de notation, calcul automatique des moyennes et attribution des mentions.</w:t>
+        <w:t>Système d'Évaluation : </w:t>
+      </w:r>
+      <w:r>
+        <w:rPr>
+          <w:color w:val="404040" w:themeColor="text1" w:themeTint="BF"/>
+          <w:sz w:val="24"/>
+          <w:szCs w:val="24"/>
+        </w:rPr>
+        <w:t>Mise en place d'une grille de notation multicritères avec calcul automatisé des moyennes et génération automatique des mentions.</w:t>
       </w:r>
     </w:p>
     <w:p>
@@ -5345,6 +5528,7 @@
           <w:ilvl w:val="0"/>
           <w:numId w:val="11"/>
         </w:numPr>
+        <w:jc w:val="both"/>
         <w:rPr>
           <w:color w:val="404040" w:themeColor="text1" w:themeTint="BF"/>
           <w:sz w:val="24"/>
@@ -5359,15 +5543,15 @@
           <w:sz w:val="24"/>
           <w:szCs w:val="24"/>
         </w:rPr>
-        <w:t>Tableau de bord analytique</w:t>
-      </w:r>
-      <w:r>
-        <w:rPr>
-          <w:color w:val="404040" w:themeColor="text1" w:themeTint="BF"/>
-          <w:sz w:val="24"/>
-          <w:szCs w:val="24"/>
-        </w:rPr>
-        <w:t xml:space="preserve"> : indicateurs de performance (KPIs), graphiques de progression et Hall of Fame.</w:t>
+        <w:t>Tableau de Bord Analytique : </w:t>
+      </w:r>
+      <w:r>
+        <w:rPr>
+          <w:color w:val="404040" w:themeColor="text1" w:themeTint="BF"/>
+          <w:sz w:val="24"/>
+          <w:szCs w:val="24"/>
+        </w:rPr>
+        <w:t>Visualisation des indicateurs de performance (KPIs) via des graphiques de progression et un "Hall of Fame" pour valoriser les meilleurs stagiaires.</w:t>
       </w:r>
     </w:p>
     <w:p>
@@ -5376,6 +5560,7 @@
           <w:ilvl w:val="0"/>
           <w:numId w:val="11"/>
         </w:numPr>
+        <w:jc w:val="both"/>
         <w:rPr>
           <w:color w:val="404040" w:themeColor="text1" w:themeTint="BF"/>
           <w:sz w:val="24"/>
@@ -5390,15 +5575,15 @@
           <w:sz w:val="24"/>
           <w:szCs w:val="24"/>
         </w:rPr>
-        <w:t>Génération de documents PDF</w:t>
-      </w:r>
-      <w:r>
-        <w:rPr>
-          <w:color w:val="404040" w:themeColor="text1" w:themeTint="BF"/>
-          <w:sz w:val="24"/>
-          <w:szCs w:val="24"/>
-        </w:rPr>
-        <w:t xml:space="preserve"> : exportation automatique des procès-verbaux de réunions et des rapports de stage.</w:t>
+        <w:t xml:space="preserve">Génération Automatique de Documents </w:t>
+      </w:r>
+      <w:r>
+        <w:rPr>
+          <w:color w:val="404040" w:themeColor="text1" w:themeTint="BF"/>
+          <w:sz w:val="24"/>
+          <w:szCs w:val="24"/>
+        </w:rPr>
+        <w:t>: Module d'exportation au format PDF pour les procès-verbaux de réunions et les attestations ou rapports de stage.</w:t>
       </w:r>
     </w:p>
     <w:p>
@@ -5407,6 +5592,7 @@
           <w:ilvl w:val="0"/>
           <w:numId w:val="11"/>
         </w:numPr>
+        <w:jc w:val="both"/>
         <w:rPr>
           <w:color w:val="404040" w:themeColor="text1" w:themeTint="BF"/>
           <w:sz w:val="24"/>
@@ -5421,20 +5607,32 @@
           <w:sz w:val="24"/>
           <w:szCs w:val="24"/>
         </w:rPr>
-        <w:t>Système de notifications</w:t>
-      </w:r>
-      <w:r>
-        <w:rPr>
-          <w:color w:val="404040" w:themeColor="text1" w:themeTint="BF"/>
-          <w:sz w:val="24"/>
-          <w:szCs w:val="24"/>
-        </w:rPr>
-        <w:t xml:space="preserve"> : alertes en temps réel pour les invitations aux réunions, validations de tâches et clôtures de sprints.</w:t>
-      </w:r>
+        <w:t>Notifications en Temps Réel : </w:t>
+      </w:r>
+      <w:r>
+        <w:rPr>
+          <w:color w:val="404040" w:themeColor="text1" w:themeTint="BF"/>
+          <w:sz w:val="24"/>
+          <w:szCs w:val="24"/>
+        </w:rPr>
+        <w:t>Système d'alertes instantanées informant les utilisateurs des événements critiques (invitations, validations de tâches, clôtures de sprints).</w:t>
+      </w:r>
+    </w:p>
+    <w:p>
+      <w:pPr>
+        <w:ind w:left="720"/>
+        <w:jc w:val="both"/>
+        <w:rPr>
+          <w:color w:val="404040" w:themeColor="text1" w:themeTint="BF"/>
+          <w:sz w:val="24"/>
+          <w:szCs w:val="24"/>
+        </w:rPr>
+      </w:pPr>
     </w:p>
     <w:p>
       <w:pPr>
         <w:pStyle w:val="Titre3"/>
+        <w:jc w:val="both"/>
         <w:rPr>
           <w:color w:val="404040" w:themeColor="text1" w:themeTint="BF"/>
           <w:sz w:val="34"/>
@@ -5462,6 +5660,7 @@
       <w:pPr>
         <w:pStyle w:val="font-claude-response-body"/>
         <w:ind w:firstLine="708"/>
+        <w:jc w:val="both"/>
         <w:rPr>
           <w:color w:val="404040" w:themeColor="text1" w:themeTint="BF"/>
         </w:rPr>
@@ -5477,7 +5676,7 @@
       <w:pPr>
         <w:pStyle w:val="font-claude-response-body"/>
         <w:ind w:firstLine="708"/>
-        <w:jc w:val="center"/>
+        <w:jc w:val="both"/>
         <w:rPr>
           <w:color w:val="404040" w:themeColor="text1" w:themeTint="BF"/>
         </w:rPr>
@@ -5486,6 +5685,7 @@
         <w:rPr>
           <w:noProof/>
         </w:rPr>
+        <w:lastRenderedPageBreak/>
         <w:drawing>
           <wp:inline distT="0" distB="0" distL="0" distR="0" wp14:anchorId="423F42B6" wp14:editId="62DD306F">
             <wp:extent cx="4762424" cy="4562475"/>
@@ -5539,7 +5739,7 @@
     <w:p>
       <w:pPr>
         <w:pStyle w:val="font-claude-response-body"/>
-        <w:jc w:val="center"/>
+        <w:jc w:val="both"/>
         <w:rPr>
           <w:color w:val="404040" w:themeColor="text1" w:themeTint="BF"/>
         </w:rPr>
@@ -5551,19 +5751,419 @@
         <w:t>Figure 2.1 _ Diagramme du cas d'utilisation</w:t>
       </w:r>
     </w:p>
+    <w:tbl>
+      <w:tblPr>
+        <w:tblStyle w:val="Grilledutableau"/>
+        <w:tblW w:w="0" w:type="auto"/>
+        <w:tblInd w:w="38" w:type="dxa"/>
+        <w:tblLook w:val="04A0" w:firstRow="1" w:lastRow="0" w:firstColumn="1" w:lastColumn="0" w:noHBand="0" w:noVBand="1"/>
+      </w:tblPr>
+      <w:tblGrid>
+        <w:gridCol w:w="2622"/>
+        <w:gridCol w:w="6590"/>
+      </w:tblGrid>
+      <w:tr>
+        <w:trPr>
+          <w:trHeight w:val="326"/>
+        </w:trPr>
+        <w:tc>
+          <w:tcPr>
+            <w:tcW w:w="2622" w:type="dxa"/>
+          </w:tcPr>
+          <w:p>
+            <w:pPr>
+              <w:pStyle w:val="font-claude-response-body"/>
+              <w:jc w:val="both"/>
+              <w:rPr>
+                <w:b/>
+                <w:bCs/>
+                <w:color w:val="404040" w:themeColor="text1" w:themeTint="BF"/>
+              </w:rPr>
+            </w:pPr>
+            <w:r>
+              <w:rPr>
+                <w:b/>
+                <w:bCs/>
+                <w:color w:val="404040" w:themeColor="text1" w:themeTint="BF"/>
+              </w:rPr>
+              <w:t>Champ</w:t>
+            </w:r>
+          </w:p>
+        </w:tc>
+        <w:tc>
+          <w:tcPr>
+            <w:tcW w:w="6590" w:type="dxa"/>
+          </w:tcPr>
+          <w:p>
+            <w:pPr>
+              <w:pStyle w:val="font-claude-response-body"/>
+              <w:jc w:val="both"/>
+              <w:rPr>
+                <w:b/>
+                <w:bCs/>
+                <w:color w:val="404040" w:themeColor="text1" w:themeTint="BF"/>
+              </w:rPr>
+            </w:pPr>
+            <w:r>
+              <w:rPr>
+                <w:b/>
+                <w:bCs/>
+                <w:color w:val="404040" w:themeColor="text1" w:themeTint="BF"/>
+              </w:rPr>
+              <w:t>Contenu</w:t>
+            </w:r>
+          </w:p>
+        </w:tc>
+      </w:tr>
+      <w:tr>
+        <w:tc>
+          <w:tcPr>
+            <w:tcW w:w="2622" w:type="dxa"/>
+          </w:tcPr>
+          <w:p>
+            <w:pPr>
+              <w:pStyle w:val="font-claude-response-body"/>
+              <w:jc w:val="both"/>
+              <w:rPr>
+                <w:color w:val="404040" w:themeColor="text1" w:themeTint="BF"/>
+              </w:rPr>
+            </w:pPr>
+            <w:r>
+              <w:rPr>
+                <w:color w:val="404040" w:themeColor="text1" w:themeTint="BF"/>
+              </w:rPr>
+              <w:t>Objectif</w:t>
+            </w:r>
+          </w:p>
+        </w:tc>
+        <w:tc>
+          <w:tcPr>
+            <w:tcW w:w="6590" w:type="dxa"/>
+          </w:tcPr>
+          <w:p>
+            <w:pPr>
+              <w:pStyle w:val="font-claude-response-body"/>
+              <w:jc w:val="both"/>
+              <w:rPr>
+                <w:color w:val="404040" w:themeColor="text1" w:themeTint="BF"/>
+              </w:rPr>
+            </w:pPr>
+            <w:r>
+              <w:rPr>
+                <w:color w:val="404040" w:themeColor="text1" w:themeTint="BF"/>
+              </w:rPr>
+              <w:t>Permettre à l'utilisateur d'accéder à l'espace correspondant à son rôle.</w:t>
+            </w:r>
+          </w:p>
+        </w:tc>
+      </w:tr>
+      <w:tr>
+        <w:tc>
+          <w:tcPr>
+            <w:tcW w:w="2622" w:type="dxa"/>
+          </w:tcPr>
+          <w:p>
+            <w:pPr>
+              <w:pStyle w:val="font-claude-response-body"/>
+              <w:jc w:val="both"/>
+              <w:rPr>
+                <w:color w:val="404040" w:themeColor="text1" w:themeTint="BF"/>
+              </w:rPr>
+            </w:pPr>
+            <w:r>
+              <w:rPr>
+                <w:color w:val="404040" w:themeColor="text1" w:themeTint="BF"/>
+              </w:rPr>
+              <w:t>Acteurs</w:t>
+            </w:r>
+          </w:p>
+        </w:tc>
+        <w:tc>
+          <w:tcPr>
+            <w:tcW w:w="6590" w:type="dxa"/>
+          </w:tcPr>
+          <w:p>
+            <w:pPr>
+              <w:pStyle w:val="font-claude-response-body"/>
+              <w:jc w:val="both"/>
+              <w:rPr>
+                <w:color w:val="404040" w:themeColor="text1" w:themeTint="BF"/>
+              </w:rPr>
+            </w:pPr>
+            <w:r>
+              <w:rPr>
+                <w:color w:val="404040" w:themeColor="text1" w:themeTint="BF"/>
+              </w:rPr>
+              <w:t>Tous les utilisateurs (Administrateur, Responsable, Encadrant, Stagiaire).</w:t>
+            </w:r>
+          </w:p>
+        </w:tc>
+      </w:tr>
+      <w:tr>
+        <w:tc>
+          <w:tcPr>
+            <w:tcW w:w="2622" w:type="dxa"/>
+          </w:tcPr>
+          <w:p>
+            <w:pPr>
+              <w:pStyle w:val="font-claude-response-body"/>
+              <w:jc w:val="both"/>
+              <w:rPr>
+                <w:color w:val="404040" w:themeColor="text1" w:themeTint="BF"/>
+              </w:rPr>
+            </w:pPr>
+            <w:r>
+              <w:rPr>
+                <w:color w:val="404040" w:themeColor="text1" w:themeTint="BF"/>
+              </w:rPr>
+              <w:t>Précondition</w:t>
+            </w:r>
+          </w:p>
+        </w:tc>
+        <w:tc>
+          <w:tcPr>
+            <w:tcW w:w="6590" w:type="dxa"/>
+          </w:tcPr>
+          <w:p>
+            <w:pPr>
+              <w:pStyle w:val="font-claude-response-body"/>
+              <w:jc w:val="both"/>
+              <w:rPr>
+                <w:color w:val="404040" w:themeColor="text1" w:themeTint="BF"/>
+              </w:rPr>
+            </w:pPr>
+            <w:r>
+              <w:rPr>
+                <w:color w:val="404040" w:themeColor="text1" w:themeTint="BF"/>
+              </w:rPr>
+              <w:t>L'utilisateur doit posséder un compte actif dans le système.</w:t>
+            </w:r>
+          </w:p>
+        </w:tc>
+      </w:tr>
+      <w:tr>
+        <w:tc>
+          <w:tcPr>
+            <w:tcW w:w="2622" w:type="dxa"/>
+          </w:tcPr>
+          <w:p>
+            <w:pPr>
+              <w:pStyle w:val="font-claude-response-body"/>
+              <w:jc w:val="both"/>
+              <w:rPr>
+                <w:color w:val="404040" w:themeColor="text1" w:themeTint="BF"/>
+              </w:rPr>
+            </w:pPr>
+            <w:r>
+              <w:rPr>
+                <w:color w:val="404040" w:themeColor="text1" w:themeTint="BF"/>
+              </w:rPr>
+              <w:t>Scénario</w:t>
+            </w:r>
+            <w:r>
+              <w:rPr>
+                <w:b/>
+                <w:bCs/>
+                <w:color w:val="404040" w:themeColor="text1" w:themeTint="BF"/>
+              </w:rPr>
+              <w:t> </w:t>
+            </w:r>
+            <w:r>
+              <w:rPr>
+                <w:color w:val="404040" w:themeColor="text1" w:themeTint="BF"/>
+              </w:rPr>
+              <w:t>principal</w:t>
+            </w:r>
+          </w:p>
+        </w:tc>
+        <w:tc>
+          <w:tcPr>
+            <w:tcW w:w="6590" w:type="dxa"/>
+          </w:tcPr>
+          <w:p>
+            <w:pPr>
+              <w:pStyle w:val="font-claude-response-body"/>
+              <w:rPr>
+                <w:color w:val="404040" w:themeColor="text1" w:themeTint="BF"/>
+              </w:rPr>
+            </w:pPr>
+            <w:r>
+              <w:rPr>
+                <w:color w:val="404040" w:themeColor="text1" w:themeTint="BF"/>
+              </w:rPr>
+              <w:t xml:space="preserve">1. L'utilisateur saisit son </w:t>
+            </w:r>
+            <w:proofErr w:type="gramStart"/>
+            <w:r>
+              <w:rPr>
+                <w:color w:val="404040" w:themeColor="text1" w:themeTint="BF"/>
+              </w:rPr>
+              <w:t>email</w:t>
+            </w:r>
+            <w:proofErr w:type="gramEnd"/>
+            <w:r>
+              <w:rPr>
+                <w:color w:val="404040" w:themeColor="text1" w:themeTint="BF"/>
+              </w:rPr>
+              <w:t xml:space="preserve"> et son mot de passe.</w:t>
+            </w:r>
+            <w:r>
+              <w:rPr>
+                <w:color w:val="404040" w:themeColor="text1" w:themeTint="BF"/>
+              </w:rPr>
+              <w:br/>
+              <w:t>2. Le système vérifie les identifiants.</w:t>
+            </w:r>
+            <w:r>
+              <w:rPr>
+                <w:color w:val="404040" w:themeColor="text1" w:themeTint="BF"/>
+              </w:rPr>
+              <w:br/>
+              <w:t xml:space="preserve">3. Le système génère un </w:t>
+            </w:r>
+            <w:proofErr w:type="spellStart"/>
+            <w:r>
+              <w:rPr>
+                <w:color w:val="404040" w:themeColor="text1" w:themeTint="BF"/>
+              </w:rPr>
+              <w:t>token</w:t>
+            </w:r>
+            <w:proofErr w:type="spellEnd"/>
+            <w:r>
+              <w:rPr>
+                <w:color w:val="404040" w:themeColor="text1" w:themeTint="BF"/>
+              </w:rPr>
+              <w:t xml:space="preserve"> JWT.</w:t>
+            </w:r>
+            <w:r>
+              <w:rPr>
+                <w:color w:val="404040" w:themeColor="text1" w:themeTint="BF"/>
+              </w:rPr>
+              <w:br/>
+              <w:t xml:space="preserve">4. L'utilisateur est redirigé vers son tableau de bord </w:t>
+            </w:r>
+            <w:proofErr w:type="gramStart"/>
+            <w:r>
+              <w:rPr>
+                <w:color w:val="404040" w:themeColor="text1" w:themeTint="BF"/>
+              </w:rPr>
+              <w:t>spécifique</w:t>
+            </w:r>
+            <w:r>
+              <w:rPr>
+                <w:color w:val="404040" w:themeColor="text1" w:themeTint="BF"/>
+              </w:rPr>
+              <w:t xml:space="preserve"> .</w:t>
+            </w:r>
+            <w:proofErr w:type="gramEnd"/>
+          </w:p>
+        </w:tc>
+      </w:tr>
+      <w:tr>
+        <w:tc>
+          <w:tcPr>
+            <w:tcW w:w="2622" w:type="dxa"/>
+          </w:tcPr>
+          <w:p>
+            <w:pPr>
+              <w:pStyle w:val="font-claude-response-body"/>
+              <w:jc w:val="both"/>
+              <w:rPr>
+                <w:b/>
+                <w:bCs/>
+                <w:color w:val="404040" w:themeColor="text1" w:themeTint="BF"/>
+              </w:rPr>
+            </w:pPr>
+            <w:r>
+              <w:rPr>
+                <w:color w:val="404040" w:themeColor="text1" w:themeTint="BF"/>
+              </w:rPr>
+              <w:t>Scénario</w:t>
+            </w:r>
+            <w:r>
+              <w:rPr>
+                <w:b/>
+                <w:bCs/>
+                <w:color w:val="404040" w:themeColor="text1" w:themeTint="BF"/>
+              </w:rPr>
+              <w:t> </w:t>
+            </w:r>
+            <w:r>
+              <w:rPr>
+                <w:color w:val="404040" w:themeColor="text1" w:themeTint="BF"/>
+              </w:rPr>
+              <w:t>alternatif</w:t>
+            </w:r>
+          </w:p>
+        </w:tc>
+        <w:tc>
+          <w:tcPr>
+            <w:tcW w:w="6590" w:type="dxa"/>
+          </w:tcPr>
+          <w:p>
+            <w:pPr>
+              <w:pStyle w:val="font-claude-response-body"/>
+              <w:jc w:val="both"/>
+              <w:rPr>
+                <w:color w:val="404040" w:themeColor="text1" w:themeTint="BF"/>
+              </w:rPr>
+            </w:pPr>
+            <w:r>
+              <w:rPr>
+                <w:color w:val="404040" w:themeColor="text1" w:themeTint="BF"/>
+              </w:rPr>
+              <w:t xml:space="preserve">Si les identifiants sont incorrects, le système affiche un message d'erreur et invite l'utilisateur à réessayer ou à réinitialiser son mot de </w:t>
+            </w:r>
+            <w:proofErr w:type="gramStart"/>
+            <w:r>
+              <w:rPr>
+                <w:color w:val="404040" w:themeColor="text1" w:themeTint="BF"/>
+              </w:rPr>
+              <w:t>passe</w:t>
+            </w:r>
+            <w:r>
+              <w:rPr>
+                <w:color w:val="404040" w:themeColor="text1" w:themeTint="BF"/>
+              </w:rPr>
+              <w:t xml:space="preserve"> .</w:t>
+            </w:r>
+            <w:proofErr w:type="gramEnd"/>
+          </w:p>
+        </w:tc>
+      </w:tr>
+    </w:tbl>
     <w:p>
       <w:pPr>
         <w:pStyle w:val="font-claude-response-body"/>
-        <w:jc w:val="center"/>
-        <w:rPr>
-          <w:color w:val="404040" w:themeColor="text1" w:themeTint="BF"/>
-        </w:rPr>
-      </w:pPr>
+        <w:jc w:val="both"/>
+        <w:rPr>
+          <w:color w:val="404040" w:themeColor="text1" w:themeTint="BF"/>
+        </w:rPr>
+      </w:pPr>
+      <w:r>
+        <w:rPr>
+          <w:color w:val="404040" w:themeColor="text1" w:themeTint="BF"/>
+        </w:rPr>
+        <w:t>Table 2.1 _ Cas d'utilisation : S'authenti</w:t>
+      </w:r>
+      <w:r>
+        <w:rPr>
+          <w:color w:val="404040" w:themeColor="text1" w:themeTint="BF"/>
+        </w:rPr>
+        <w:t>fi</w:t>
+      </w:r>
+      <w:r>
+        <w:rPr>
+          <w:color w:val="404040" w:themeColor="text1" w:themeTint="BF"/>
+        </w:rPr>
+        <w:t>er</w:t>
+      </w:r>
     </w:p>
     <w:p>
       <w:pPr>
         <w:pStyle w:val="font-claude-response-body"/>
-        <w:jc w:val="center"/>
+        <w:ind w:firstLine="708"/>
+        <w:jc w:val="both"/>
         <w:rPr>
           <w:color w:val="404040" w:themeColor="text1" w:themeTint="BF"/>
         </w:rPr>
@@ -5572,106 +6172,2634 @@
     <w:p>
       <w:pPr>
         <w:pStyle w:val="font-claude-response-body"/>
-        <w:jc w:val="center"/>
-        <w:rPr>
-          <w:color w:val="404040" w:themeColor="text1" w:themeTint="BF"/>
-        </w:rPr>
-      </w:pPr>
-      <w:r>
-        <w:rPr>
-          <w:color w:val="404040" w:themeColor="text1" w:themeTint="BF"/>
-        </w:rPr>
-        <w:t>Table 2.1 _ Cas d'utilisation : S'authenti</w:t>
-      </w:r>
-      <w:r>
-        <w:rPr>
-          <w:color w:val="404040" w:themeColor="text1" w:themeTint="BF"/>
-        </w:rPr>
-        <w:t>fi</w:t>
-      </w:r>
-      <w:r>
-        <w:rPr>
-          <w:color w:val="404040" w:themeColor="text1" w:themeTint="BF"/>
-        </w:rPr>
-        <w:t>er</w:t>
-      </w:r>
-    </w:p>
+        <w:ind w:firstLine="708"/>
+        <w:jc w:val="both"/>
+        <w:rPr>
+          <w:color w:val="404040" w:themeColor="text1" w:themeTint="BF"/>
+        </w:rPr>
+      </w:pPr>
+    </w:p>
+    <w:tbl>
+      <w:tblPr>
+        <w:tblStyle w:val="Grilledutableau"/>
+        <w:tblW w:w="0" w:type="auto"/>
+        <w:tblInd w:w="38" w:type="dxa"/>
+        <w:tblLook w:val="04A0" w:firstRow="1" w:lastRow="0" w:firstColumn="1" w:lastColumn="0" w:noHBand="0" w:noVBand="1"/>
+      </w:tblPr>
+      <w:tblGrid>
+        <w:gridCol w:w="2622"/>
+        <w:gridCol w:w="6590"/>
+      </w:tblGrid>
+      <w:tr>
+        <w:trPr>
+          <w:trHeight w:val="326"/>
+        </w:trPr>
+        <w:tc>
+          <w:tcPr>
+            <w:tcW w:w="2622" w:type="dxa"/>
+          </w:tcPr>
+          <w:p>
+            <w:pPr>
+              <w:pStyle w:val="font-claude-response-body"/>
+              <w:jc w:val="both"/>
+              <w:rPr>
+                <w:b/>
+                <w:bCs/>
+                <w:color w:val="404040" w:themeColor="text1" w:themeTint="BF"/>
+              </w:rPr>
+            </w:pPr>
+            <w:r>
+              <w:rPr>
+                <w:b/>
+                <w:bCs/>
+                <w:color w:val="404040" w:themeColor="text1" w:themeTint="BF"/>
+              </w:rPr>
+              <w:lastRenderedPageBreak/>
+              <w:t>Champ</w:t>
+            </w:r>
+          </w:p>
+        </w:tc>
+        <w:tc>
+          <w:tcPr>
+            <w:tcW w:w="6590" w:type="dxa"/>
+          </w:tcPr>
+          <w:p>
+            <w:pPr>
+              <w:pStyle w:val="font-claude-response-body"/>
+              <w:jc w:val="both"/>
+              <w:rPr>
+                <w:b/>
+                <w:bCs/>
+                <w:color w:val="404040" w:themeColor="text1" w:themeTint="BF"/>
+              </w:rPr>
+            </w:pPr>
+            <w:r>
+              <w:rPr>
+                <w:b/>
+                <w:bCs/>
+                <w:color w:val="404040" w:themeColor="text1" w:themeTint="BF"/>
+              </w:rPr>
+              <w:t>Contenu</w:t>
+            </w:r>
+          </w:p>
+        </w:tc>
+      </w:tr>
+      <w:tr>
+        <w:tc>
+          <w:tcPr>
+            <w:tcW w:w="2622" w:type="dxa"/>
+          </w:tcPr>
+          <w:p>
+            <w:pPr>
+              <w:pStyle w:val="font-claude-response-body"/>
+              <w:jc w:val="both"/>
+              <w:rPr>
+                <w:color w:val="404040" w:themeColor="text1" w:themeTint="BF"/>
+              </w:rPr>
+            </w:pPr>
+            <w:r>
+              <w:rPr>
+                <w:color w:val="404040" w:themeColor="text1" w:themeTint="BF"/>
+              </w:rPr>
+              <w:t>Objectif</w:t>
+            </w:r>
+          </w:p>
+        </w:tc>
+        <w:tc>
+          <w:tcPr>
+            <w:tcW w:w="6590" w:type="dxa"/>
+          </w:tcPr>
+          <w:p>
+            <w:pPr>
+              <w:pStyle w:val="font-claude-response-body"/>
+              <w:jc w:val="both"/>
+              <w:rPr>
+                <w:color w:val="404040" w:themeColor="text1" w:themeTint="BF"/>
+              </w:rPr>
+            </w:pPr>
+            <w:r>
+              <w:rPr>
+                <w:color w:val="404040" w:themeColor="text1" w:themeTint="BF"/>
+              </w:rPr>
+              <w:t>Planifier et suivre l'avancement technique du stage via la méthode Scrum.</w:t>
+            </w:r>
+          </w:p>
+        </w:tc>
+      </w:tr>
+      <w:tr>
+        <w:tc>
+          <w:tcPr>
+            <w:tcW w:w="2622" w:type="dxa"/>
+          </w:tcPr>
+          <w:p>
+            <w:pPr>
+              <w:pStyle w:val="font-claude-response-body"/>
+              <w:jc w:val="both"/>
+              <w:rPr>
+                <w:color w:val="404040" w:themeColor="text1" w:themeTint="BF"/>
+              </w:rPr>
+            </w:pPr>
+            <w:r>
+              <w:rPr>
+                <w:color w:val="404040" w:themeColor="text1" w:themeTint="BF"/>
+              </w:rPr>
+              <w:t>Acteurs</w:t>
+            </w:r>
+          </w:p>
+        </w:tc>
+        <w:tc>
+          <w:tcPr>
+            <w:tcW w:w="6590" w:type="dxa"/>
+          </w:tcPr>
+          <w:p>
+            <w:pPr>
+              <w:pStyle w:val="font-claude-response-body"/>
+              <w:jc w:val="both"/>
+              <w:rPr>
+                <w:color w:val="404040" w:themeColor="text1" w:themeTint="BF"/>
+              </w:rPr>
+            </w:pPr>
+            <w:r>
+              <w:rPr>
+                <w:color w:val="404040" w:themeColor="text1" w:themeTint="BF"/>
+              </w:rPr>
+              <w:t>Encadrant (Principal), Stagiaire (Consultation/Mise à jour).</w:t>
+            </w:r>
+          </w:p>
+        </w:tc>
+      </w:tr>
+      <w:tr>
+        <w:tc>
+          <w:tcPr>
+            <w:tcW w:w="2622" w:type="dxa"/>
+          </w:tcPr>
+          <w:p>
+            <w:pPr>
+              <w:pStyle w:val="font-claude-response-body"/>
+              <w:jc w:val="both"/>
+              <w:rPr>
+                <w:color w:val="404040" w:themeColor="text1" w:themeTint="BF"/>
+              </w:rPr>
+            </w:pPr>
+            <w:r>
+              <w:rPr>
+                <w:color w:val="404040" w:themeColor="text1" w:themeTint="BF"/>
+              </w:rPr>
+              <w:t>Scénario</w:t>
+            </w:r>
+            <w:r>
+              <w:rPr>
+                <w:b/>
+                <w:bCs/>
+                <w:color w:val="404040" w:themeColor="text1" w:themeTint="BF"/>
+              </w:rPr>
+              <w:t> </w:t>
+            </w:r>
+            <w:r>
+              <w:rPr>
+                <w:color w:val="404040" w:themeColor="text1" w:themeTint="BF"/>
+              </w:rPr>
+              <w:t>principal</w:t>
+            </w:r>
+          </w:p>
+        </w:tc>
+        <w:tc>
+          <w:tcPr>
+            <w:tcW w:w="6590" w:type="dxa"/>
+          </w:tcPr>
+          <w:p>
+            <w:pPr>
+              <w:pStyle w:val="font-claude-response-body"/>
+              <w:rPr>
+                <w:color w:val="404040" w:themeColor="text1" w:themeTint="BF"/>
+              </w:rPr>
+            </w:pPr>
+            <w:r>
+              <w:rPr>
+                <w:color w:val="404040" w:themeColor="text1" w:themeTint="BF"/>
+              </w:rPr>
+              <w:t>1. L'encadrant crée un nouveau Sprint (dates, objectifs).</w:t>
+            </w:r>
+            <w:r>
+              <w:rPr>
+                <w:color w:val="404040" w:themeColor="text1" w:themeTint="BF"/>
+              </w:rPr>
+              <w:br/>
+              <w:t>2. L'encadrant ajoute des tâches au backlog du sprint.</w:t>
+            </w:r>
+            <w:r>
+              <w:rPr>
+                <w:color w:val="404040" w:themeColor="text1" w:themeTint="BF"/>
+              </w:rPr>
+              <w:br/>
+              <w:t>3. L'encadrant affecte les tâches au(x) stagiaire(s).</w:t>
+            </w:r>
+            <w:r>
+              <w:rPr>
+                <w:color w:val="404040" w:themeColor="text1" w:themeTint="BF"/>
+              </w:rPr>
+              <w:br/>
+              <w:t>4. Le stagiaire change l'état des tâches au fur et à mesure de l'avancement.</w:t>
+            </w:r>
+          </w:p>
+        </w:tc>
+      </w:tr>
+      <w:tr>
+        <w:tc>
+          <w:tcPr>
+            <w:tcW w:w="2622" w:type="dxa"/>
+          </w:tcPr>
+          <w:p>
+            <w:pPr>
+              <w:pStyle w:val="font-claude-response-body"/>
+              <w:jc w:val="both"/>
+              <w:rPr>
+                <w:color w:val="404040" w:themeColor="text1" w:themeTint="BF"/>
+              </w:rPr>
+            </w:pPr>
+            <w:r>
+              <w:rPr>
+                <w:color w:val="404040" w:themeColor="text1" w:themeTint="BF"/>
+              </w:rPr>
+              <w:t>Post</w:t>
+            </w:r>
+            <w:r>
+              <w:rPr>
+                <w:color w:val="404040" w:themeColor="text1" w:themeTint="BF"/>
+              </w:rPr>
+              <w:t>-condition</w:t>
+            </w:r>
+          </w:p>
+        </w:tc>
+        <w:tc>
+          <w:tcPr>
+            <w:tcW w:w="6590" w:type="dxa"/>
+          </w:tcPr>
+          <w:p>
+            <w:pPr>
+              <w:pStyle w:val="font-claude-response-body"/>
+              <w:jc w:val="both"/>
+              <w:rPr>
+                <w:color w:val="404040" w:themeColor="text1" w:themeTint="BF"/>
+              </w:rPr>
+            </w:pPr>
+            <w:r>
+              <w:rPr>
+                <w:color w:val="404040" w:themeColor="text1" w:themeTint="BF"/>
+              </w:rPr>
+              <w:t>Le taux d'avancement du sprint est mis à jour automatiquement</w:t>
+            </w:r>
+            <w:r>
+              <w:rPr>
+                <w:color w:val="404040" w:themeColor="text1" w:themeTint="BF"/>
+              </w:rPr>
+              <w:t>.</w:t>
+            </w:r>
+          </w:p>
+        </w:tc>
+      </w:tr>
+    </w:tbl>
     <w:p>
       <w:pPr>
         <w:pStyle w:val="font-claude-response-body"/>
-        <w:jc w:val="center"/>
-        <w:rPr>
-          <w:color w:val="404040" w:themeColor="text1" w:themeTint="BF"/>
-        </w:rPr>
-      </w:pPr>
-    </w:p>
+        <w:jc w:val="both"/>
+        <w:rPr>
+          <w:color w:val="404040" w:themeColor="text1" w:themeTint="BF"/>
+        </w:rPr>
+      </w:pPr>
+      <w:r>
+        <w:rPr>
+          <w:color w:val="404040" w:themeColor="text1" w:themeTint="BF"/>
+        </w:rPr>
+        <w:t>Table 2.</w:t>
+      </w:r>
+      <w:r>
+        <w:rPr>
+          <w:color w:val="404040" w:themeColor="text1" w:themeTint="BF"/>
+        </w:rPr>
+        <w:t>2</w:t>
+      </w:r>
+      <w:r>
+        <w:rPr>
+          <w:color w:val="404040" w:themeColor="text1" w:themeTint="BF"/>
+        </w:rPr>
+        <w:t xml:space="preserve"> _ Cas d'utilisation : </w:t>
+      </w:r>
+      <w:r>
+        <w:rPr>
+          <w:color w:val="404040" w:themeColor="text1" w:themeTint="BF"/>
+        </w:rPr>
+        <w:t>Gérer les Sprints et Tâches</w:t>
+      </w:r>
+    </w:p>
+    <w:tbl>
+      <w:tblPr>
+        <w:tblStyle w:val="Grilledutableau"/>
+        <w:tblW w:w="0" w:type="auto"/>
+        <w:tblInd w:w="38" w:type="dxa"/>
+        <w:tblLook w:val="04A0" w:firstRow="1" w:lastRow="0" w:firstColumn="1" w:lastColumn="0" w:noHBand="0" w:noVBand="1"/>
+      </w:tblPr>
+      <w:tblGrid>
+        <w:gridCol w:w="2622"/>
+        <w:gridCol w:w="6590"/>
+      </w:tblGrid>
+      <w:tr>
+        <w:trPr>
+          <w:trHeight w:val="326"/>
+        </w:trPr>
+        <w:tc>
+          <w:tcPr>
+            <w:tcW w:w="2622" w:type="dxa"/>
+          </w:tcPr>
+          <w:p>
+            <w:pPr>
+              <w:pStyle w:val="font-claude-response-body"/>
+              <w:jc w:val="both"/>
+              <w:rPr>
+                <w:b/>
+                <w:bCs/>
+                <w:color w:val="404040" w:themeColor="text1" w:themeTint="BF"/>
+              </w:rPr>
+            </w:pPr>
+            <w:r>
+              <w:rPr>
+                <w:b/>
+                <w:bCs/>
+                <w:color w:val="404040" w:themeColor="text1" w:themeTint="BF"/>
+              </w:rPr>
+              <w:t>Champ</w:t>
+            </w:r>
+          </w:p>
+        </w:tc>
+        <w:tc>
+          <w:tcPr>
+            <w:tcW w:w="6590" w:type="dxa"/>
+          </w:tcPr>
+          <w:p>
+            <w:pPr>
+              <w:pStyle w:val="font-claude-response-body"/>
+              <w:jc w:val="both"/>
+              <w:rPr>
+                <w:b/>
+                <w:bCs/>
+                <w:color w:val="404040" w:themeColor="text1" w:themeTint="BF"/>
+              </w:rPr>
+            </w:pPr>
+            <w:r>
+              <w:rPr>
+                <w:b/>
+                <w:bCs/>
+                <w:color w:val="404040" w:themeColor="text1" w:themeTint="BF"/>
+              </w:rPr>
+              <w:t>Contenu</w:t>
+            </w:r>
+          </w:p>
+        </w:tc>
+      </w:tr>
+      <w:tr>
+        <w:tc>
+          <w:tcPr>
+            <w:tcW w:w="2622" w:type="dxa"/>
+          </w:tcPr>
+          <w:p>
+            <w:pPr>
+              <w:pStyle w:val="font-claude-response-body"/>
+              <w:jc w:val="both"/>
+              <w:rPr>
+                <w:color w:val="404040" w:themeColor="text1" w:themeTint="BF"/>
+              </w:rPr>
+            </w:pPr>
+            <w:r>
+              <w:rPr>
+                <w:color w:val="404040" w:themeColor="text1" w:themeTint="BF"/>
+              </w:rPr>
+              <w:t>Objectif</w:t>
+            </w:r>
+          </w:p>
+        </w:tc>
+        <w:tc>
+          <w:tcPr>
+            <w:tcW w:w="6590" w:type="dxa"/>
+          </w:tcPr>
+          <w:p>
+            <w:pPr>
+              <w:pStyle w:val="font-claude-response-body"/>
+              <w:jc w:val="both"/>
+              <w:rPr>
+                <w:color w:val="404040" w:themeColor="text1" w:themeTint="BF"/>
+              </w:rPr>
+            </w:pPr>
+            <w:r>
+              <w:rPr>
+                <w:color w:val="404040" w:themeColor="text1" w:themeTint="BF"/>
+              </w:rPr>
+              <w:t>Centraliser les documents administratifs des stagiaires (CV, Portfolio).</w:t>
+            </w:r>
+          </w:p>
+        </w:tc>
+      </w:tr>
+      <w:tr>
+        <w:tc>
+          <w:tcPr>
+            <w:tcW w:w="2622" w:type="dxa"/>
+          </w:tcPr>
+          <w:p>
+            <w:pPr>
+              <w:pStyle w:val="font-claude-response-body"/>
+              <w:jc w:val="both"/>
+              <w:rPr>
+                <w:color w:val="404040" w:themeColor="text1" w:themeTint="BF"/>
+              </w:rPr>
+            </w:pPr>
+            <w:r>
+              <w:rPr>
+                <w:color w:val="404040" w:themeColor="text1" w:themeTint="BF"/>
+              </w:rPr>
+              <w:t>Acteurs</w:t>
+            </w:r>
+          </w:p>
+        </w:tc>
+        <w:tc>
+          <w:tcPr>
+            <w:tcW w:w="6590" w:type="dxa"/>
+          </w:tcPr>
+          <w:p>
+            <w:pPr>
+              <w:pStyle w:val="font-claude-response-body"/>
+              <w:jc w:val="both"/>
+              <w:rPr>
+                <w:color w:val="404040" w:themeColor="text1" w:themeTint="BF"/>
+              </w:rPr>
+            </w:pPr>
+            <w:r>
+              <w:rPr>
+                <w:color w:val="404040" w:themeColor="text1" w:themeTint="BF"/>
+              </w:rPr>
+              <w:t>Responsable Stage.</w:t>
+            </w:r>
+          </w:p>
+        </w:tc>
+      </w:tr>
+      <w:tr>
+        <w:tc>
+          <w:tcPr>
+            <w:tcW w:w="2622" w:type="dxa"/>
+          </w:tcPr>
+          <w:p>
+            <w:pPr>
+              <w:pStyle w:val="font-claude-response-body"/>
+              <w:jc w:val="both"/>
+              <w:rPr>
+                <w:color w:val="404040" w:themeColor="text1" w:themeTint="BF"/>
+              </w:rPr>
+            </w:pPr>
+            <w:r>
+              <w:rPr>
+                <w:color w:val="404040" w:themeColor="text1" w:themeTint="BF"/>
+              </w:rPr>
+              <w:t>Scénario</w:t>
+            </w:r>
+            <w:r>
+              <w:rPr>
+                <w:b/>
+                <w:bCs/>
+                <w:color w:val="404040" w:themeColor="text1" w:themeTint="BF"/>
+              </w:rPr>
+              <w:t> </w:t>
+            </w:r>
+            <w:r>
+              <w:rPr>
+                <w:color w:val="404040" w:themeColor="text1" w:themeTint="BF"/>
+              </w:rPr>
+              <w:t>principal</w:t>
+            </w:r>
+          </w:p>
+        </w:tc>
+        <w:tc>
+          <w:tcPr>
+            <w:tcW w:w="6590" w:type="dxa"/>
+          </w:tcPr>
+          <w:p>
+            <w:pPr>
+              <w:pStyle w:val="font-claude-response-body"/>
+              <w:rPr>
+                <w:color w:val="404040" w:themeColor="text1" w:themeTint="BF"/>
+              </w:rPr>
+            </w:pPr>
+            <w:r>
+              <w:rPr>
+                <w:color w:val="404040" w:themeColor="text1" w:themeTint="BF"/>
+              </w:rPr>
+              <w:t>1. Le responsable accède à la liste des candidats.</w:t>
+            </w:r>
+            <w:r>
+              <w:rPr>
+                <w:color w:val="404040" w:themeColor="text1" w:themeTint="BF"/>
+              </w:rPr>
+              <w:br/>
+              <w:t>2. Il consulte les fichiers uploadés (PDF).</w:t>
+            </w:r>
+            <w:r>
+              <w:rPr>
+                <w:color w:val="404040" w:themeColor="text1" w:themeTint="BF"/>
+              </w:rPr>
+              <w:br/>
+              <w:t>3. Il valide ou rejette le dossier.</w:t>
+            </w:r>
+            <w:r>
+              <w:rPr>
+                <w:color w:val="404040" w:themeColor="text1" w:themeTint="BF"/>
+              </w:rPr>
+              <w:br/>
+              <w:t>4. Le système met à jour le statut du dossier.</w:t>
+            </w:r>
+          </w:p>
+        </w:tc>
+      </w:tr>
+      <w:tr>
+        <w:tc>
+          <w:tcPr>
+            <w:tcW w:w="2622" w:type="dxa"/>
+          </w:tcPr>
+          <w:p>
+            <w:pPr>
+              <w:pStyle w:val="font-claude-response-body"/>
+              <w:jc w:val="both"/>
+              <w:rPr>
+                <w:color w:val="404040" w:themeColor="text1" w:themeTint="BF"/>
+              </w:rPr>
+            </w:pPr>
+            <w:r>
+              <w:rPr>
+                <w:color w:val="404040" w:themeColor="text1" w:themeTint="BF"/>
+              </w:rPr>
+              <w:t>P</w:t>
+            </w:r>
+            <w:r>
+              <w:rPr>
+                <w:color w:val="404040" w:themeColor="text1" w:themeTint="BF"/>
+              </w:rPr>
+              <w:t>ré</w:t>
+            </w:r>
+            <w:r>
+              <w:rPr>
+                <w:color w:val="404040" w:themeColor="text1" w:themeTint="BF"/>
+              </w:rPr>
+              <w:t>-condition</w:t>
+            </w:r>
+          </w:p>
+        </w:tc>
+        <w:tc>
+          <w:tcPr>
+            <w:tcW w:w="6590" w:type="dxa"/>
+          </w:tcPr>
+          <w:p>
+            <w:pPr>
+              <w:pStyle w:val="font-claude-response-body"/>
+              <w:jc w:val="both"/>
+              <w:rPr>
+                <w:color w:val="404040" w:themeColor="text1" w:themeTint="BF"/>
+              </w:rPr>
+            </w:pPr>
+            <w:r>
+              <w:rPr>
+                <w:color w:val="404040" w:themeColor="text1" w:themeTint="BF"/>
+              </w:rPr>
+              <w:t>Le stagiaire doit avoir soumis ses documents via le portail.</w:t>
+            </w:r>
+          </w:p>
+        </w:tc>
+      </w:tr>
+    </w:tbl>
     <w:p>
       <w:pPr>
         <w:pStyle w:val="font-claude-response-body"/>
-        <w:jc w:val="center"/>
-        <w:rPr>
-          <w:color w:val="404040" w:themeColor="text1" w:themeTint="BF"/>
-        </w:rPr>
-      </w:pPr>
-    </w:p>
+        <w:jc w:val="both"/>
+        <w:rPr>
+          <w:color w:val="404040" w:themeColor="text1" w:themeTint="BF"/>
+        </w:rPr>
+      </w:pPr>
+      <w:r>
+        <w:rPr>
+          <w:color w:val="404040" w:themeColor="text1" w:themeTint="BF"/>
+        </w:rPr>
+        <w:t>Table 2.</w:t>
+      </w:r>
+      <w:r>
+        <w:rPr>
+          <w:color w:val="404040" w:themeColor="text1" w:themeTint="BF"/>
+        </w:rPr>
+        <w:t>3</w:t>
+      </w:r>
+      <w:r>
+        <w:rPr>
+          <w:color w:val="404040" w:themeColor="text1" w:themeTint="BF"/>
+        </w:rPr>
+        <w:t xml:space="preserve"> _ Cas d'utilisation : </w:t>
+      </w:r>
+      <w:r>
+        <w:rPr>
+          <w:color w:val="404040" w:themeColor="text1" w:themeTint="BF"/>
+        </w:rPr>
+        <w:t xml:space="preserve">Gérer les </w:t>
+      </w:r>
+      <w:r>
+        <w:rPr>
+          <w:color w:val="404040" w:themeColor="text1" w:themeTint="BF"/>
+        </w:rPr>
+        <w:t xml:space="preserve">Dossiers de Stage </w:t>
+      </w:r>
+    </w:p>
+    <w:tbl>
+      <w:tblPr>
+        <w:tblStyle w:val="Grilledutableau"/>
+        <w:tblW w:w="0" w:type="auto"/>
+        <w:tblInd w:w="38" w:type="dxa"/>
+        <w:tblLook w:val="04A0" w:firstRow="1" w:lastRow="0" w:firstColumn="1" w:lastColumn="0" w:noHBand="0" w:noVBand="1"/>
+      </w:tblPr>
+      <w:tblGrid>
+        <w:gridCol w:w="2622"/>
+        <w:gridCol w:w="6590"/>
+      </w:tblGrid>
+      <w:tr>
+        <w:trPr>
+          <w:trHeight w:val="326"/>
+        </w:trPr>
+        <w:tc>
+          <w:tcPr>
+            <w:tcW w:w="2622" w:type="dxa"/>
+            <w:tcBorders>
+              <w:top w:val="single" w:sz="4" w:space="0" w:color="auto"/>
+              <w:left w:val="single" w:sz="4" w:space="0" w:color="auto"/>
+              <w:bottom w:val="single" w:sz="4" w:space="0" w:color="auto"/>
+              <w:right w:val="single" w:sz="4" w:space="0" w:color="auto"/>
+            </w:tcBorders>
+            <w:hideMark/>
+          </w:tcPr>
+          <w:p>
+            <w:pPr>
+              <w:pStyle w:val="font-claude-response-body"/>
+              <w:rPr>
+                <w:b/>
+                <w:bCs/>
+                <w:color w:val="404040" w:themeColor="text1" w:themeTint="BF"/>
+              </w:rPr>
+            </w:pPr>
+            <w:r>
+              <w:rPr>
+                <w:b/>
+                <w:bCs/>
+                <w:color w:val="404040" w:themeColor="text1" w:themeTint="BF"/>
+              </w:rPr>
+              <w:t>Champ</w:t>
+            </w:r>
+          </w:p>
+        </w:tc>
+        <w:tc>
+          <w:tcPr>
+            <w:tcW w:w="6590" w:type="dxa"/>
+            <w:tcBorders>
+              <w:top w:val="single" w:sz="4" w:space="0" w:color="auto"/>
+              <w:left w:val="single" w:sz="4" w:space="0" w:color="auto"/>
+              <w:bottom w:val="single" w:sz="4" w:space="0" w:color="auto"/>
+              <w:right w:val="single" w:sz="4" w:space="0" w:color="auto"/>
+            </w:tcBorders>
+            <w:hideMark/>
+          </w:tcPr>
+          <w:p>
+            <w:pPr>
+              <w:pStyle w:val="font-claude-response-body"/>
+              <w:rPr>
+                <w:b/>
+                <w:bCs/>
+                <w:color w:val="404040" w:themeColor="text1" w:themeTint="BF"/>
+              </w:rPr>
+            </w:pPr>
+            <w:r>
+              <w:rPr>
+                <w:b/>
+                <w:bCs/>
+                <w:color w:val="404040" w:themeColor="text1" w:themeTint="BF"/>
+              </w:rPr>
+              <w:t>Contenu</w:t>
+            </w:r>
+          </w:p>
+        </w:tc>
+      </w:tr>
+      <w:tr>
+        <w:tc>
+          <w:tcPr>
+            <w:tcW w:w="2622" w:type="dxa"/>
+            <w:tcBorders>
+              <w:top w:val="single" w:sz="4" w:space="0" w:color="auto"/>
+              <w:left w:val="single" w:sz="4" w:space="0" w:color="auto"/>
+              <w:bottom w:val="single" w:sz="4" w:space="0" w:color="auto"/>
+              <w:right w:val="single" w:sz="4" w:space="0" w:color="auto"/>
+            </w:tcBorders>
+            <w:hideMark/>
+          </w:tcPr>
+          <w:p>
+            <w:pPr>
+              <w:pStyle w:val="font-claude-response-body"/>
+              <w:rPr>
+                <w:color w:val="404040" w:themeColor="text1" w:themeTint="BF"/>
+              </w:rPr>
+            </w:pPr>
+            <w:r>
+              <w:rPr>
+                <w:color w:val="404040" w:themeColor="text1" w:themeTint="BF"/>
+              </w:rPr>
+              <w:t>Objectif</w:t>
+            </w:r>
+          </w:p>
+        </w:tc>
+        <w:tc>
+          <w:tcPr>
+            <w:tcW w:w="6590" w:type="dxa"/>
+            <w:tcBorders>
+              <w:top w:val="single" w:sz="4" w:space="0" w:color="auto"/>
+              <w:left w:val="single" w:sz="4" w:space="0" w:color="auto"/>
+              <w:bottom w:val="single" w:sz="4" w:space="0" w:color="auto"/>
+              <w:right w:val="single" w:sz="4" w:space="0" w:color="auto"/>
+            </w:tcBorders>
+            <w:hideMark/>
+          </w:tcPr>
+          <w:p>
+            <w:pPr>
+              <w:pStyle w:val="font-claude-response-body"/>
+              <w:rPr>
+                <w:color w:val="404040" w:themeColor="text1" w:themeTint="BF"/>
+              </w:rPr>
+            </w:pPr>
+            <w:r>
+              <w:rPr>
+                <w:color w:val="404040" w:themeColor="text1" w:themeTint="BF"/>
+              </w:rPr>
+              <w:t>Planifier une séance de suivi et notifier les participants.</w:t>
+            </w:r>
+          </w:p>
+        </w:tc>
+      </w:tr>
+      <w:tr>
+        <w:tc>
+          <w:tcPr>
+            <w:tcW w:w="2622" w:type="dxa"/>
+            <w:tcBorders>
+              <w:top w:val="single" w:sz="4" w:space="0" w:color="auto"/>
+              <w:left w:val="single" w:sz="4" w:space="0" w:color="auto"/>
+              <w:bottom w:val="single" w:sz="4" w:space="0" w:color="auto"/>
+              <w:right w:val="single" w:sz="4" w:space="0" w:color="auto"/>
+            </w:tcBorders>
+            <w:hideMark/>
+          </w:tcPr>
+          <w:p>
+            <w:pPr>
+              <w:pStyle w:val="font-claude-response-body"/>
+              <w:rPr>
+                <w:color w:val="404040" w:themeColor="text1" w:themeTint="BF"/>
+              </w:rPr>
+            </w:pPr>
+            <w:r>
+              <w:rPr>
+                <w:color w:val="404040" w:themeColor="text1" w:themeTint="BF"/>
+              </w:rPr>
+              <w:t>Acteurs</w:t>
+            </w:r>
+          </w:p>
+        </w:tc>
+        <w:tc>
+          <w:tcPr>
+            <w:tcW w:w="6590" w:type="dxa"/>
+            <w:tcBorders>
+              <w:top w:val="single" w:sz="4" w:space="0" w:color="auto"/>
+              <w:left w:val="single" w:sz="4" w:space="0" w:color="auto"/>
+              <w:bottom w:val="single" w:sz="4" w:space="0" w:color="auto"/>
+              <w:right w:val="single" w:sz="4" w:space="0" w:color="auto"/>
+            </w:tcBorders>
+            <w:hideMark/>
+          </w:tcPr>
+          <w:p>
+            <w:pPr>
+              <w:pStyle w:val="font-claude-response-body"/>
+              <w:rPr>
+                <w:color w:val="404040" w:themeColor="text1" w:themeTint="BF"/>
+              </w:rPr>
+            </w:pPr>
+            <w:r>
+              <w:rPr>
+                <w:color w:val="404040" w:themeColor="text1" w:themeTint="BF"/>
+              </w:rPr>
+              <w:t>Encadrant (Organisateur), Stagiaire (Invité).</w:t>
+            </w:r>
+          </w:p>
+        </w:tc>
+      </w:tr>
+      <w:tr>
+        <w:tc>
+          <w:tcPr>
+            <w:tcW w:w="2622" w:type="dxa"/>
+            <w:tcBorders>
+              <w:top w:val="single" w:sz="4" w:space="0" w:color="auto"/>
+              <w:left w:val="single" w:sz="4" w:space="0" w:color="auto"/>
+              <w:bottom w:val="single" w:sz="4" w:space="0" w:color="auto"/>
+              <w:right w:val="single" w:sz="4" w:space="0" w:color="auto"/>
+            </w:tcBorders>
+            <w:hideMark/>
+          </w:tcPr>
+          <w:p>
+            <w:pPr>
+              <w:pStyle w:val="font-claude-response-body"/>
+              <w:rPr>
+                <w:color w:val="404040" w:themeColor="text1" w:themeTint="BF"/>
+              </w:rPr>
+            </w:pPr>
+            <w:r>
+              <w:rPr>
+                <w:color w:val="404040" w:themeColor="text1" w:themeTint="BF"/>
+              </w:rPr>
+              <w:t>Scénario</w:t>
+            </w:r>
+            <w:r>
+              <w:rPr>
+                <w:b/>
+                <w:bCs/>
+                <w:color w:val="404040" w:themeColor="text1" w:themeTint="BF"/>
+              </w:rPr>
+              <w:t> </w:t>
+            </w:r>
+            <w:r>
+              <w:rPr>
+                <w:color w:val="404040" w:themeColor="text1" w:themeTint="BF"/>
+              </w:rPr>
+              <w:t>principal</w:t>
+            </w:r>
+          </w:p>
+        </w:tc>
+        <w:tc>
+          <w:tcPr>
+            <w:tcW w:w="6590" w:type="dxa"/>
+            <w:tcBorders>
+              <w:top w:val="single" w:sz="4" w:space="0" w:color="auto"/>
+              <w:left w:val="single" w:sz="4" w:space="0" w:color="auto"/>
+              <w:bottom w:val="single" w:sz="4" w:space="0" w:color="auto"/>
+              <w:right w:val="single" w:sz="4" w:space="0" w:color="auto"/>
+            </w:tcBorders>
+            <w:hideMark/>
+          </w:tcPr>
+          <w:p>
+            <w:pPr>
+              <w:pStyle w:val="font-claude-response-body"/>
+              <w:rPr>
+                <w:color w:val="404040" w:themeColor="text1" w:themeTint="BF"/>
+              </w:rPr>
+            </w:pPr>
+            <w:r>
+              <w:rPr>
+                <w:color w:val="404040" w:themeColor="text1" w:themeTint="BF"/>
+              </w:rPr>
+              <w:t>1. L'encadrant remplit le formulaire de réunion (titre, date, ordre du</w:t>
+            </w:r>
+            <w:r>
+              <w:rPr>
+                <w:color w:val="404040" w:themeColor="text1" w:themeTint="BF"/>
+              </w:rPr>
+              <w:t xml:space="preserve"> jour </w:t>
+            </w:r>
+            <w:r>
+              <w:rPr>
+                <w:color w:val="404040" w:themeColor="text1" w:themeTint="BF"/>
+              </w:rPr>
+              <w:t>).</w:t>
+            </w:r>
+            <w:r>
+              <w:rPr>
+                <w:color w:val="404040" w:themeColor="text1" w:themeTint="BF"/>
+              </w:rPr>
+              <w:br/>
+              <w:t>2. Il sélectionne le stage ou les stagiaires concernés.</w:t>
+            </w:r>
+            <w:r>
+              <w:rPr>
+                <w:color w:val="404040" w:themeColor="text1" w:themeTint="BF"/>
+              </w:rPr>
+              <w:br/>
+              <w:t>3. Le système enregistre la réunion et envoie une notification en temps réel.</w:t>
+            </w:r>
+            <w:r>
+              <w:rPr>
+                <w:color w:val="404040" w:themeColor="text1" w:themeTint="BF"/>
+              </w:rPr>
+              <w:br/>
+              <w:t>4. L'encadrant peut générer un procès-verbal (PV) après la séance.</w:t>
+            </w:r>
+          </w:p>
+        </w:tc>
+      </w:tr>
+      <w:tr>
+        <w:tc>
+          <w:tcPr>
+            <w:tcW w:w="2622" w:type="dxa"/>
+            <w:tcBorders>
+              <w:top w:val="single" w:sz="4" w:space="0" w:color="auto"/>
+              <w:left w:val="single" w:sz="4" w:space="0" w:color="auto"/>
+              <w:bottom w:val="single" w:sz="4" w:space="0" w:color="auto"/>
+              <w:right w:val="single" w:sz="4" w:space="0" w:color="auto"/>
+            </w:tcBorders>
+            <w:hideMark/>
+          </w:tcPr>
+          <w:p>
+            <w:pPr>
+              <w:pStyle w:val="font-claude-response-body"/>
+              <w:rPr>
+                <w:color w:val="404040" w:themeColor="text1" w:themeTint="BF"/>
+              </w:rPr>
+            </w:pPr>
+            <w:r>
+              <w:rPr>
+                <w:color w:val="404040" w:themeColor="text1" w:themeTint="BF"/>
+              </w:rPr>
+              <w:t>Post-condition</w:t>
+            </w:r>
+          </w:p>
+        </w:tc>
+        <w:tc>
+          <w:tcPr>
+            <w:tcW w:w="6590" w:type="dxa"/>
+            <w:tcBorders>
+              <w:top w:val="single" w:sz="4" w:space="0" w:color="auto"/>
+              <w:left w:val="single" w:sz="4" w:space="0" w:color="auto"/>
+              <w:bottom w:val="single" w:sz="4" w:space="0" w:color="auto"/>
+              <w:right w:val="single" w:sz="4" w:space="0" w:color="auto"/>
+            </w:tcBorders>
+            <w:hideMark/>
+          </w:tcPr>
+          <w:p>
+            <w:pPr>
+              <w:pStyle w:val="font-claude-response-body"/>
+              <w:rPr>
+                <w:color w:val="404040" w:themeColor="text1" w:themeTint="BF"/>
+              </w:rPr>
+            </w:pPr>
+            <w:r>
+              <w:rPr>
+                <w:color w:val="404040" w:themeColor="text1" w:themeTint="BF"/>
+              </w:rPr>
+              <w:t>La réunion apparaît dans l'agenda des participants.</w:t>
+            </w:r>
+          </w:p>
+        </w:tc>
+      </w:tr>
+    </w:tbl>
     <w:p>
       <w:pPr>
         <w:pStyle w:val="font-claude-response-body"/>
-        <w:jc w:val="center"/>
-        <w:rPr>
-          <w:color w:val="404040" w:themeColor="text1" w:themeTint="BF"/>
-        </w:rPr>
-      </w:pPr>
-    </w:p>
+        <w:rPr>
+          <w:color w:val="404040" w:themeColor="text1" w:themeTint="BF"/>
+        </w:rPr>
+      </w:pPr>
+      <w:r>
+        <w:rPr>
+          <w:color w:val="404040" w:themeColor="text1" w:themeTint="BF"/>
+        </w:rPr>
+        <w:t>Table 2.</w:t>
+      </w:r>
+      <w:r>
+        <w:rPr>
+          <w:color w:val="404040" w:themeColor="text1" w:themeTint="BF"/>
+        </w:rPr>
+        <w:t>4</w:t>
+      </w:r>
+      <w:r>
+        <w:rPr>
+          <w:color w:val="404040" w:themeColor="text1" w:themeTint="BF"/>
+        </w:rPr>
+        <w:t xml:space="preserve"> _ Cas d'utilisation : Organiser une Réunion</w:t>
+      </w:r>
+    </w:p>
+    <w:tbl>
+      <w:tblPr>
+        <w:tblStyle w:val="Grilledutableau"/>
+        <w:tblW w:w="0" w:type="auto"/>
+        <w:tblInd w:w="38" w:type="dxa"/>
+        <w:tblLook w:val="04A0" w:firstRow="1" w:lastRow="0" w:firstColumn="1" w:lastColumn="0" w:noHBand="0" w:noVBand="1"/>
+      </w:tblPr>
+      <w:tblGrid>
+        <w:gridCol w:w="2622"/>
+        <w:gridCol w:w="6590"/>
+      </w:tblGrid>
+      <w:tr>
+        <w:trPr>
+          <w:trHeight w:val="326"/>
+        </w:trPr>
+        <w:tc>
+          <w:tcPr>
+            <w:tcW w:w="2622" w:type="dxa"/>
+            <w:tcBorders>
+              <w:top w:val="single" w:sz="4" w:space="0" w:color="auto"/>
+              <w:left w:val="single" w:sz="4" w:space="0" w:color="auto"/>
+              <w:bottom w:val="single" w:sz="4" w:space="0" w:color="auto"/>
+              <w:right w:val="single" w:sz="4" w:space="0" w:color="auto"/>
+            </w:tcBorders>
+            <w:hideMark/>
+          </w:tcPr>
+          <w:p>
+            <w:pPr>
+              <w:pStyle w:val="font-claude-response-body"/>
+              <w:rPr>
+                <w:b/>
+                <w:bCs/>
+                <w:color w:val="404040" w:themeColor="text1" w:themeTint="BF"/>
+              </w:rPr>
+            </w:pPr>
+            <w:r>
+              <w:rPr>
+                <w:b/>
+                <w:bCs/>
+                <w:color w:val="404040" w:themeColor="text1" w:themeTint="BF"/>
+              </w:rPr>
+              <w:t>Champ</w:t>
+            </w:r>
+          </w:p>
+        </w:tc>
+        <w:tc>
+          <w:tcPr>
+            <w:tcW w:w="6590" w:type="dxa"/>
+            <w:tcBorders>
+              <w:top w:val="single" w:sz="4" w:space="0" w:color="auto"/>
+              <w:left w:val="single" w:sz="4" w:space="0" w:color="auto"/>
+              <w:bottom w:val="single" w:sz="4" w:space="0" w:color="auto"/>
+              <w:right w:val="single" w:sz="4" w:space="0" w:color="auto"/>
+            </w:tcBorders>
+            <w:hideMark/>
+          </w:tcPr>
+          <w:p>
+            <w:pPr>
+              <w:pStyle w:val="font-claude-response-body"/>
+              <w:rPr>
+                <w:b/>
+                <w:bCs/>
+                <w:color w:val="404040" w:themeColor="text1" w:themeTint="BF"/>
+              </w:rPr>
+            </w:pPr>
+            <w:r>
+              <w:rPr>
+                <w:b/>
+                <w:bCs/>
+                <w:color w:val="404040" w:themeColor="text1" w:themeTint="BF"/>
+              </w:rPr>
+              <w:t>Contenu</w:t>
+            </w:r>
+          </w:p>
+        </w:tc>
+      </w:tr>
+      <w:tr>
+        <w:tc>
+          <w:tcPr>
+            <w:tcW w:w="2622" w:type="dxa"/>
+            <w:tcBorders>
+              <w:top w:val="single" w:sz="4" w:space="0" w:color="auto"/>
+              <w:left w:val="single" w:sz="4" w:space="0" w:color="auto"/>
+              <w:bottom w:val="single" w:sz="4" w:space="0" w:color="auto"/>
+              <w:right w:val="single" w:sz="4" w:space="0" w:color="auto"/>
+            </w:tcBorders>
+            <w:hideMark/>
+          </w:tcPr>
+          <w:p>
+            <w:pPr>
+              <w:pStyle w:val="font-claude-response-body"/>
+              <w:rPr>
+                <w:color w:val="404040" w:themeColor="text1" w:themeTint="BF"/>
+              </w:rPr>
+            </w:pPr>
+            <w:r>
+              <w:rPr>
+                <w:color w:val="404040" w:themeColor="text1" w:themeTint="BF"/>
+              </w:rPr>
+              <w:t>Objectif</w:t>
+            </w:r>
+          </w:p>
+        </w:tc>
+        <w:tc>
+          <w:tcPr>
+            <w:tcW w:w="6590" w:type="dxa"/>
+            <w:tcBorders>
+              <w:top w:val="single" w:sz="4" w:space="0" w:color="auto"/>
+              <w:left w:val="single" w:sz="4" w:space="0" w:color="auto"/>
+              <w:bottom w:val="single" w:sz="4" w:space="0" w:color="auto"/>
+              <w:right w:val="single" w:sz="4" w:space="0" w:color="auto"/>
+            </w:tcBorders>
+            <w:hideMark/>
+          </w:tcPr>
+          <w:p>
+            <w:pPr>
+              <w:pStyle w:val="font-claude-response-body"/>
+              <w:rPr>
+                <w:color w:val="404040" w:themeColor="text1" w:themeTint="BF"/>
+              </w:rPr>
+            </w:pPr>
+            <w:r>
+              <w:rPr>
+                <w:color w:val="404040" w:themeColor="text1" w:themeTint="BF"/>
+              </w:rPr>
+              <w:t>Noter les compétences du stagiaire et clôturer son stage.</w:t>
+            </w:r>
+          </w:p>
+        </w:tc>
+      </w:tr>
+      <w:tr>
+        <w:tc>
+          <w:tcPr>
+            <w:tcW w:w="2622" w:type="dxa"/>
+            <w:tcBorders>
+              <w:top w:val="single" w:sz="4" w:space="0" w:color="auto"/>
+              <w:left w:val="single" w:sz="4" w:space="0" w:color="auto"/>
+              <w:bottom w:val="single" w:sz="4" w:space="0" w:color="auto"/>
+              <w:right w:val="single" w:sz="4" w:space="0" w:color="auto"/>
+            </w:tcBorders>
+            <w:hideMark/>
+          </w:tcPr>
+          <w:p>
+            <w:pPr>
+              <w:pStyle w:val="font-claude-response-body"/>
+              <w:rPr>
+                <w:color w:val="404040" w:themeColor="text1" w:themeTint="BF"/>
+              </w:rPr>
+            </w:pPr>
+            <w:r>
+              <w:rPr>
+                <w:color w:val="404040" w:themeColor="text1" w:themeTint="BF"/>
+              </w:rPr>
+              <w:t>Acteurs</w:t>
+            </w:r>
+          </w:p>
+        </w:tc>
+        <w:tc>
+          <w:tcPr>
+            <w:tcW w:w="6590" w:type="dxa"/>
+            <w:tcBorders>
+              <w:top w:val="single" w:sz="4" w:space="0" w:color="auto"/>
+              <w:left w:val="single" w:sz="4" w:space="0" w:color="auto"/>
+              <w:bottom w:val="single" w:sz="4" w:space="0" w:color="auto"/>
+              <w:right w:val="single" w:sz="4" w:space="0" w:color="auto"/>
+            </w:tcBorders>
+            <w:hideMark/>
+          </w:tcPr>
+          <w:p>
+            <w:pPr>
+              <w:pStyle w:val="font-claude-response-body"/>
+              <w:rPr>
+                <w:color w:val="404040" w:themeColor="text1" w:themeTint="BF"/>
+              </w:rPr>
+            </w:pPr>
+            <w:proofErr w:type="gramStart"/>
+            <w:r>
+              <w:rPr>
+                <w:color w:val="404040" w:themeColor="text1" w:themeTint="BF"/>
+              </w:rPr>
+              <w:t>Encadrant</w:t>
+            </w:r>
+            <w:r>
+              <w:rPr>
+                <w:color w:val="404040" w:themeColor="text1" w:themeTint="BF"/>
+              </w:rPr>
+              <w:t xml:space="preserve"> </w:t>
+            </w:r>
+            <w:r>
+              <w:rPr>
+                <w:color w:val="404040" w:themeColor="text1" w:themeTint="BF"/>
+              </w:rPr>
+              <w:t>.</w:t>
+            </w:r>
+            <w:proofErr w:type="gramEnd"/>
+          </w:p>
+        </w:tc>
+      </w:tr>
+      <w:tr>
+        <w:tc>
+          <w:tcPr>
+            <w:tcW w:w="2622" w:type="dxa"/>
+            <w:tcBorders>
+              <w:top w:val="single" w:sz="4" w:space="0" w:color="auto"/>
+              <w:left w:val="single" w:sz="4" w:space="0" w:color="auto"/>
+              <w:bottom w:val="single" w:sz="4" w:space="0" w:color="auto"/>
+              <w:right w:val="single" w:sz="4" w:space="0" w:color="auto"/>
+            </w:tcBorders>
+            <w:hideMark/>
+          </w:tcPr>
+          <w:p>
+            <w:pPr>
+              <w:pStyle w:val="font-claude-response-body"/>
+              <w:rPr>
+                <w:color w:val="404040" w:themeColor="text1" w:themeTint="BF"/>
+              </w:rPr>
+            </w:pPr>
+            <w:r>
+              <w:rPr>
+                <w:color w:val="404040" w:themeColor="text1" w:themeTint="BF"/>
+              </w:rPr>
+              <w:t>Scénario</w:t>
+            </w:r>
+            <w:r>
+              <w:rPr>
+                <w:b/>
+                <w:bCs/>
+                <w:color w:val="404040" w:themeColor="text1" w:themeTint="BF"/>
+              </w:rPr>
+              <w:t> </w:t>
+            </w:r>
+            <w:r>
+              <w:rPr>
+                <w:color w:val="404040" w:themeColor="text1" w:themeTint="BF"/>
+              </w:rPr>
+              <w:t>principal</w:t>
+            </w:r>
+          </w:p>
+        </w:tc>
+        <w:tc>
+          <w:tcPr>
+            <w:tcW w:w="6590" w:type="dxa"/>
+            <w:tcBorders>
+              <w:top w:val="single" w:sz="4" w:space="0" w:color="auto"/>
+              <w:left w:val="single" w:sz="4" w:space="0" w:color="auto"/>
+              <w:bottom w:val="single" w:sz="4" w:space="0" w:color="auto"/>
+              <w:right w:val="single" w:sz="4" w:space="0" w:color="auto"/>
+            </w:tcBorders>
+            <w:hideMark/>
+          </w:tcPr>
+          <w:p>
+            <w:pPr>
+              <w:pStyle w:val="font-claude-response-body"/>
+              <w:rPr>
+                <w:color w:val="404040" w:themeColor="text1" w:themeTint="BF"/>
+              </w:rPr>
+            </w:pPr>
+            <w:r>
+              <w:rPr>
+                <w:color w:val="404040" w:themeColor="text1" w:themeTint="BF"/>
+              </w:rPr>
+              <w:t>1. L'encadrant sélectionne un stagiaire dont le stage arrive à terme.</w:t>
+            </w:r>
+            <w:r>
+              <w:rPr>
+                <w:color w:val="404040" w:themeColor="text1" w:themeTint="BF"/>
+              </w:rPr>
+              <w:br/>
+              <w:t>2. Il remplit la grille d'évaluation (technique, autonomie, communication).</w:t>
+            </w:r>
+            <w:r>
+              <w:rPr>
+                <w:color w:val="404040" w:themeColor="text1" w:themeTint="BF"/>
+              </w:rPr>
+              <w:br/>
+              <w:t>3. Le système calcule automatiquement la moyenne globale.</w:t>
+            </w:r>
+            <w:r>
+              <w:rPr>
+                <w:color w:val="404040" w:themeColor="text1" w:themeTint="BF"/>
+              </w:rPr>
+              <w:br/>
+              <w:t>4. L'évaluation est validée et archivée.</w:t>
+            </w:r>
+          </w:p>
+        </w:tc>
+      </w:tr>
+      <w:tr>
+        <w:tc>
+          <w:tcPr>
+            <w:tcW w:w="2622" w:type="dxa"/>
+            <w:tcBorders>
+              <w:top w:val="single" w:sz="4" w:space="0" w:color="auto"/>
+              <w:left w:val="single" w:sz="4" w:space="0" w:color="auto"/>
+              <w:bottom w:val="single" w:sz="4" w:space="0" w:color="auto"/>
+              <w:right w:val="single" w:sz="4" w:space="0" w:color="auto"/>
+            </w:tcBorders>
+            <w:hideMark/>
+          </w:tcPr>
+          <w:p>
+            <w:pPr>
+              <w:pStyle w:val="font-claude-response-body"/>
+              <w:rPr>
+                <w:color w:val="404040" w:themeColor="text1" w:themeTint="BF"/>
+              </w:rPr>
+            </w:pPr>
+            <w:r>
+              <w:rPr>
+                <w:color w:val="404040" w:themeColor="text1" w:themeTint="BF"/>
+              </w:rPr>
+              <w:t>Post-condition</w:t>
+            </w:r>
+          </w:p>
+        </w:tc>
+        <w:tc>
+          <w:tcPr>
+            <w:tcW w:w="6590" w:type="dxa"/>
+            <w:tcBorders>
+              <w:top w:val="single" w:sz="4" w:space="0" w:color="auto"/>
+              <w:left w:val="single" w:sz="4" w:space="0" w:color="auto"/>
+              <w:bottom w:val="single" w:sz="4" w:space="0" w:color="auto"/>
+              <w:right w:val="single" w:sz="4" w:space="0" w:color="auto"/>
+            </w:tcBorders>
+            <w:hideMark/>
+          </w:tcPr>
+          <w:p>
+            <w:pPr>
+              <w:pStyle w:val="font-claude-response-body"/>
+              <w:rPr>
+                <w:color w:val="404040" w:themeColor="text1" w:themeTint="BF"/>
+              </w:rPr>
+            </w:pPr>
+            <w:r>
+              <w:rPr>
+                <w:color w:val="404040" w:themeColor="text1" w:themeTint="BF"/>
+              </w:rPr>
+              <w:t>Le stagiaire peut consulter sa note et son mention sur son profil.</w:t>
+            </w:r>
+          </w:p>
+        </w:tc>
+      </w:tr>
+    </w:tbl>
     <w:p>
       <w:pPr>
         <w:pStyle w:val="font-claude-response-body"/>
-        <w:jc w:val="center"/>
-        <w:rPr>
-          <w:color w:val="404040" w:themeColor="text1" w:themeTint="BF"/>
-        </w:rPr>
-      </w:pPr>
-    </w:p>
+        <w:rPr>
+          <w:color w:val="404040" w:themeColor="text1" w:themeTint="BF"/>
+        </w:rPr>
+      </w:pPr>
+      <w:r>
+        <w:rPr>
+          <w:color w:val="404040" w:themeColor="text1" w:themeTint="BF"/>
+        </w:rPr>
+        <w:lastRenderedPageBreak/>
+        <w:t>Table 2.</w:t>
+      </w:r>
+      <w:r>
+        <w:rPr>
+          <w:color w:val="404040" w:themeColor="text1" w:themeTint="BF"/>
+        </w:rPr>
+        <w:t>5</w:t>
+      </w:r>
+      <w:r>
+        <w:rPr>
+          <w:color w:val="404040" w:themeColor="text1" w:themeTint="BF"/>
+        </w:rPr>
+        <w:t xml:space="preserve"> _ Cas d'utilisation : Évaluer un stagiaire</w:t>
+      </w:r>
+    </w:p>
+    <w:tbl>
+      <w:tblPr>
+        <w:tblStyle w:val="Grilledutableau"/>
+        <w:tblW w:w="0" w:type="auto"/>
+        <w:tblInd w:w="38" w:type="dxa"/>
+        <w:tblLook w:val="04A0" w:firstRow="1" w:lastRow="0" w:firstColumn="1" w:lastColumn="0" w:noHBand="0" w:noVBand="1"/>
+      </w:tblPr>
+      <w:tblGrid>
+        <w:gridCol w:w="2622"/>
+        <w:gridCol w:w="6590"/>
+      </w:tblGrid>
+      <w:tr>
+        <w:trPr>
+          <w:trHeight w:val="326"/>
+        </w:trPr>
+        <w:tc>
+          <w:tcPr>
+            <w:tcW w:w="2622" w:type="dxa"/>
+            <w:tcBorders>
+              <w:top w:val="single" w:sz="4" w:space="0" w:color="auto"/>
+              <w:left w:val="single" w:sz="4" w:space="0" w:color="auto"/>
+              <w:bottom w:val="single" w:sz="4" w:space="0" w:color="auto"/>
+              <w:right w:val="single" w:sz="4" w:space="0" w:color="auto"/>
+            </w:tcBorders>
+            <w:hideMark/>
+          </w:tcPr>
+          <w:p>
+            <w:pPr>
+              <w:pStyle w:val="font-claude-response-body"/>
+              <w:rPr>
+                <w:b/>
+                <w:bCs/>
+                <w:color w:val="404040" w:themeColor="text1" w:themeTint="BF"/>
+              </w:rPr>
+            </w:pPr>
+            <w:r>
+              <w:rPr>
+                <w:b/>
+                <w:bCs/>
+                <w:color w:val="404040" w:themeColor="text1" w:themeTint="BF"/>
+              </w:rPr>
+              <w:t>Champ</w:t>
+            </w:r>
+          </w:p>
+        </w:tc>
+        <w:tc>
+          <w:tcPr>
+            <w:tcW w:w="6590" w:type="dxa"/>
+            <w:tcBorders>
+              <w:top w:val="single" w:sz="4" w:space="0" w:color="auto"/>
+              <w:left w:val="single" w:sz="4" w:space="0" w:color="auto"/>
+              <w:bottom w:val="single" w:sz="4" w:space="0" w:color="auto"/>
+              <w:right w:val="single" w:sz="4" w:space="0" w:color="auto"/>
+            </w:tcBorders>
+            <w:hideMark/>
+          </w:tcPr>
+          <w:p>
+            <w:pPr>
+              <w:pStyle w:val="font-claude-response-body"/>
+              <w:rPr>
+                <w:b/>
+                <w:bCs/>
+                <w:color w:val="404040" w:themeColor="text1" w:themeTint="BF"/>
+              </w:rPr>
+            </w:pPr>
+            <w:r>
+              <w:rPr>
+                <w:b/>
+                <w:bCs/>
+                <w:color w:val="404040" w:themeColor="text1" w:themeTint="BF"/>
+              </w:rPr>
+              <w:t>Contenu</w:t>
+            </w:r>
+          </w:p>
+        </w:tc>
+      </w:tr>
+      <w:tr>
+        <w:tc>
+          <w:tcPr>
+            <w:tcW w:w="2622" w:type="dxa"/>
+            <w:tcBorders>
+              <w:top w:val="single" w:sz="4" w:space="0" w:color="auto"/>
+              <w:left w:val="single" w:sz="4" w:space="0" w:color="auto"/>
+              <w:bottom w:val="single" w:sz="4" w:space="0" w:color="auto"/>
+              <w:right w:val="single" w:sz="4" w:space="0" w:color="auto"/>
+            </w:tcBorders>
+            <w:hideMark/>
+          </w:tcPr>
+          <w:p>
+            <w:pPr>
+              <w:pStyle w:val="font-claude-response-body"/>
+              <w:rPr>
+                <w:color w:val="404040" w:themeColor="text1" w:themeTint="BF"/>
+              </w:rPr>
+            </w:pPr>
+            <w:r>
+              <w:rPr>
+                <w:color w:val="404040" w:themeColor="text1" w:themeTint="BF"/>
+              </w:rPr>
+              <w:t>Objectif</w:t>
+            </w:r>
+          </w:p>
+        </w:tc>
+        <w:tc>
+          <w:tcPr>
+            <w:tcW w:w="6590" w:type="dxa"/>
+            <w:tcBorders>
+              <w:top w:val="single" w:sz="4" w:space="0" w:color="auto"/>
+              <w:left w:val="single" w:sz="4" w:space="0" w:color="auto"/>
+              <w:bottom w:val="single" w:sz="4" w:space="0" w:color="auto"/>
+              <w:right w:val="single" w:sz="4" w:space="0" w:color="auto"/>
+            </w:tcBorders>
+            <w:hideMark/>
+          </w:tcPr>
+          <w:p>
+            <w:pPr>
+              <w:pStyle w:val="font-claude-response-body"/>
+              <w:rPr>
+                <w:color w:val="404040" w:themeColor="text1" w:themeTint="BF"/>
+              </w:rPr>
+            </w:pPr>
+            <w:r>
+              <w:rPr>
+                <w:color w:val="404040" w:themeColor="text1" w:themeTint="BF"/>
+              </w:rPr>
+              <w:t>Administrer l'accès global au système.</w:t>
+            </w:r>
+          </w:p>
+        </w:tc>
+      </w:tr>
+      <w:tr>
+        <w:tc>
+          <w:tcPr>
+            <w:tcW w:w="2622" w:type="dxa"/>
+            <w:tcBorders>
+              <w:top w:val="single" w:sz="4" w:space="0" w:color="auto"/>
+              <w:left w:val="single" w:sz="4" w:space="0" w:color="auto"/>
+              <w:bottom w:val="single" w:sz="4" w:space="0" w:color="auto"/>
+              <w:right w:val="single" w:sz="4" w:space="0" w:color="auto"/>
+            </w:tcBorders>
+            <w:hideMark/>
+          </w:tcPr>
+          <w:p>
+            <w:pPr>
+              <w:pStyle w:val="font-claude-response-body"/>
+              <w:rPr>
+                <w:color w:val="404040" w:themeColor="text1" w:themeTint="BF"/>
+              </w:rPr>
+            </w:pPr>
+            <w:r>
+              <w:rPr>
+                <w:color w:val="404040" w:themeColor="text1" w:themeTint="BF"/>
+              </w:rPr>
+              <w:t>Acteurs</w:t>
+            </w:r>
+          </w:p>
+        </w:tc>
+        <w:tc>
+          <w:tcPr>
+            <w:tcW w:w="6590" w:type="dxa"/>
+            <w:tcBorders>
+              <w:top w:val="single" w:sz="4" w:space="0" w:color="auto"/>
+              <w:left w:val="single" w:sz="4" w:space="0" w:color="auto"/>
+              <w:bottom w:val="single" w:sz="4" w:space="0" w:color="auto"/>
+              <w:right w:val="single" w:sz="4" w:space="0" w:color="auto"/>
+            </w:tcBorders>
+            <w:hideMark/>
+          </w:tcPr>
+          <w:p>
+            <w:pPr>
+              <w:pStyle w:val="font-claude-response-body"/>
+              <w:rPr>
+                <w:color w:val="404040" w:themeColor="text1" w:themeTint="BF"/>
+              </w:rPr>
+            </w:pPr>
+            <w:proofErr w:type="gramStart"/>
+            <w:r>
+              <w:rPr>
+                <w:color w:val="404040" w:themeColor="text1" w:themeTint="BF"/>
+              </w:rPr>
+              <w:t>Administrateur</w:t>
+            </w:r>
+            <w:r>
+              <w:rPr>
+                <w:color w:val="404040" w:themeColor="text1" w:themeTint="BF"/>
+              </w:rPr>
+              <w:t xml:space="preserve"> .</w:t>
+            </w:r>
+            <w:proofErr w:type="gramEnd"/>
+          </w:p>
+        </w:tc>
+      </w:tr>
+      <w:tr>
+        <w:tc>
+          <w:tcPr>
+            <w:tcW w:w="2622" w:type="dxa"/>
+            <w:tcBorders>
+              <w:top w:val="single" w:sz="4" w:space="0" w:color="auto"/>
+              <w:left w:val="single" w:sz="4" w:space="0" w:color="auto"/>
+              <w:bottom w:val="single" w:sz="4" w:space="0" w:color="auto"/>
+              <w:right w:val="single" w:sz="4" w:space="0" w:color="auto"/>
+            </w:tcBorders>
+            <w:hideMark/>
+          </w:tcPr>
+          <w:p>
+            <w:pPr>
+              <w:pStyle w:val="font-claude-response-body"/>
+              <w:rPr>
+                <w:color w:val="404040" w:themeColor="text1" w:themeTint="BF"/>
+              </w:rPr>
+            </w:pPr>
+            <w:r>
+              <w:rPr>
+                <w:color w:val="404040" w:themeColor="text1" w:themeTint="BF"/>
+              </w:rPr>
+              <w:t>Scénario</w:t>
+            </w:r>
+            <w:r>
+              <w:rPr>
+                <w:b/>
+                <w:bCs/>
+                <w:color w:val="404040" w:themeColor="text1" w:themeTint="BF"/>
+              </w:rPr>
+              <w:t> </w:t>
+            </w:r>
+            <w:r>
+              <w:rPr>
+                <w:color w:val="404040" w:themeColor="text1" w:themeTint="BF"/>
+              </w:rPr>
+              <w:t>principal</w:t>
+            </w:r>
+          </w:p>
+        </w:tc>
+        <w:tc>
+          <w:tcPr>
+            <w:tcW w:w="6590" w:type="dxa"/>
+            <w:tcBorders>
+              <w:top w:val="single" w:sz="4" w:space="0" w:color="auto"/>
+              <w:left w:val="single" w:sz="4" w:space="0" w:color="auto"/>
+              <w:bottom w:val="single" w:sz="4" w:space="0" w:color="auto"/>
+              <w:right w:val="single" w:sz="4" w:space="0" w:color="auto"/>
+            </w:tcBorders>
+            <w:hideMark/>
+          </w:tcPr>
+          <w:p>
+            <w:pPr>
+              <w:pStyle w:val="font-claude-response-body"/>
+              <w:rPr>
+                <w:color w:val="404040" w:themeColor="text1" w:themeTint="BF"/>
+              </w:rPr>
+            </w:pPr>
+            <w:r>
+              <w:rPr>
+                <w:color w:val="404040" w:themeColor="text1" w:themeTint="BF"/>
+              </w:rPr>
+              <w:t>1. L'administrateur accède au module "Gestion des utilisateurs".</w:t>
+            </w:r>
+            <w:r>
+              <w:rPr>
+                <w:color w:val="404040" w:themeColor="text1" w:themeTint="BF"/>
+              </w:rPr>
+              <w:br/>
+              <w:t>2. Il peut créer un nouvel utilisateur en lui affectant un rôle.</w:t>
+            </w:r>
+            <w:r>
+              <w:rPr>
+                <w:color w:val="404040" w:themeColor="text1" w:themeTint="BF"/>
+              </w:rPr>
+              <w:br/>
+              <w:t>3. Il peut désactiver un compte pour restreindre l'accès.</w:t>
+            </w:r>
+            <w:r>
+              <w:rPr>
+                <w:color w:val="404040" w:themeColor="text1" w:themeTint="BF"/>
+              </w:rPr>
+              <w:br/>
+              <w:t>4. Il peut réinitialiser les mots de passe en cas de besoin.</w:t>
+            </w:r>
+          </w:p>
+        </w:tc>
+      </w:tr>
+    </w:tbl>
     <w:p>
       <w:pPr>
         <w:pStyle w:val="font-claude-response-body"/>
-        <w:jc w:val="center"/>
-        <w:rPr>
-          <w:color w:val="404040" w:themeColor="text1" w:themeTint="BF"/>
-        </w:rPr>
-      </w:pPr>
-    </w:p>
+        <w:rPr>
+          <w:color w:val="404040" w:themeColor="text1" w:themeTint="BF"/>
+        </w:rPr>
+      </w:pPr>
+      <w:r>
+        <w:rPr>
+          <w:color w:val="404040" w:themeColor="text1" w:themeTint="BF"/>
+        </w:rPr>
+        <w:t>Table 2.</w:t>
+      </w:r>
+      <w:r>
+        <w:rPr>
+          <w:color w:val="404040" w:themeColor="text1" w:themeTint="BF"/>
+        </w:rPr>
+        <w:t>6</w:t>
+      </w:r>
+      <w:r>
+        <w:rPr>
+          <w:color w:val="404040" w:themeColor="text1" w:themeTint="BF"/>
+        </w:rPr>
+        <w:t xml:space="preserve"> _ Cas d'utilisation : Gérer les comptes utilisateurs</w:t>
+      </w:r>
+    </w:p>
+    <w:tbl>
+      <w:tblPr>
+        <w:tblStyle w:val="Grilledutableau"/>
+        <w:tblW w:w="0" w:type="auto"/>
+        <w:tblInd w:w="38" w:type="dxa"/>
+        <w:tblLook w:val="04A0" w:firstRow="1" w:lastRow="0" w:firstColumn="1" w:lastColumn="0" w:noHBand="0" w:noVBand="1"/>
+      </w:tblPr>
+      <w:tblGrid>
+        <w:gridCol w:w="2622"/>
+        <w:gridCol w:w="6590"/>
+      </w:tblGrid>
+      <w:tr>
+        <w:trPr>
+          <w:trHeight w:val="326"/>
+        </w:trPr>
+        <w:tc>
+          <w:tcPr>
+            <w:tcW w:w="2622" w:type="dxa"/>
+            <w:tcBorders>
+              <w:top w:val="single" w:sz="4" w:space="0" w:color="auto"/>
+              <w:left w:val="single" w:sz="4" w:space="0" w:color="auto"/>
+              <w:bottom w:val="single" w:sz="4" w:space="0" w:color="auto"/>
+              <w:right w:val="single" w:sz="4" w:space="0" w:color="auto"/>
+            </w:tcBorders>
+            <w:hideMark/>
+          </w:tcPr>
+          <w:p>
+            <w:pPr>
+              <w:pStyle w:val="font-claude-response-body"/>
+              <w:rPr>
+                <w:b/>
+                <w:bCs/>
+                <w:color w:val="404040" w:themeColor="text1" w:themeTint="BF"/>
+              </w:rPr>
+            </w:pPr>
+            <w:r>
+              <w:rPr>
+                <w:b/>
+                <w:bCs/>
+                <w:color w:val="404040" w:themeColor="text1" w:themeTint="BF"/>
+              </w:rPr>
+              <w:t>Champ</w:t>
+            </w:r>
+          </w:p>
+        </w:tc>
+        <w:tc>
+          <w:tcPr>
+            <w:tcW w:w="6590" w:type="dxa"/>
+            <w:tcBorders>
+              <w:top w:val="single" w:sz="4" w:space="0" w:color="auto"/>
+              <w:left w:val="single" w:sz="4" w:space="0" w:color="auto"/>
+              <w:bottom w:val="single" w:sz="4" w:space="0" w:color="auto"/>
+              <w:right w:val="single" w:sz="4" w:space="0" w:color="auto"/>
+            </w:tcBorders>
+            <w:hideMark/>
+          </w:tcPr>
+          <w:p>
+            <w:pPr>
+              <w:pStyle w:val="font-claude-response-body"/>
+              <w:rPr>
+                <w:b/>
+                <w:bCs/>
+                <w:color w:val="404040" w:themeColor="text1" w:themeTint="BF"/>
+              </w:rPr>
+            </w:pPr>
+            <w:r>
+              <w:rPr>
+                <w:b/>
+                <w:bCs/>
+                <w:color w:val="404040" w:themeColor="text1" w:themeTint="BF"/>
+              </w:rPr>
+              <w:t>Contenu</w:t>
+            </w:r>
+          </w:p>
+        </w:tc>
+      </w:tr>
+      <w:tr>
+        <w:tc>
+          <w:tcPr>
+            <w:tcW w:w="2622" w:type="dxa"/>
+            <w:tcBorders>
+              <w:top w:val="single" w:sz="4" w:space="0" w:color="auto"/>
+              <w:left w:val="single" w:sz="4" w:space="0" w:color="auto"/>
+              <w:bottom w:val="single" w:sz="4" w:space="0" w:color="auto"/>
+              <w:right w:val="single" w:sz="4" w:space="0" w:color="auto"/>
+            </w:tcBorders>
+            <w:hideMark/>
+          </w:tcPr>
+          <w:p>
+            <w:pPr>
+              <w:pStyle w:val="font-claude-response-body"/>
+              <w:rPr>
+                <w:color w:val="404040" w:themeColor="text1" w:themeTint="BF"/>
+              </w:rPr>
+            </w:pPr>
+            <w:r>
+              <w:rPr>
+                <w:color w:val="404040" w:themeColor="text1" w:themeTint="BF"/>
+              </w:rPr>
+              <w:t>Objectif</w:t>
+            </w:r>
+          </w:p>
+        </w:tc>
+        <w:tc>
+          <w:tcPr>
+            <w:tcW w:w="6590" w:type="dxa"/>
+            <w:tcBorders>
+              <w:top w:val="single" w:sz="4" w:space="0" w:color="auto"/>
+              <w:left w:val="single" w:sz="4" w:space="0" w:color="auto"/>
+              <w:bottom w:val="single" w:sz="4" w:space="0" w:color="auto"/>
+              <w:right w:val="single" w:sz="4" w:space="0" w:color="auto"/>
+            </w:tcBorders>
+            <w:hideMark/>
+          </w:tcPr>
+          <w:p>
+            <w:pPr>
+              <w:pStyle w:val="font-claude-response-body"/>
+              <w:rPr>
+                <w:color w:val="404040" w:themeColor="text1" w:themeTint="BF"/>
+              </w:rPr>
+            </w:pPr>
+            <w:r>
+              <w:rPr>
+                <w:color w:val="404040" w:themeColor="text1" w:themeTint="BF"/>
+              </w:rPr>
+              <w:t>Permettre à l'utilisateur de mettre à jour ses informations personnelles.</w:t>
+            </w:r>
+          </w:p>
+        </w:tc>
+      </w:tr>
+      <w:tr>
+        <w:tc>
+          <w:tcPr>
+            <w:tcW w:w="2622" w:type="dxa"/>
+            <w:tcBorders>
+              <w:top w:val="single" w:sz="4" w:space="0" w:color="auto"/>
+              <w:left w:val="single" w:sz="4" w:space="0" w:color="auto"/>
+              <w:bottom w:val="single" w:sz="4" w:space="0" w:color="auto"/>
+              <w:right w:val="single" w:sz="4" w:space="0" w:color="auto"/>
+            </w:tcBorders>
+            <w:hideMark/>
+          </w:tcPr>
+          <w:p>
+            <w:pPr>
+              <w:pStyle w:val="font-claude-response-body"/>
+              <w:rPr>
+                <w:color w:val="404040" w:themeColor="text1" w:themeTint="BF"/>
+              </w:rPr>
+            </w:pPr>
+            <w:r>
+              <w:rPr>
+                <w:color w:val="404040" w:themeColor="text1" w:themeTint="BF"/>
+              </w:rPr>
+              <w:t>Acteurs</w:t>
+            </w:r>
+          </w:p>
+        </w:tc>
+        <w:tc>
+          <w:tcPr>
+            <w:tcW w:w="6590" w:type="dxa"/>
+            <w:tcBorders>
+              <w:top w:val="single" w:sz="4" w:space="0" w:color="auto"/>
+              <w:left w:val="single" w:sz="4" w:space="0" w:color="auto"/>
+              <w:bottom w:val="single" w:sz="4" w:space="0" w:color="auto"/>
+              <w:right w:val="single" w:sz="4" w:space="0" w:color="auto"/>
+            </w:tcBorders>
+            <w:hideMark/>
+          </w:tcPr>
+          <w:p>
+            <w:pPr>
+              <w:pStyle w:val="font-claude-response-body"/>
+              <w:rPr>
+                <w:color w:val="404040" w:themeColor="text1" w:themeTint="BF"/>
+              </w:rPr>
+            </w:pPr>
+            <w:r>
+              <w:rPr>
+                <w:color w:val="404040" w:themeColor="text1" w:themeTint="BF"/>
+              </w:rPr>
+              <w:t>Tous les utilisateurs (Admin, Responsable, Encadrant, Stagiaire)</w:t>
+            </w:r>
+            <w:r>
+              <w:rPr>
+                <w:color w:val="404040" w:themeColor="text1" w:themeTint="BF"/>
+              </w:rPr>
+              <w:t>.</w:t>
+            </w:r>
+          </w:p>
+        </w:tc>
+      </w:tr>
+      <w:tr>
+        <w:tc>
+          <w:tcPr>
+            <w:tcW w:w="2622" w:type="dxa"/>
+            <w:tcBorders>
+              <w:top w:val="single" w:sz="4" w:space="0" w:color="auto"/>
+              <w:left w:val="single" w:sz="4" w:space="0" w:color="auto"/>
+              <w:bottom w:val="single" w:sz="4" w:space="0" w:color="auto"/>
+              <w:right w:val="single" w:sz="4" w:space="0" w:color="auto"/>
+            </w:tcBorders>
+            <w:hideMark/>
+          </w:tcPr>
+          <w:p>
+            <w:pPr>
+              <w:pStyle w:val="font-claude-response-body"/>
+              <w:rPr>
+                <w:color w:val="404040" w:themeColor="text1" w:themeTint="BF"/>
+              </w:rPr>
+            </w:pPr>
+            <w:r>
+              <w:rPr>
+                <w:color w:val="404040" w:themeColor="text1" w:themeTint="BF"/>
+              </w:rPr>
+              <w:t>Scénario</w:t>
+            </w:r>
+            <w:r>
+              <w:rPr>
+                <w:b/>
+                <w:bCs/>
+                <w:color w:val="404040" w:themeColor="text1" w:themeTint="BF"/>
+              </w:rPr>
+              <w:t> </w:t>
+            </w:r>
+            <w:r>
+              <w:rPr>
+                <w:color w:val="404040" w:themeColor="text1" w:themeTint="BF"/>
+              </w:rPr>
+              <w:t>principal</w:t>
+            </w:r>
+          </w:p>
+        </w:tc>
+        <w:tc>
+          <w:tcPr>
+            <w:tcW w:w="6590" w:type="dxa"/>
+            <w:tcBorders>
+              <w:top w:val="single" w:sz="4" w:space="0" w:color="auto"/>
+              <w:left w:val="single" w:sz="4" w:space="0" w:color="auto"/>
+              <w:bottom w:val="single" w:sz="4" w:space="0" w:color="auto"/>
+              <w:right w:val="single" w:sz="4" w:space="0" w:color="auto"/>
+            </w:tcBorders>
+            <w:hideMark/>
+          </w:tcPr>
+          <w:p>
+            <w:pPr>
+              <w:pStyle w:val="font-claude-response-body"/>
+              <w:rPr>
+                <w:color w:val="404040" w:themeColor="text1" w:themeTint="BF"/>
+              </w:rPr>
+            </w:pPr>
+            <w:r>
+              <w:rPr>
+                <w:color w:val="404040" w:themeColor="text1" w:themeTint="BF"/>
+              </w:rPr>
+              <w:t>1. L'utilisateur accède à la page "Mon Profil".</w:t>
+            </w:r>
+            <w:r>
+              <w:rPr>
+                <w:color w:val="404040" w:themeColor="text1" w:themeTint="BF"/>
+              </w:rPr>
+              <w:br/>
+              <w:t>2. Il modifie ses informations (nom, téléphone, photo, etc.).</w:t>
+            </w:r>
+            <w:r>
+              <w:rPr>
+                <w:color w:val="404040" w:themeColor="text1" w:themeTint="BF"/>
+              </w:rPr>
+              <w:br/>
+              <w:t>3. Il valide les changements.</w:t>
+            </w:r>
+            <w:r>
+              <w:rPr>
+                <w:color w:val="404040" w:themeColor="text1" w:themeTint="BF"/>
+              </w:rPr>
+              <w:br/>
+              <w:t>4. Le système met à jour la base de données.</w:t>
+            </w:r>
+          </w:p>
+        </w:tc>
+      </w:tr>
+    </w:tbl>
     <w:p>
       <w:pPr>
         <w:pStyle w:val="font-claude-response-body"/>
-        <w:jc w:val="center"/>
-        <w:rPr>
-          <w:color w:val="404040" w:themeColor="text1" w:themeTint="BF"/>
-        </w:rPr>
-      </w:pPr>
-    </w:p>
+        <w:rPr>
+          <w:color w:val="404040" w:themeColor="text1" w:themeTint="BF"/>
+        </w:rPr>
+      </w:pPr>
+      <w:r>
+        <w:rPr>
+          <w:color w:val="404040" w:themeColor="text1" w:themeTint="BF"/>
+        </w:rPr>
+        <w:t>Table 2.</w:t>
+      </w:r>
+      <w:r>
+        <w:rPr>
+          <w:color w:val="404040" w:themeColor="text1" w:themeTint="BF"/>
+        </w:rPr>
+        <w:t>7</w:t>
+      </w:r>
+      <w:r>
+        <w:rPr>
+          <w:color w:val="404040" w:themeColor="text1" w:themeTint="BF"/>
+        </w:rPr>
+        <w:t xml:space="preserve"> _ Cas d'utilisation : </w:t>
+      </w:r>
+      <w:r>
+        <w:rPr>
+          <w:color w:val="404040" w:themeColor="text1" w:themeTint="BF"/>
+        </w:rPr>
+        <w:t> Gérer son profil</w:t>
+      </w:r>
+    </w:p>
+    <w:tbl>
+      <w:tblPr>
+        <w:tblStyle w:val="Grilledutableau"/>
+        <w:tblW w:w="0" w:type="auto"/>
+        <w:tblInd w:w="38" w:type="dxa"/>
+        <w:tblLook w:val="04A0" w:firstRow="1" w:lastRow="0" w:firstColumn="1" w:lastColumn="0" w:noHBand="0" w:noVBand="1"/>
+      </w:tblPr>
+      <w:tblGrid>
+        <w:gridCol w:w="2622"/>
+        <w:gridCol w:w="6590"/>
+      </w:tblGrid>
+      <w:tr>
+        <w:trPr>
+          <w:trHeight w:val="326"/>
+        </w:trPr>
+        <w:tc>
+          <w:tcPr>
+            <w:tcW w:w="2622" w:type="dxa"/>
+            <w:tcBorders>
+              <w:top w:val="single" w:sz="4" w:space="0" w:color="auto"/>
+              <w:left w:val="single" w:sz="4" w:space="0" w:color="auto"/>
+              <w:bottom w:val="single" w:sz="4" w:space="0" w:color="auto"/>
+              <w:right w:val="single" w:sz="4" w:space="0" w:color="auto"/>
+            </w:tcBorders>
+            <w:hideMark/>
+          </w:tcPr>
+          <w:p>
+            <w:pPr>
+              <w:pStyle w:val="font-claude-response-body"/>
+              <w:rPr>
+                <w:b/>
+                <w:bCs/>
+                <w:color w:val="404040" w:themeColor="text1" w:themeTint="BF"/>
+              </w:rPr>
+            </w:pPr>
+            <w:r>
+              <w:rPr>
+                <w:b/>
+                <w:bCs/>
+                <w:color w:val="404040" w:themeColor="text1" w:themeTint="BF"/>
+              </w:rPr>
+              <w:t>Champ</w:t>
+            </w:r>
+          </w:p>
+        </w:tc>
+        <w:tc>
+          <w:tcPr>
+            <w:tcW w:w="6590" w:type="dxa"/>
+            <w:tcBorders>
+              <w:top w:val="single" w:sz="4" w:space="0" w:color="auto"/>
+              <w:left w:val="single" w:sz="4" w:space="0" w:color="auto"/>
+              <w:bottom w:val="single" w:sz="4" w:space="0" w:color="auto"/>
+              <w:right w:val="single" w:sz="4" w:space="0" w:color="auto"/>
+            </w:tcBorders>
+            <w:hideMark/>
+          </w:tcPr>
+          <w:p>
+            <w:pPr>
+              <w:pStyle w:val="font-claude-response-body"/>
+              <w:rPr>
+                <w:b/>
+                <w:bCs/>
+                <w:color w:val="404040" w:themeColor="text1" w:themeTint="BF"/>
+              </w:rPr>
+            </w:pPr>
+            <w:r>
+              <w:rPr>
+                <w:b/>
+                <w:bCs/>
+                <w:color w:val="404040" w:themeColor="text1" w:themeTint="BF"/>
+              </w:rPr>
+              <w:t>Contenu</w:t>
+            </w:r>
+          </w:p>
+        </w:tc>
+      </w:tr>
+      <w:tr>
+        <w:tc>
+          <w:tcPr>
+            <w:tcW w:w="2622" w:type="dxa"/>
+            <w:tcBorders>
+              <w:top w:val="single" w:sz="4" w:space="0" w:color="auto"/>
+              <w:left w:val="single" w:sz="4" w:space="0" w:color="auto"/>
+              <w:bottom w:val="single" w:sz="4" w:space="0" w:color="auto"/>
+              <w:right w:val="single" w:sz="4" w:space="0" w:color="auto"/>
+            </w:tcBorders>
+            <w:hideMark/>
+          </w:tcPr>
+          <w:p>
+            <w:pPr>
+              <w:pStyle w:val="font-claude-response-body"/>
+              <w:rPr>
+                <w:color w:val="404040" w:themeColor="text1" w:themeTint="BF"/>
+              </w:rPr>
+            </w:pPr>
+            <w:r>
+              <w:rPr>
+                <w:color w:val="404040" w:themeColor="text1" w:themeTint="BF"/>
+              </w:rPr>
+              <w:t>Objectif</w:t>
+            </w:r>
+          </w:p>
+        </w:tc>
+        <w:tc>
+          <w:tcPr>
+            <w:tcW w:w="6590" w:type="dxa"/>
+            <w:tcBorders>
+              <w:top w:val="single" w:sz="4" w:space="0" w:color="auto"/>
+              <w:left w:val="single" w:sz="4" w:space="0" w:color="auto"/>
+              <w:bottom w:val="single" w:sz="4" w:space="0" w:color="auto"/>
+              <w:right w:val="single" w:sz="4" w:space="0" w:color="auto"/>
+            </w:tcBorders>
+            <w:hideMark/>
+          </w:tcPr>
+          <w:p>
+            <w:pPr>
+              <w:pStyle w:val="font-claude-response-body"/>
+              <w:rPr>
+                <w:color w:val="404040" w:themeColor="text1" w:themeTint="BF"/>
+              </w:rPr>
+            </w:pPr>
+            <w:r>
+              <w:rPr>
+                <w:color w:val="404040" w:themeColor="text1" w:themeTint="BF"/>
+              </w:rPr>
+              <w:t>Proposer, valider et publier des sujets de stage pour les candidats.</w:t>
+            </w:r>
+          </w:p>
+        </w:tc>
+      </w:tr>
+      <w:tr>
+        <w:tc>
+          <w:tcPr>
+            <w:tcW w:w="2622" w:type="dxa"/>
+            <w:tcBorders>
+              <w:top w:val="single" w:sz="4" w:space="0" w:color="auto"/>
+              <w:left w:val="single" w:sz="4" w:space="0" w:color="auto"/>
+              <w:bottom w:val="single" w:sz="4" w:space="0" w:color="auto"/>
+              <w:right w:val="single" w:sz="4" w:space="0" w:color="auto"/>
+            </w:tcBorders>
+            <w:hideMark/>
+          </w:tcPr>
+          <w:p>
+            <w:pPr>
+              <w:pStyle w:val="font-claude-response-body"/>
+              <w:rPr>
+                <w:color w:val="404040" w:themeColor="text1" w:themeTint="BF"/>
+              </w:rPr>
+            </w:pPr>
+            <w:r>
+              <w:rPr>
+                <w:color w:val="404040" w:themeColor="text1" w:themeTint="BF"/>
+              </w:rPr>
+              <w:t>Acteurs</w:t>
+            </w:r>
+          </w:p>
+        </w:tc>
+        <w:tc>
+          <w:tcPr>
+            <w:tcW w:w="6590" w:type="dxa"/>
+            <w:tcBorders>
+              <w:top w:val="single" w:sz="4" w:space="0" w:color="auto"/>
+              <w:left w:val="single" w:sz="4" w:space="0" w:color="auto"/>
+              <w:bottom w:val="single" w:sz="4" w:space="0" w:color="auto"/>
+              <w:right w:val="single" w:sz="4" w:space="0" w:color="auto"/>
+            </w:tcBorders>
+            <w:hideMark/>
+          </w:tcPr>
+          <w:p>
+            <w:pPr>
+              <w:pStyle w:val="font-claude-response-body"/>
+              <w:rPr>
+                <w:color w:val="404040" w:themeColor="text1" w:themeTint="BF"/>
+              </w:rPr>
+            </w:pPr>
+            <w:r>
+              <w:rPr>
+                <w:color w:val="404040" w:themeColor="text1" w:themeTint="BF"/>
+              </w:rPr>
+              <w:t>Encadrant (Propose), Responsable Stage (Valide)</w:t>
+            </w:r>
+            <w:r>
+              <w:rPr>
+                <w:color w:val="404040" w:themeColor="text1" w:themeTint="BF"/>
+              </w:rPr>
+              <w:t>.</w:t>
+            </w:r>
+          </w:p>
+        </w:tc>
+      </w:tr>
+      <w:tr>
+        <w:tc>
+          <w:tcPr>
+            <w:tcW w:w="2622" w:type="dxa"/>
+            <w:tcBorders>
+              <w:top w:val="single" w:sz="4" w:space="0" w:color="auto"/>
+              <w:left w:val="single" w:sz="4" w:space="0" w:color="auto"/>
+              <w:bottom w:val="single" w:sz="4" w:space="0" w:color="auto"/>
+              <w:right w:val="single" w:sz="4" w:space="0" w:color="auto"/>
+            </w:tcBorders>
+            <w:hideMark/>
+          </w:tcPr>
+          <w:p>
+            <w:pPr>
+              <w:pStyle w:val="font-claude-response-body"/>
+              <w:rPr>
+                <w:color w:val="404040" w:themeColor="text1" w:themeTint="BF"/>
+              </w:rPr>
+            </w:pPr>
+            <w:r>
+              <w:rPr>
+                <w:color w:val="404040" w:themeColor="text1" w:themeTint="BF"/>
+              </w:rPr>
+              <w:t>Scénario</w:t>
+            </w:r>
+            <w:r>
+              <w:rPr>
+                <w:b/>
+                <w:bCs/>
+                <w:color w:val="404040" w:themeColor="text1" w:themeTint="BF"/>
+              </w:rPr>
+              <w:t> </w:t>
+            </w:r>
+            <w:r>
+              <w:rPr>
+                <w:color w:val="404040" w:themeColor="text1" w:themeTint="BF"/>
+              </w:rPr>
+              <w:t>principal</w:t>
+            </w:r>
+          </w:p>
+        </w:tc>
+        <w:tc>
+          <w:tcPr>
+            <w:tcW w:w="6590" w:type="dxa"/>
+            <w:tcBorders>
+              <w:top w:val="single" w:sz="4" w:space="0" w:color="auto"/>
+              <w:left w:val="single" w:sz="4" w:space="0" w:color="auto"/>
+              <w:bottom w:val="single" w:sz="4" w:space="0" w:color="auto"/>
+              <w:right w:val="single" w:sz="4" w:space="0" w:color="auto"/>
+            </w:tcBorders>
+            <w:hideMark/>
+          </w:tcPr>
+          <w:p>
+            <w:pPr>
+              <w:pStyle w:val="font-claude-response-body"/>
+              <w:rPr>
+                <w:color w:val="404040" w:themeColor="text1" w:themeTint="BF"/>
+              </w:rPr>
+            </w:pPr>
+            <w:r>
+              <w:rPr>
+                <w:color w:val="404040" w:themeColor="text1" w:themeTint="BF"/>
+              </w:rPr>
+              <w:t>1. L'encadrant soumet un nouveau sujet (titre, description, technologies).</w:t>
+            </w:r>
+            <w:r>
+              <w:rPr>
+                <w:color w:val="404040" w:themeColor="text1" w:themeTint="BF"/>
+              </w:rPr>
+              <w:br/>
+              <w:t>2. Le sujet apparaît dans la liste d'attente du responsable.</w:t>
+            </w:r>
+            <w:r>
+              <w:rPr>
+                <w:color w:val="404040" w:themeColor="text1" w:themeTint="BF"/>
+              </w:rPr>
+              <w:br/>
+              <w:t>3. Le responsable examine le sujet et le valide.</w:t>
+            </w:r>
+            <w:r>
+              <w:rPr>
+                <w:color w:val="404040" w:themeColor="text1" w:themeTint="BF"/>
+              </w:rPr>
+              <w:br/>
+              <w:t>4. Le sujet devient "Disponible" pour les futurs stagiaires.</w:t>
+            </w:r>
+          </w:p>
+        </w:tc>
+      </w:tr>
+    </w:tbl>
     <w:p>
       <w:pPr>
         <w:pStyle w:val="font-claude-response-body"/>
-        <w:jc w:val="center"/>
-        <w:rPr>
-          <w:color w:val="404040" w:themeColor="text1" w:themeTint="BF"/>
-        </w:rPr>
-      </w:pPr>
-    </w:p>
+        <w:rPr>
+          <w:color w:val="404040" w:themeColor="text1" w:themeTint="BF"/>
+        </w:rPr>
+      </w:pPr>
+      <w:r>
+        <w:rPr>
+          <w:color w:val="404040" w:themeColor="text1" w:themeTint="BF"/>
+        </w:rPr>
+        <w:t>Table 2.</w:t>
+      </w:r>
+      <w:r>
+        <w:rPr>
+          <w:color w:val="404040" w:themeColor="text1" w:themeTint="BF"/>
+        </w:rPr>
+        <w:t xml:space="preserve">8 </w:t>
+      </w:r>
+      <w:r>
+        <w:rPr>
+          <w:color w:val="404040" w:themeColor="text1" w:themeTint="BF"/>
+        </w:rPr>
+        <w:t xml:space="preserve">_ Cas d'utilisation : </w:t>
+      </w:r>
+      <w:r>
+        <w:rPr>
+          <w:color w:val="404040" w:themeColor="text1" w:themeTint="BF"/>
+        </w:rPr>
+        <w:t>Gérer les Sujets de Stage</w:t>
+      </w:r>
+    </w:p>
+    <w:tbl>
+      <w:tblPr>
+        <w:tblStyle w:val="Grilledutableau"/>
+        <w:tblW w:w="0" w:type="auto"/>
+        <w:tblInd w:w="38" w:type="dxa"/>
+        <w:tblLook w:val="04A0" w:firstRow="1" w:lastRow="0" w:firstColumn="1" w:lastColumn="0" w:noHBand="0" w:noVBand="1"/>
+      </w:tblPr>
+      <w:tblGrid>
+        <w:gridCol w:w="2622"/>
+        <w:gridCol w:w="6590"/>
+      </w:tblGrid>
+      <w:tr>
+        <w:trPr>
+          <w:trHeight w:val="326"/>
+        </w:trPr>
+        <w:tc>
+          <w:tcPr>
+            <w:tcW w:w="2622" w:type="dxa"/>
+            <w:tcBorders>
+              <w:top w:val="single" w:sz="4" w:space="0" w:color="auto"/>
+              <w:left w:val="single" w:sz="4" w:space="0" w:color="auto"/>
+              <w:bottom w:val="single" w:sz="4" w:space="0" w:color="auto"/>
+              <w:right w:val="single" w:sz="4" w:space="0" w:color="auto"/>
+            </w:tcBorders>
+            <w:hideMark/>
+          </w:tcPr>
+          <w:p>
+            <w:pPr>
+              <w:pStyle w:val="font-claude-response-body"/>
+              <w:rPr>
+                <w:b/>
+                <w:bCs/>
+                <w:color w:val="404040" w:themeColor="text1" w:themeTint="BF"/>
+              </w:rPr>
+            </w:pPr>
+            <w:r>
+              <w:rPr>
+                <w:b/>
+                <w:bCs/>
+                <w:color w:val="404040" w:themeColor="text1" w:themeTint="BF"/>
+              </w:rPr>
+              <w:t>Champ</w:t>
+            </w:r>
+          </w:p>
+        </w:tc>
+        <w:tc>
+          <w:tcPr>
+            <w:tcW w:w="6590" w:type="dxa"/>
+            <w:tcBorders>
+              <w:top w:val="single" w:sz="4" w:space="0" w:color="auto"/>
+              <w:left w:val="single" w:sz="4" w:space="0" w:color="auto"/>
+              <w:bottom w:val="single" w:sz="4" w:space="0" w:color="auto"/>
+              <w:right w:val="single" w:sz="4" w:space="0" w:color="auto"/>
+            </w:tcBorders>
+            <w:hideMark/>
+          </w:tcPr>
+          <w:p>
+            <w:pPr>
+              <w:pStyle w:val="font-claude-response-body"/>
+              <w:rPr>
+                <w:b/>
+                <w:bCs/>
+                <w:color w:val="404040" w:themeColor="text1" w:themeTint="BF"/>
+              </w:rPr>
+            </w:pPr>
+            <w:r>
+              <w:rPr>
+                <w:b/>
+                <w:bCs/>
+                <w:color w:val="404040" w:themeColor="text1" w:themeTint="BF"/>
+              </w:rPr>
+              <w:t>Contenu</w:t>
+            </w:r>
+          </w:p>
+        </w:tc>
+      </w:tr>
+      <w:tr>
+        <w:tc>
+          <w:tcPr>
+            <w:tcW w:w="2622" w:type="dxa"/>
+            <w:tcBorders>
+              <w:top w:val="single" w:sz="4" w:space="0" w:color="auto"/>
+              <w:left w:val="single" w:sz="4" w:space="0" w:color="auto"/>
+              <w:bottom w:val="single" w:sz="4" w:space="0" w:color="auto"/>
+              <w:right w:val="single" w:sz="4" w:space="0" w:color="auto"/>
+            </w:tcBorders>
+            <w:hideMark/>
+          </w:tcPr>
+          <w:p>
+            <w:pPr>
+              <w:pStyle w:val="font-claude-response-body"/>
+              <w:rPr>
+                <w:color w:val="404040" w:themeColor="text1" w:themeTint="BF"/>
+              </w:rPr>
+            </w:pPr>
+            <w:r>
+              <w:rPr>
+                <w:color w:val="404040" w:themeColor="text1" w:themeTint="BF"/>
+              </w:rPr>
+              <w:t>Objectif</w:t>
+            </w:r>
+          </w:p>
+        </w:tc>
+        <w:tc>
+          <w:tcPr>
+            <w:tcW w:w="6590" w:type="dxa"/>
+            <w:tcBorders>
+              <w:top w:val="single" w:sz="4" w:space="0" w:color="auto"/>
+              <w:left w:val="single" w:sz="4" w:space="0" w:color="auto"/>
+              <w:bottom w:val="single" w:sz="4" w:space="0" w:color="auto"/>
+              <w:right w:val="single" w:sz="4" w:space="0" w:color="auto"/>
+            </w:tcBorders>
+            <w:hideMark/>
+          </w:tcPr>
+          <w:p>
+            <w:pPr>
+              <w:pStyle w:val="font-claude-response-body"/>
+              <w:rPr>
+                <w:color w:val="404040" w:themeColor="text1" w:themeTint="BF"/>
+              </w:rPr>
+            </w:pPr>
+            <w:r>
+              <w:rPr>
+                <w:color w:val="404040" w:themeColor="text1" w:themeTint="BF"/>
+              </w:rPr>
+              <w:t>Initialiser et superviser les sessions de stage annuelles.</w:t>
+            </w:r>
+          </w:p>
+        </w:tc>
+      </w:tr>
+      <w:tr>
+        <w:tc>
+          <w:tcPr>
+            <w:tcW w:w="2622" w:type="dxa"/>
+            <w:tcBorders>
+              <w:top w:val="single" w:sz="4" w:space="0" w:color="auto"/>
+              <w:left w:val="single" w:sz="4" w:space="0" w:color="auto"/>
+              <w:bottom w:val="single" w:sz="4" w:space="0" w:color="auto"/>
+              <w:right w:val="single" w:sz="4" w:space="0" w:color="auto"/>
+            </w:tcBorders>
+            <w:hideMark/>
+          </w:tcPr>
+          <w:p>
+            <w:pPr>
+              <w:pStyle w:val="font-claude-response-body"/>
+              <w:rPr>
+                <w:color w:val="404040" w:themeColor="text1" w:themeTint="BF"/>
+              </w:rPr>
+            </w:pPr>
+            <w:r>
+              <w:rPr>
+                <w:color w:val="404040" w:themeColor="text1" w:themeTint="BF"/>
+              </w:rPr>
+              <w:t>Acteurs</w:t>
+            </w:r>
+          </w:p>
+        </w:tc>
+        <w:tc>
+          <w:tcPr>
+            <w:tcW w:w="6590" w:type="dxa"/>
+            <w:tcBorders>
+              <w:top w:val="single" w:sz="4" w:space="0" w:color="auto"/>
+              <w:left w:val="single" w:sz="4" w:space="0" w:color="auto"/>
+              <w:bottom w:val="single" w:sz="4" w:space="0" w:color="auto"/>
+              <w:right w:val="single" w:sz="4" w:space="0" w:color="auto"/>
+            </w:tcBorders>
+            <w:hideMark/>
+          </w:tcPr>
+          <w:p>
+            <w:pPr>
+              <w:pStyle w:val="font-claude-response-body"/>
+              <w:rPr>
+                <w:color w:val="404040" w:themeColor="text1" w:themeTint="BF"/>
+              </w:rPr>
+            </w:pPr>
+            <w:r>
+              <w:rPr>
+                <w:color w:val="404040" w:themeColor="text1" w:themeTint="BF"/>
+              </w:rPr>
+              <w:t>Responsable Stage.</w:t>
+            </w:r>
+          </w:p>
+        </w:tc>
+      </w:tr>
+      <w:tr>
+        <w:tc>
+          <w:tcPr>
+            <w:tcW w:w="2622" w:type="dxa"/>
+            <w:tcBorders>
+              <w:top w:val="single" w:sz="4" w:space="0" w:color="auto"/>
+              <w:left w:val="single" w:sz="4" w:space="0" w:color="auto"/>
+              <w:bottom w:val="single" w:sz="4" w:space="0" w:color="auto"/>
+              <w:right w:val="single" w:sz="4" w:space="0" w:color="auto"/>
+            </w:tcBorders>
+            <w:hideMark/>
+          </w:tcPr>
+          <w:p>
+            <w:pPr>
+              <w:pStyle w:val="font-claude-response-body"/>
+              <w:rPr>
+                <w:color w:val="404040" w:themeColor="text1" w:themeTint="BF"/>
+              </w:rPr>
+            </w:pPr>
+            <w:r>
+              <w:rPr>
+                <w:color w:val="404040" w:themeColor="text1" w:themeTint="BF"/>
+              </w:rPr>
+              <w:t>Scénario</w:t>
+            </w:r>
+            <w:r>
+              <w:rPr>
+                <w:b/>
+                <w:bCs/>
+                <w:color w:val="404040" w:themeColor="text1" w:themeTint="BF"/>
+              </w:rPr>
+              <w:t> </w:t>
+            </w:r>
+            <w:r>
+              <w:rPr>
+                <w:color w:val="404040" w:themeColor="text1" w:themeTint="BF"/>
+              </w:rPr>
+              <w:t>principal</w:t>
+            </w:r>
+          </w:p>
+        </w:tc>
+        <w:tc>
+          <w:tcPr>
+            <w:tcW w:w="6590" w:type="dxa"/>
+            <w:tcBorders>
+              <w:top w:val="single" w:sz="4" w:space="0" w:color="auto"/>
+              <w:left w:val="single" w:sz="4" w:space="0" w:color="auto"/>
+              <w:bottom w:val="single" w:sz="4" w:space="0" w:color="auto"/>
+              <w:right w:val="single" w:sz="4" w:space="0" w:color="auto"/>
+            </w:tcBorders>
+            <w:hideMark/>
+          </w:tcPr>
+          <w:p>
+            <w:pPr>
+              <w:pStyle w:val="font-claude-response-body"/>
+              <w:rPr>
+                <w:color w:val="404040" w:themeColor="text1" w:themeTint="BF"/>
+              </w:rPr>
+            </w:pPr>
+            <w:r>
+              <w:rPr>
+                <w:color w:val="404040" w:themeColor="text1" w:themeTint="BF"/>
+              </w:rPr>
+              <w:t>1. Le responsable crée une nouvelle session (</w:t>
+            </w:r>
+            <w:proofErr w:type="gramStart"/>
+            <w:r>
+              <w:rPr>
+                <w:color w:val="404040" w:themeColor="text1" w:themeTint="BF"/>
+              </w:rPr>
+              <w:t>ex:</w:t>
+            </w:r>
+            <w:proofErr w:type="gramEnd"/>
+            <w:r>
+              <w:rPr>
+                <w:color w:val="404040" w:themeColor="text1" w:themeTint="BF"/>
+              </w:rPr>
+              <w:t xml:space="preserve"> PFE 2025).</w:t>
+            </w:r>
+            <w:r>
+              <w:rPr>
+                <w:color w:val="404040" w:themeColor="text1" w:themeTint="BF"/>
+              </w:rPr>
+              <w:br/>
+              <w:t>2. Il associe les stagiaires acceptés à cette session.</w:t>
+            </w:r>
+            <w:r>
+              <w:rPr>
+                <w:color w:val="404040" w:themeColor="text1" w:themeTint="BF"/>
+              </w:rPr>
+              <w:br/>
+              <w:t>3. Il définit si le stage est en binôme ou individuel.</w:t>
+            </w:r>
+            <w:r>
+              <w:rPr>
+                <w:color w:val="404040" w:themeColor="text1" w:themeTint="BF"/>
+              </w:rPr>
+              <w:br/>
+              <w:t>4. Il affecte l'encadrant professionnel au stage.</w:t>
+            </w:r>
+          </w:p>
+        </w:tc>
+      </w:tr>
+    </w:tbl>
     <w:p>
       <w:pPr>
         <w:pStyle w:val="font-claude-response-body"/>
-        <w:jc w:val="center"/>
-        <w:rPr>
-          <w:color w:val="404040" w:themeColor="text1" w:themeTint="BF"/>
-        </w:rPr>
-      </w:pPr>
+        <w:rPr>
+          <w:color w:val="404040" w:themeColor="text1" w:themeTint="BF"/>
+        </w:rPr>
+      </w:pPr>
+      <w:r>
+        <w:rPr>
+          <w:color w:val="404040" w:themeColor="text1" w:themeTint="BF"/>
+        </w:rPr>
+        <w:t>Table 2.</w:t>
+      </w:r>
+      <w:r>
+        <w:rPr>
+          <w:color w:val="404040" w:themeColor="text1" w:themeTint="BF"/>
+        </w:rPr>
+        <w:t>9</w:t>
+      </w:r>
+      <w:r>
+        <w:rPr>
+          <w:color w:val="404040" w:themeColor="text1" w:themeTint="BF"/>
+        </w:rPr>
+        <w:t xml:space="preserve"> _ Cas d'utilisation : </w:t>
+      </w:r>
+      <w:r>
+        <w:rPr>
+          <w:color w:val="404040" w:themeColor="text1" w:themeTint="BF"/>
+        </w:rPr>
+        <w:t>Gérer les Stages et Sessions</w:t>
+      </w:r>
     </w:p>
     <w:p>
       <w:pPr>
         <w:pStyle w:val="font-claude-response-body"/>
-        <w:jc w:val="center"/>
         <w:rPr>
           <w:color w:val="404040" w:themeColor="text1" w:themeTint="BF"/>
         </w:rPr>
@@ -5680,97 +8808,1287 @@
     <w:p>
       <w:pPr>
         <w:pStyle w:val="font-claude-response-body"/>
-        <w:jc w:val="center"/>
-        <w:rPr>
-          <w:color w:val="404040" w:themeColor="text1" w:themeTint="BF"/>
-        </w:rPr>
-      </w:pPr>
-    </w:p>
+        <w:rPr>
+          <w:color w:val="404040" w:themeColor="text1" w:themeTint="BF"/>
+        </w:rPr>
+      </w:pPr>
+    </w:p>
+    <w:tbl>
+      <w:tblPr>
+        <w:tblStyle w:val="Grilledutableau"/>
+        <w:tblW w:w="0" w:type="auto"/>
+        <w:tblInd w:w="38" w:type="dxa"/>
+        <w:tblLook w:val="04A0" w:firstRow="1" w:lastRow="0" w:firstColumn="1" w:lastColumn="0" w:noHBand="0" w:noVBand="1"/>
+      </w:tblPr>
+      <w:tblGrid>
+        <w:gridCol w:w="2622"/>
+        <w:gridCol w:w="6590"/>
+      </w:tblGrid>
+      <w:tr>
+        <w:trPr>
+          <w:trHeight w:val="326"/>
+        </w:trPr>
+        <w:tc>
+          <w:tcPr>
+            <w:tcW w:w="2622" w:type="dxa"/>
+            <w:tcBorders>
+              <w:top w:val="single" w:sz="4" w:space="0" w:color="auto"/>
+              <w:left w:val="single" w:sz="4" w:space="0" w:color="auto"/>
+              <w:bottom w:val="single" w:sz="4" w:space="0" w:color="auto"/>
+              <w:right w:val="single" w:sz="4" w:space="0" w:color="auto"/>
+            </w:tcBorders>
+            <w:hideMark/>
+          </w:tcPr>
+          <w:p>
+            <w:pPr>
+              <w:pStyle w:val="font-claude-response-body"/>
+              <w:rPr>
+                <w:b/>
+                <w:bCs/>
+                <w:color w:val="404040" w:themeColor="text1" w:themeTint="BF"/>
+              </w:rPr>
+            </w:pPr>
+            <w:r>
+              <w:rPr>
+                <w:b/>
+                <w:bCs/>
+                <w:color w:val="404040" w:themeColor="text1" w:themeTint="BF"/>
+              </w:rPr>
+              <w:lastRenderedPageBreak/>
+              <w:t>Champ</w:t>
+            </w:r>
+          </w:p>
+        </w:tc>
+        <w:tc>
+          <w:tcPr>
+            <w:tcW w:w="6590" w:type="dxa"/>
+            <w:tcBorders>
+              <w:top w:val="single" w:sz="4" w:space="0" w:color="auto"/>
+              <w:left w:val="single" w:sz="4" w:space="0" w:color="auto"/>
+              <w:bottom w:val="single" w:sz="4" w:space="0" w:color="auto"/>
+              <w:right w:val="single" w:sz="4" w:space="0" w:color="auto"/>
+            </w:tcBorders>
+            <w:hideMark/>
+          </w:tcPr>
+          <w:p>
+            <w:pPr>
+              <w:pStyle w:val="font-claude-response-body"/>
+              <w:rPr>
+                <w:b/>
+                <w:bCs/>
+                <w:color w:val="404040" w:themeColor="text1" w:themeTint="BF"/>
+              </w:rPr>
+            </w:pPr>
+            <w:r>
+              <w:rPr>
+                <w:b/>
+                <w:bCs/>
+                <w:color w:val="404040" w:themeColor="text1" w:themeTint="BF"/>
+              </w:rPr>
+              <w:t>Contenu</w:t>
+            </w:r>
+          </w:p>
+        </w:tc>
+      </w:tr>
+      <w:tr>
+        <w:tc>
+          <w:tcPr>
+            <w:tcW w:w="2622" w:type="dxa"/>
+            <w:tcBorders>
+              <w:top w:val="single" w:sz="4" w:space="0" w:color="auto"/>
+              <w:left w:val="single" w:sz="4" w:space="0" w:color="auto"/>
+              <w:bottom w:val="single" w:sz="4" w:space="0" w:color="auto"/>
+              <w:right w:val="single" w:sz="4" w:space="0" w:color="auto"/>
+            </w:tcBorders>
+            <w:hideMark/>
+          </w:tcPr>
+          <w:p>
+            <w:pPr>
+              <w:pStyle w:val="font-claude-response-body"/>
+              <w:rPr>
+                <w:color w:val="404040" w:themeColor="text1" w:themeTint="BF"/>
+              </w:rPr>
+            </w:pPr>
+            <w:r>
+              <w:rPr>
+                <w:color w:val="404040" w:themeColor="text1" w:themeTint="BF"/>
+              </w:rPr>
+              <w:t>Objectif</w:t>
+            </w:r>
+          </w:p>
+        </w:tc>
+        <w:tc>
+          <w:tcPr>
+            <w:tcW w:w="6590" w:type="dxa"/>
+            <w:tcBorders>
+              <w:top w:val="single" w:sz="4" w:space="0" w:color="auto"/>
+              <w:left w:val="single" w:sz="4" w:space="0" w:color="auto"/>
+              <w:bottom w:val="single" w:sz="4" w:space="0" w:color="auto"/>
+              <w:right w:val="single" w:sz="4" w:space="0" w:color="auto"/>
+            </w:tcBorders>
+            <w:hideMark/>
+          </w:tcPr>
+          <w:p>
+            <w:pPr>
+              <w:pStyle w:val="font-claude-response-body"/>
+              <w:rPr>
+                <w:color w:val="404040" w:themeColor="text1" w:themeTint="BF"/>
+              </w:rPr>
+            </w:pPr>
+            <w:r>
+              <w:rPr>
+                <w:color w:val="404040" w:themeColor="text1" w:themeTint="BF"/>
+              </w:rPr>
+              <w:t>Visualiser l'état global du système et les performances.</w:t>
+            </w:r>
+          </w:p>
+        </w:tc>
+      </w:tr>
+      <w:tr>
+        <w:tc>
+          <w:tcPr>
+            <w:tcW w:w="2622" w:type="dxa"/>
+            <w:tcBorders>
+              <w:top w:val="single" w:sz="4" w:space="0" w:color="auto"/>
+              <w:left w:val="single" w:sz="4" w:space="0" w:color="auto"/>
+              <w:bottom w:val="single" w:sz="4" w:space="0" w:color="auto"/>
+              <w:right w:val="single" w:sz="4" w:space="0" w:color="auto"/>
+            </w:tcBorders>
+            <w:hideMark/>
+          </w:tcPr>
+          <w:p>
+            <w:pPr>
+              <w:pStyle w:val="font-claude-response-body"/>
+              <w:rPr>
+                <w:color w:val="404040" w:themeColor="text1" w:themeTint="BF"/>
+              </w:rPr>
+            </w:pPr>
+            <w:r>
+              <w:rPr>
+                <w:color w:val="404040" w:themeColor="text1" w:themeTint="BF"/>
+              </w:rPr>
+              <w:t>Acteurs</w:t>
+            </w:r>
+          </w:p>
+        </w:tc>
+        <w:tc>
+          <w:tcPr>
+            <w:tcW w:w="6590" w:type="dxa"/>
+            <w:tcBorders>
+              <w:top w:val="single" w:sz="4" w:space="0" w:color="auto"/>
+              <w:left w:val="single" w:sz="4" w:space="0" w:color="auto"/>
+              <w:bottom w:val="single" w:sz="4" w:space="0" w:color="auto"/>
+              <w:right w:val="single" w:sz="4" w:space="0" w:color="auto"/>
+            </w:tcBorders>
+            <w:hideMark/>
+          </w:tcPr>
+          <w:p>
+            <w:pPr>
+              <w:pStyle w:val="font-claude-response-body"/>
+              <w:rPr>
+                <w:color w:val="404040" w:themeColor="text1" w:themeTint="BF"/>
+              </w:rPr>
+            </w:pPr>
+            <w:r>
+              <w:rPr>
+                <w:color w:val="404040" w:themeColor="text1" w:themeTint="BF"/>
+              </w:rPr>
+              <w:t>Tous (selon les permissions).</w:t>
+            </w:r>
+          </w:p>
+        </w:tc>
+      </w:tr>
+      <w:tr>
+        <w:tc>
+          <w:tcPr>
+            <w:tcW w:w="2622" w:type="dxa"/>
+            <w:tcBorders>
+              <w:top w:val="single" w:sz="4" w:space="0" w:color="auto"/>
+              <w:left w:val="single" w:sz="4" w:space="0" w:color="auto"/>
+              <w:bottom w:val="single" w:sz="4" w:space="0" w:color="auto"/>
+              <w:right w:val="single" w:sz="4" w:space="0" w:color="auto"/>
+            </w:tcBorders>
+            <w:hideMark/>
+          </w:tcPr>
+          <w:p>
+            <w:pPr>
+              <w:pStyle w:val="font-claude-response-body"/>
+              <w:rPr>
+                <w:color w:val="404040" w:themeColor="text1" w:themeTint="BF"/>
+              </w:rPr>
+            </w:pPr>
+            <w:r>
+              <w:rPr>
+                <w:color w:val="404040" w:themeColor="text1" w:themeTint="BF"/>
+              </w:rPr>
+              <w:t>Scénario</w:t>
+            </w:r>
+            <w:r>
+              <w:rPr>
+                <w:b/>
+                <w:bCs/>
+                <w:color w:val="404040" w:themeColor="text1" w:themeTint="BF"/>
+              </w:rPr>
+              <w:t> </w:t>
+            </w:r>
+            <w:r>
+              <w:rPr>
+                <w:color w:val="404040" w:themeColor="text1" w:themeTint="BF"/>
+              </w:rPr>
+              <w:t>principal</w:t>
+            </w:r>
+          </w:p>
+        </w:tc>
+        <w:tc>
+          <w:tcPr>
+            <w:tcW w:w="6590" w:type="dxa"/>
+            <w:tcBorders>
+              <w:top w:val="single" w:sz="4" w:space="0" w:color="auto"/>
+              <w:left w:val="single" w:sz="4" w:space="0" w:color="auto"/>
+              <w:bottom w:val="single" w:sz="4" w:space="0" w:color="auto"/>
+              <w:right w:val="single" w:sz="4" w:space="0" w:color="auto"/>
+            </w:tcBorders>
+            <w:hideMark/>
+          </w:tcPr>
+          <w:p>
+            <w:pPr>
+              <w:pStyle w:val="font-claude-response-body"/>
+              <w:rPr>
+                <w:color w:val="404040" w:themeColor="text1" w:themeTint="BF"/>
+              </w:rPr>
+            </w:pPr>
+            <w:r>
+              <w:rPr>
+                <w:color w:val="404040" w:themeColor="text1" w:themeTint="BF"/>
+              </w:rPr>
+              <w:t>1. L'utilisateur se connecte.</w:t>
+            </w:r>
+            <w:r>
+              <w:rPr>
+                <w:color w:val="404040" w:themeColor="text1" w:themeTint="BF"/>
+              </w:rPr>
+              <w:br/>
+              <w:t>2. Le système charge les statistiques (KPIs, graphiques).</w:t>
+            </w:r>
+            <w:r>
+              <w:rPr>
+                <w:color w:val="404040" w:themeColor="text1" w:themeTint="BF"/>
+              </w:rPr>
+              <w:br/>
+              <w:t>3. L'administrateur voit les flux globaux, le stagiaire voit sa progression personnelle.</w:t>
+            </w:r>
+            <w:r>
+              <w:rPr>
+                <w:color w:val="404040" w:themeColor="text1" w:themeTint="BF"/>
+              </w:rPr>
+              <w:br/>
+              <w:t>4. Consultation du "Hall of Fame" pour les meilleurs stagiaires.</w:t>
+            </w:r>
+          </w:p>
+        </w:tc>
+      </w:tr>
+    </w:tbl>
     <w:p>
       <w:pPr>
         <w:pStyle w:val="font-claude-response-body"/>
-        <w:jc w:val="center"/>
-        <w:rPr>
-          <w:color w:val="404040" w:themeColor="text1" w:themeTint="BF"/>
-        </w:rPr>
-      </w:pPr>
-    </w:p>
+        <w:rPr>
+          <w:color w:val="404040" w:themeColor="text1" w:themeTint="BF"/>
+        </w:rPr>
+      </w:pPr>
+      <w:r>
+        <w:rPr>
+          <w:color w:val="404040" w:themeColor="text1" w:themeTint="BF"/>
+        </w:rPr>
+        <w:t>Table 2.</w:t>
+      </w:r>
+      <w:r>
+        <w:rPr>
+          <w:color w:val="404040" w:themeColor="text1" w:themeTint="BF"/>
+        </w:rPr>
+        <w:t>10</w:t>
+      </w:r>
+      <w:r>
+        <w:rPr>
+          <w:color w:val="404040" w:themeColor="text1" w:themeTint="BF"/>
+        </w:rPr>
+        <w:t xml:space="preserve"> _ Cas d'utilisation : </w:t>
+      </w:r>
+      <w:r>
+        <w:rPr>
+          <w:color w:val="404040" w:themeColor="text1" w:themeTint="BF"/>
+        </w:rPr>
+        <w:t>Consulter le Dashboard</w:t>
+      </w:r>
+    </w:p>
+    <w:tbl>
+      <w:tblPr>
+        <w:tblStyle w:val="Grilledutableau"/>
+        <w:tblW w:w="0" w:type="auto"/>
+        <w:tblInd w:w="38" w:type="dxa"/>
+        <w:tblLook w:val="04A0" w:firstRow="1" w:lastRow="0" w:firstColumn="1" w:lastColumn="0" w:noHBand="0" w:noVBand="1"/>
+      </w:tblPr>
+      <w:tblGrid>
+        <w:gridCol w:w="2622"/>
+        <w:gridCol w:w="6590"/>
+      </w:tblGrid>
+      <w:tr>
+        <w:trPr>
+          <w:trHeight w:val="326"/>
+        </w:trPr>
+        <w:tc>
+          <w:tcPr>
+            <w:tcW w:w="2622" w:type="dxa"/>
+            <w:tcBorders>
+              <w:top w:val="single" w:sz="4" w:space="0" w:color="auto"/>
+              <w:left w:val="single" w:sz="4" w:space="0" w:color="auto"/>
+              <w:bottom w:val="single" w:sz="4" w:space="0" w:color="auto"/>
+              <w:right w:val="single" w:sz="4" w:space="0" w:color="auto"/>
+            </w:tcBorders>
+            <w:hideMark/>
+          </w:tcPr>
+          <w:p>
+            <w:pPr>
+              <w:pStyle w:val="font-claude-response-body"/>
+              <w:rPr>
+                <w:b/>
+                <w:bCs/>
+                <w:color w:val="404040" w:themeColor="text1" w:themeTint="BF"/>
+              </w:rPr>
+            </w:pPr>
+            <w:r>
+              <w:rPr>
+                <w:b/>
+                <w:bCs/>
+                <w:color w:val="404040" w:themeColor="text1" w:themeTint="BF"/>
+              </w:rPr>
+              <w:t>Champ</w:t>
+            </w:r>
+          </w:p>
+        </w:tc>
+        <w:tc>
+          <w:tcPr>
+            <w:tcW w:w="6590" w:type="dxa"/>
+            <w:tcBorders>
+              <w:top w:val="single" w:sz="4" w:space="0" w:color="auto"/>
+              <w:left w:val="single" w:sz="4" w:space="0" w:color="auto"/>
+              <w:bottom w:val="single" w:sz="4" w:space="0" w:color="auto"/>
+              <w:right w:val="single" w:sz="4" w:space="0" w:color="auto"/>
+            </w:tcBorders>
+            <w:hideMark/>
+          </w:tcPr>
+          <w:p>
+            <w:pPr>
+              <w:pStyle w:val="font-claude-response-body"/>
+              <w:rPr>
+                <w:b/>
+                <w:bCs/>
+                <w:color w:val="404040" w:themeColor="text1" w:themeTint="BF"/>
+              </w:rPr>
+            </w:pPr>
+            <w:r>
+              <w:rPr>
+                <w:b/>
+                <w:bCs/>
+                <w:color w:val="404040" w:themeColor="text1" w:themeTint="BF"/>
+              </w:rPr>
+              <w:t>Contenu</w:t>
+            </w:r>
+          </w:p>
+        </w:tc>
+      </w:tr>
+      <w:tr>
+        <w:tc>
+          <w:tcPr>
+            <w:tcW w:w="2622" w:type="dxa"/>
+            <w:tcBorders>
+              <w:top w:val="single" w:sz="4" w:space="0" w:color="auto"/>
+              <w:left w:val="single" w:sz="4" w:space="0" w:color="auto"/>
+              <w:bottom w:val="single" w:sz="4" w:space="0" w:color="auto"/>
+              <w:right w:val="single" w:sz="4" w:space="0" w:color="auto"/>
+            </w:tcBorders>
+            <w:hideMark/>
+          </w:tcPr>
+          <w:p>
+            <w:pPr>
+              <w:pStyle w:val="font-claude-response-body"/>
+              <w:rPr>
+                <w:color w:val="404040" w:themeColor="text1" w:themeTint="BF"/>
+              </w:rPr>
+            </w:pPr>
+            <w:r>
+              <w:rPr>
+                <w:color w:val="404040" w:themeColor="text1" w:themeTint="BF"/>
+              </w:rPr>
+              <w:t>Objectif</w:t>
+            </w:r>
+          </w:p>
+        </w:tc>
+        <w:tc>
+          <w:tcPr>
+            <w:tcW w:w="6590" w:type="dxa"/>
+            <w:tcBorders>
+              <w:top w:val="single" w:sz="4" w:space="0" w:color="auto"/>
+              <w:left w:val="single" w:sz="4" w:space="0" w:color="auto"/>
+              <w:bottom w:val="single" w:sz="4" w:space="0" w:color="auto"/>
+              <w:right w:val="single" w:sz="4" w:space="0" w:color="auto"/>
+            </w:tcBorders>
+            <w:hideMark/>
+          </w:tcPr>
+          <w:p>
+            <w:pPr>
+              <w:pStyle w:val="font-claude-response-body"/>
+              <w:rPr>
+                <w:color w:val="404040" w:themeColor="text1" w:themeTint="BF"/>
+              </w:rPr>
+            </w:pPr>
+            <w:r>
+              <w:rPr>
+                <w:color w:val="404040" w:themeColor="text1" w:themeTint="BF"/>
+              </w:rPr>
+              <w:t>Exporter des documents officiels pour une utilisation externe.</w:t>
+            </w:r>
+          </w:p>
+        </w:tc>
+      </w:tr>
+      <w:tr>
+        <w:tc>
+          <w:tcPr>
+            <w:tcW w:w="2622" w:type="dxa"/>
+            <w:tcBorders>
+              <w:top w:val="single" w:sz="4" w:space="0" w:color="auto"/>
+              <w:left w:val="single" w:sz="4" w:space="0" w:color="auto"/>
+              <w:bottom w:val="single" w:sz="4" w:space="0" w:color="auto"/>
+              <w:right w:val="single" w:sz="4" w:space="0" w:color="auto"/>
+            </w:tcBorders>
+            <w:hideMark/>
+          </w:tcPr>
+          <w:p>
+            <w:pPr>
+              <w:pStyle w:val="font-claude-response-body"/>
+              <w:rPr>
+                <w:color w:val="404040" w:themeColor="text1" w:themeTint="BF"/>
+              </w:rPr>
+            </w:pPr>
+            <w:r>
+              <w:rPr>
+                <w:color w:val="404040" w:themeColor="text1" w:themeTint="BF"/>
+              </w:rPr>
+              <w:t>Acteurs</w:t>
+            </w:r>
+          </w:p>
+        </w:tc>
+        <w:tc>
+          <w:tcPr>
+            <w:tcW w:w="6590" w:type="dxa"/>
+            <w:tcBorders>
+              <w:top w:val="single" w:sz="4" w:space="0" w:color="auto"/>
+              <w:left w:val="single" w:sz="4" w:space="0" w:color="auto"/>
+              <w:bottom w:val="single" w:sz="4" w:space="0" w:color="auto"/>
+              <w:right w:val="single" w:sz="4" w:space="0" w:color="auto"/>
+            </w:tcBorders>
+            <w:hideMark/>
+          </w:tcPr>
+          <w:p>
+            <w:pPr>
+              <w:pStyle w:val="font-claude-response-body"/>
+              <w:rPr>
+                <w:color w:val="404040" w:themeColor="text1" w:themeTint="BF"/>
+              </w:rPr>
+            </w:pPr>
+            <w:r>
+              <w:rPr>
+                <w:color w:val="404040" w:themeColor="text1" w:themeTint="BF"/>
+              </w:rPr>
+              <w:t>Responsable Stage, Encadrant.</w:t>
+            </w:r>
+          </w:p>
+        </w:tc>
+      </w:tr>
+      <w:tr>
+        <w:tc>
+          <w:tcPr>
+            <w:tcW w:w="2622" w:type="dxa"/>
+            <w:tcBorders>
+              <w:top w:val="single" w:sz="4" w:space="0" w:color="auto"/>
+              <w:left w:val="single" w:sz="4" w:space="0" w:color="auto"/>
+              <w:bottom w:val="single" w:sz="4" w:space="0" w:color="auto"/>
+              <w:right w:val="single" w:sz="4" w:space="0" w:color="auto"/>
+            </w:tcBorders>
+            <w:hideMark/>
+          </w:tcPr>
+          <w:p>
+            <w:pPr>
+              <w:pStyle w:val="font-claude-response-body"/>
+              <w:rPr>
+                <w:color w:val="404040" w:themeColor="text1" w:themeTint="BF"/>
+              </w:rPr>
+            </w:pPr>
+            <w:r>
+              <w:rPr>
+                <w:color w:val="404040" w:themeColor="text1" w:themeTint="BF"/>
+              </w:rPr>
+              <w:t>Scénario</w:t>
+            </w:r>
+            <w:r>
+              <w:rPr>
+                <w:b/>
+                <w:bCs/>
+                <w:color w:val="404040" w:themeColor="text1" w:themeTint="BF"/>
+              </w:rPr>
+              <w:t> </w:t>
+            </w:r>
+            <w:r>
+              <w:rPr>
+                <w:color w:val="404040" w:themeColor="text1" w:themeTint="BF"/>
+              </w:rPr>
+              <w:t>principal</w:t>
+            </w:r>
+          </w:p>
+        </w:tc>
+        <w:tc>
+          <w:tcPr>
+            <w:tcW w:w="6590" w:type="dxa"/>
+            <w:tcBorders>
+              <w:top w:val="single" w:sz="4" w:space="0" w:color="auto"/>
+              <w:left w:val="single" w:sz="4" w:space="0" w:color="auto"/>
+              <w:bottom w:val="single" w:sz="4" w:space="0" w:color="auto"/>
+              <w:right w:val="single" w:sz="4" w:space="0" w:color="auto"/>
+            </w:tcBorders>
+            <w:hideMark/>
+          </w:tcPr>
+          <w:p>
+            <w:pPr>
+              <w:pStyle w:val="font-claude-response-body"/>
+              <w:rPr>
+                <w:color w:val="404040" w:themeColor="text1" w:themeTint="BF"/>
+              </w:rPr>
+            </w:pPr>
+            <w:r>
+              <w:rPr>
+                <w:color w:val="404040" w:themeColor="text1" w:themeTint="BF"/>
+              </w:rPr>
+              <w:t>1. L'utilisateur sélectionne un élément (Réunion, Évaluation ou Stage).</w:t>
+            </w:r>
+            <w:r>
+              <w:rPr>
+                <w:color w:val="404040" w:themeColor="text1" w:themeTint="BF"/>
+              </w:rPr>
+              <w:br/>
+              <w:t>2. Il clique sur le bouton "Exporter en PDF".</w:t>
+            </w:r>
+            <w:r>
+              <w:rPr>
+                <w:color w:val="404040" w:themeColor="text1" w:themeTint="BF"/>
+              </w:rPr>
+              <w:br/>
+              <w:t>3. Le système génère le document avec l'en-tête de Clinisys.</w:t>
+            </w:r>
+            <w:r>
+              <w:rPr>
+                <w:color w:val="404040" w:themeColor="text1" w:themeTint="BF"/>
+              </w:rPr>
+              <w:br/>
+              <w:t>4. Le téléchargement se lance automatiquement.</w:t>
+            </w:r>
+          </w:p>
+        </w:tc>
+      </w:tr>
+    </w:tbl>
     <w:p>
       <w:pPr>
         <w:pStyle w:val="font-claude-response-body"/>
-        <w:jc w:val="center"/>
-        <w:rPr>
-          <w:color w:val="404040" w:themeColor="text1" w:themeTint="BF"/>
-        </w:rPr>
-      </w:pPr>
-    </w:p>
+        <w:rPr>
+          <w:color w:val="404040" w:themeColor="text1" w:themeTint="BF"/>
+        </w:rPr>
+      </w:pPr>
+      <w:r>
+        <w:rPr>
+          <w:color w:val="404040" w:themeColor="text1" w:themeTint="BF"/>
+        </w:rPr>
+        <w:t>Table 2.</w:t>
+      </w:r>
+      <w:r>
+        <w:rPr>
+          <w:color w:val="404040" w:themeColor="text1" w:themeTint="BF"/>
+        </w:rPr>
+        <w:t>11</w:t>
+      </w:r>
+      <w:r>
+        <w:rPr>
+          <w:color w:val="404040" w:themeColor="text1" w:themeTint="BF"/>
+        </w:rPr>
+        <w:t xml:space="preserve"> _ Cas d'utilisation : </w:t>
+      </w:r>
+      <w:r>
+        <w:rPr>
+          <w:color w:val="404040" w:themeColor="text1" w:themeTint="BF"/>
+        </w:rPr>
+        <w:t>Générer des documents PDF</w:t>
+      </w:r>
+    </w:p>
+    <w:tbl>
+      <w:tblPr>
+        <w:tblStyle w:val="Grilledutableau"/>
+        <w:tblW w:w="0" w:type="auto"/>
+        <w:tblInd w:w="38" w:type="dxa"/>
+        <w:tblLook w:val="04A0" w:firstRow="1" w:lastRow="0" w:firstColumn="1" w:lastColumn="0" w:noHBand="0" w:noVBand="1"/>
+      </w:tblPr>
+      <w:tblGrid>
+        <w:gridCol w:w="2622"/>
+        <w:gridCol w:w="6590"/>
+      </w:tblGrid>
+      <w:tr>
+        <w:trPr>
+          <w:trHeight w:val="326"/>
+        </w:trPr>
+        <w:tc>
+          <w:tcPr>
+            <w:tcW w:w="2622" w:type="dxa"/>
+            <w:tcBorders>
+              <w:top w:val="single" w:sz="4" w:space="0" w:color="auto"/>
+              <w:left w:val="single" w:sz="4" w:space="0" w:color="auto"/>
+              <w:bottom w:val="single" w:sz="4" w:space="0" w:color="auto"/>
+              <w:right w:val="single" w:sz="4" w:space="0" w:color="auto"/>
+            </w:tcBorders>
+            <w:hideMark/>
+          </w:tcPr>
+          <w:p>
+            <w:pPr>
+              <w:pStyle w:val="font-claude-response-body"/>
+              <w:rPr>
+                <w:b/>
+                <w:bCs/>
+                <w:color w:val="404040" w:themeColor="text1" w:themeTint="BF"/>
+              </w:rPr>
+            </w:pPr>
+            <w:r>
+              <w:rPr>
+                <w:b/>
+                <w:bCs/>
+                <w:color w:val="404040" w:themeColor="text1" w:themeTint="BF"/>
+              </w:rPr>
+              <w:t>Champ</w:t>
+            </w:r>
+          </w:p>
+        </w:tc>
+        <w:tc>
+          <w:tcPr>
+            <w:tcW w:w="6590" w:type="dxa"/>
+            <w:tcBorders>
+              <w:top w:val="single" w:sz="4" w:space="0" w:color="auto"/>
+              <w:left w:val="single" w:sz="4" w:space="0" w:color="auto"/>
+              <w:bottom w:val="single" w:sz="4" w:space="0" w:color="auto"/>
+              <w:right w:val="single" w:sz="4" w:space="0" w:color="auto"/>
+            </w:tcBorders>
+            <w:hideMark/>
+          </w:tcPr>
+          <w:p>
+            <w:pPr>
+              <w:pStyle w:val="font-claude-response-body"/>
+              <w:rPr>
+                <w:b/>
+                <w:bCs/>
+                <w:color w:val="404040" w:themeColor="text1" w:themeTint="BF"/>
+              </w:rPr>
+            </w:pPr>
+            <w:r>
+              <w:rPr>
+                <w:b/>
+                <w:bCs/>
+                <w:color w:val="404040" w:themeColor="text1" w:themeTint="BF"/>
+              </w:rPr>
+              <w:t>Contenu</w:t>
+            </w:r>
+          </w:p>
+        </w:tc>
+      </w:tr>
+      <w:tr>
+        <w:tc>
+          <w:tcPr>
+            <w:tcW w:w="2622" w:type="dxa"/>
+            <w:tcBorders>
+              <w:top w:val="single" w:sz="4" w:space="0" w:color="auto"/>
+              <w:left w:val="single" w:sz="4" w:space="0" w:color="auto"/>
+              <w:bottom w:val="single" w:sz="4" w:space="0" w:color="auto"/>
+              <w:right w:val="single" w:sz="4" w:space="0" w:color="auto"/>
+            </w:tcBorders>
+            <w:hideMark/>
+          </w:tcPr>
+          <w:p>
+            <w:pPr>
+              <w:pStyle w:val="font-claude-response-body"/>
+              <w:rPr>
+                <w:color w:val="404040" w:themeColor="text1" w:themeTint="BF"/>
+              </w:rPr>
+            </w:pPr>
+            <w:r>
+              <w:rPr>
+                <w:color w:val="404040" w:themeColor="text1" w:themeTint="BF"/>
+              </w:rPr>
+              <w:t>Objectif</w:t>
+            </w:r>
+          </w:p>
+        </w:tc>
+        <w:tc>
+          <w:tcPr>
+            <w:tcW w:w="6590" w:type="dxa"/>
+            <w:tcBorders>
+              <w:top w:val="single" w:sz="4" w:space="0" w:color="auto"/>
+              <w:left w:val="single" w:sz="4" w:space="0" w:color="auto"/>
+              <w:bottom w:val="single" w:sz="4" w:space="0" w:color="auto"/>
+              <w:right w:val="single" w:sz="4" w:space="0" w:color="auto"/>
+            </w:tcBorders>
+            <w:hideMark/>
+          </w:tcPr>
+          <w:p>
+            <w:pPr>
+              <w:pStyle w:val="font-claude-response-body"/>
+              <w:rPr>
+                <w:color w:val="404040" w:themeColor="text1" w:themeTint="BF"/>
+              </w:rPr>
+            </w:pPr>
+            <w:r>
+              <w:rPr>
+                <w:color w:val="404040" w:themeColor="text1" w:themeTint="BF"/>
+              </w:rPr>
+              <w:t>Être informé en temps réel des actions effectuées sur le système.</w:t>
+            </w:r>
+          </w:p>
+        </w:tc>
+      </w:tr>
+      <w:tr>
+        <w:tc>
+          <w:tcPr>
+            <w:tcW w:w="2622" w:type="dxa"/>
+            <w:tcBorders>
+              <w:top w:val="single" w:sz="4" w:space="0" w:color="auto"/>
+              <w:left w:val="single" w:sz="4" w:space="0" w:color="auto"/>
+              <w:bottom w:val="single" w:sz="4" w:space="0" w:color="auto"/>
+              <w:right w:val="single" w:sz="4" w:space="0" w:color="auto"/>
+            </w:tcBorders>
+            <w:hideMark/>
+          </w:tcPr>
+          <w:p>
+            <w:pPr>
+              <w:pStyle w:val="font-claude-response-body"/>
+              <w:rPr>
+                <w:color w:val="404040" w:themeColor="text1" w:themeTint="BF"/>
+              </w:rPr>
+            </w:pPr>
+            <w:r>
+              <w:rPr>
+                <w:color w:val="404040" w:themeColor="text1" w:themeTint="BF"/>
+              </w:rPr>
+              <w:t>Acteurs</w:t>
+            </w:r>
+          </w:p>
+        </w:tc>
+        <w:tc>
+          <w:tcPr>
+            <w:tcW w:w="6590" w:type="dxa"/>
+            <w:tcBorders>
+              <w:top w:val="single" w:sz="4" w:space="0" w:color="auto"/>
+              <w:left w:val="single" w:sz="4" w:space="0" w:color="auto"/>
+              <w:bottom w:val="single" w:sz="4" w:space="0" w:color="auto"/>
+              <w:right w:val="single" w:sz="4" w:space="0" w:color="auto"/>
+            </w:tcBorders>
+            <w:hideMark/>
+          </w:tcPr>
+          <w:p>
+            <w:pPr>
+              <w:pStyle w:val="font-claude-response-body"/>
+              <w:rPr>
+                <w:color w:val="404040" w:themeColor="text1" w:themeTint="BF"/>
+              </w:rPr>
+            </w:pPr>
+            <w:r>
+              <w:rPr>
+                <w:color w:val="404040" w:themeColor="text1" w:themeTint="BF"/>
+              </w:rPr>
+              <w:t>Tous les utilisateurs.</w:t>
+            </w:r>
+          </w:p>
+        </w:tc>
+      </w:tr>
+      <w:tr>
+        <w:tc>
+          <w:tcPr>
+            <w:tcW w:w="2622" w:type="dxa"/>
+            <w:tcBorders>
+              <w:top w:val="single" w:sz="4" w:space="0" w:color="auto"/>
+              <w:left w:val="single" w:sz="4" w:space="0" w:color="auto"/>
+              <w:bottom w:val="single" w:sz="4" w:space="0" w:color="auto"/>
+              <w:right w:val="single" w:sz="4" w:space="0" w:color="auto"/>
+            </w:tcBorders>
+            <w:hideMark/>
+          </w:tcPr>
+          <w:p>
+            <w:pPr>
+              <w:pStyle w:val="font-claude-response-body"/>
+              <w:rPr>
+                <w:color w:val="404040" w:themeColor="text1" w:themeTint="BF"/>
+              </w:rPr>
+            </w:pPr>
+            <w:r>
+              <w:rPr>
+                <w:color w:val="404040" w:themeColor="text1" w:themeTint="BF"/>
+              </w:rPr>
+              <w:t>Scénario</w:t>
+            </w:r>
+            <w:r>
+              <w:rPr>
+                <w:b/>
+                <w:bCs/>
+                <w:color w:val="404040" w:themeColor="text1" w:themeTint="BF"/>
+              </w:rPr>
+              <w:t> </w:t>
+            </w:r>
+            <w:r>
+              <w:rPr>
+                <w:color w:val="404040" w:themeColor="text1" w:themeTint="BF"/>
+              </w:rPr>
+              <w:t>principal</w:t>
+            </w:r>
+          </w:p>
+        </w:tc>
+        <w:tc>
+          <w:tcPr>
+            <w:tcW w:w="6590" w:type="dxa"/>
+            <w:tcBorders>
+              <w:top w:val="single" w:sz="4" w:space="0" w:color="auto"/>
+              <w:left w:val="single" w:sz="4" w:space="0" w:color="auto"/>
+              <w:bottom w:val="single" w:sz="4" w:space="0" w:color="auto"/>
+              <w:right w:val="single" w:sz="4" w:space="0" w:color="auto"/>
+            </w:tcBorders>
+            <w:hideMark/>
+          </w:tcPr>
+          <w:p>
+            <w:pPr>
+              <w:pStyle w:val="font-claude-response-body"/>
+              <w:rPr>
+                <w:color w:val="404040" w:themeColor="text1" w:themeTint="BF"/>
+              </w:rPr>
+            </w:pPr>
+            <w:r>
+              <w:rPr>
+                <w:color w:val="404040" w:themeColor="text1" w:themeTint="BF"/>
+              </w:rPr>
+              <w:t>1. Un événement survient (</w:t>
+            </w:r>
+            <w:proofErr w:type="gramStart"/>
+            <w:r>
+              <w:rPr>
+                <w:color w:val="404040" w:themeColor="text1" w:themeTint="BF"/>
+              </w:rPr>
+              <w:t>ex:</w:t>
+            </w:r>
+            <w:proofErr w:type="gramEnd"/>
+            <w:r>
+              <w:rPr>
+                <w:color w:val="404040" w:themeColor="text1" w:themeTint="BF"/>
+              </w:rPr>
+              <w:t xml:space="preserve"> nouvelle réunion planifiée).</w:t>
+            </w:r>
+            <w:r>
+              <w:rPr>
+                <w:color w:val="404040" w:themeColor="text1" w:themeTint="BF"/>
+              </w:rPr>
+              <w:br/>
+              <w:t>2. Une icône de notification s'allume sur l'interface.</w:t>
+            </w:r>
+            <w:r>
+              <w:rPr>
+                <w:color w:val="404040" w:themeColor="text1" w:themeTint="BF"/>
+              </w:rPr>
+              <w:br/>
+              <w:t>3. L'utilisateur clique sur la notification pour voir le détail.</w:t>
+            </w:r>
+            <w:r>
+              <w:rPr>
+                <w:color w:val="404040" w:themeColor="text1" w:themeTint="BF"/>
+              </w:rPr>
+              <w:br/>
+              <w:t>4. Il est redirigé vers l'élément concerné (</w:t>
+            </w:r>
+            <w:proofErr w:type="gramStart"/>
+            <w:r>
+              <w:rPr>
+                <w:color w:val="404040" w:themeColor="text1" w:themeTint="BF"/>
+              </w:rPr>
+              <w:t>ex:</w:t>
+            </w:r>
+            <w:proofErr w:type="gramEnd"/>
+            <w:r>
+              <w:rPr>
+                <w:color w:val="404040" w:themeColor="text1" w:themeTint="BF"/>
+              </w:rPr>
+              <w:t xml:space="preserve"> la réunion).</w:t>
+            </w:r>
+          </w:p>
+        </w:tc>
+      </w:tr>
+    </w:tbl>
     <w:p>
       <w:pPr>
         <w:pStyle w:val="font-claude-response-body"/>
-        <w:jc w:val="center"/>
-        <w:rPr>
-          <w:color w:val="404040" w:themeColor="text1" w:themeTint="BF"/>
-        </w:rPr>
-      </w:pPr>
-    </w:p>
+        <w:rPr>
+          <w:color w:val="404040" w:themeColor="text1" w:themeTint="BF"/>
+        </w:rPr>
+      </w:pPr>
+      <w:r>
+        <w:rPr>
+          <w:color w:val="404040" w:themeColor="text1" w:themeTint="BF"/>
+        </w:rPr>
+        <w:t>Table 2.</w:t>
+      </w:r>
+      <w:r>
+        <w:rPr>
+          <w:color w:val="404040" w:themeColor="text1" w:themeTint="BF"/>
+        </w:rPr>
+        <w:t>12</w:t>
+      </w:r>
+      <w:r>
+        <w:rPr>
+          <w:color w:val="404040" w:themeColor="text1" w:themeTint="BF"/>
+        </w:rPr>
+        <w:t xml:space="preserve"> _ Cas d'utilisation : </w:t>
+      </w:r>
+      <w:r>
+        <w:rPr>
+          <w:color w:val="404040" w:themeColor="text1" w:themeTint="BF"/>
+        </w:rPr>
+        <w:t>Consulter les Notifications</w:t>
+      </w:r>
+    </w:p>
+    <w:tbl>
+      <w:tblPr>
+        <w:tblStyle w:val="Grilledutableau"/>
+        <w:tblW w:w="0" w:type="auto"/>
+        <w:tblInd w:w="38" w:type="dxa"/>
+        <w:tblLook w:val="04A0" w:firstRow="1" w:lastRow="0" w:firstColumn="1" w:lastColumn="0" w:noHBand="0" w:noVBand="1"/>
+      </w:tblPr>
+      <w:tblGrid>
+        <w:gridCol w:w="2622"/>
+        <w:gridCol w:w="6590"/>
+      </w:tblGrid>
+      <w:tr>
+        <w:trPr>
+          <w:trHeight w:val="326"/>
+        </w:trPr>
+        <w:tc>
+          <w:tcPr>
+            <w:tcW w:w="2622" w:type="dxa"/>
+            <w:tcBorders>
+              <w:top w:val="single" w:sz="4" w:space="0" w:color="auto"/>
+              <w:left w:val="single" w:sz="4" w:space="0" w:color="auto"/>
+              <w:bottom w:val="single" w:sz="4" w:space="0" w:color="auto"/>
+              <w:right w:val="single" w:sz="4" w:space="0" w:color="auto"/>
+            </w:tcBorders>
+            <w:hideMark/>
+          </w:tcPr>
+          <w:p>
+            <w:pPr>
+              <w:pStyle w:val="font-claude-response-body"/>
+              <w:rPr>
+                <w:b/>
+                <w:bCs/>
+                <w:color w:val="404040" w:themeColor="text1" w:themeTint="BF"/>
+              </w:rPr>
+            </w:pPr>
+            <w:r>
+              <w:rPr>
+                <w:b/>
+                <w:bCs/>
+                <w:color w:val="404040" w:themeColor="text1" w:themeTint="BF"/>
+              </w:rPr>
+              <w:t>Champ</w:t>
+            </w:r>
+          </w:p>
+        </w:tc>
+        <w:tc>
+          <w:tcPr>
+            <w:tcW w:w="6590" w:type="dxa"/>
+            <w:tcBorders>
+              <w:top w:val="single" w:sz="4" w:space="0" w:color="auto"/>
+              <w:left w:val="single" w:sz="4" w:space="0" w:color="auto"/>
+              <w:bottom w:val="single" w:sz="4" w:space="0" w:color="auto"/>
+              <w:right w:val="single" w:sz="4" w:space="0" w:color="auto"/>
+            </w:tcBorders>
+            <w:hideMark/>
+          </w:tcPr>
+          <w:p>
+            <w:pPr>
+              <w:pStyle w:val="font-claude-response-body"/>
+              <w:rPr>
+                <w:b/>
+                <w:bCs/>
+                <w:color w:val="404040" w:themeColor="text1" w:themeTint="BF"/>
+              </w:rPr>
+            </w:pPr>
+            <w:r>
+              <w:rPr>
+                <w:b/>
+                <w:bCs/>
+                <w:color w:val="404040" w:themeColor="text1" w:themeTint="BF"/>
+              </w:rPr>
+              <w:t>Contenu</w:t>
+            </w:r>
+          </w:p>
+        </w:tc>
+      </w:tr>
+      <w:tr>
+        <w:tc>
+          <w:tcPr>
+            <w:tcW w:w="2622" w:type="dxa"/>
+            <w:tcBorders>
+              <w:top w:val="single" w:sz="4" w:space="0" w:color="auto"/>
+              <w:left w:val="single" w:sz="4" w:space="0" w:color="auto"/>
+              <w:bottom w:val="single" w:sz="4" w:space="0" w:color="auto"/>
+              <w:right w:val="single" w:sz="4" w:space="0" w:color="auto"/>
+            </w:tcBorders>
+            <w:hideMark/>
+          </w:tcPr>
+          <w:p>
+            <w:pPr>
+              <w:pStyle w:val="font-claude-response-body"/>
+              <w:rPr>
+                <w:color w:val="404040" w:themeColor="text1" w:themeTint="BF"/>
+              </w:rPr>
+            </w:pPr>
+            <w:r>
+              <w:rPr>
+                <w:color w:val="404040" w:themeColor="text1" w:themeTint="BF"/>
+              </w:rPr>
+              <w:t>Objectif</w:t>
+            </w:r>
+          </w:p>
+        </w:tc>
+        <w:tc>
+          <w:tcPr>
+            <w:tcW w:w="6590" w:type="dxa"/>
+            <w:tcBorders>
+              <w:top w:val="single" w:sz="4" w:space="0" w:color="auto"/>
+              <w:left w:val="single" w:sz="4" w:space="0" w:color="auto"/>
+              <w:bottom w:val="single" w:sz="4" w:space="0" w:color="auto"/>
+              <w:right w:val="single" w:sz="4" w:space="0" w:color="auto"/>
+            </w:tcBorders>
+            <w:hideMark/>
+          </w:tcPr>
+          <w:p>
+            <w:pPr>
+              <w:pStyle w:val="font-claude-response-body"/>
+              <w:rPr>
+                <w:color w:val="404040" w:themeColor="text1" w:themeTint="BF"/>
+              </w:rPr>
+            </w:pPr>
+            <w:r>
+              <w:rPr>
+                <w:color w:val="404040" w:themeColor="text1" w:themeTint="BF"/>
+              </w:rPr>
+              <w:t>Informer l'encadrant de l'avancement quotidien du travail.</w:t>
+            </w:r>
+          </w:p>
+        </w:tc>
+      </w:tr>
+      <w:tr>
+        <w:tc>
+          <w:tcPr>
+            <w:tcW w:w="2622" w:type="dxa"/>
+            <w:tcBorders>
+              <w:top w:val="single" w:sz="4" w:space="0" w:color="auto"/>
+              <w:left w:val="single" w:sz="4" w:space="0" w:color="auto"/>
+              <w:bottom w:val="single" w:sz="4" w:space="0" w:color="auto"/>
+              <w:right w:val="single" w:sz="4" w:space="0" w:color="auto"/>
+            </w:tcBorders>
+            <w:hideMark/>
+          </w:tcPr>
+          <w:p>
+            <w:pPr>
+              <w:pStyle w:val="font-claude-response-body"/>
+              <w:rPr>
+                <w:color w:val="404040" w:themeColor="text1" w:themeTint="BF"/>
+              </w:rPr>
+            </w:pPr>
+            <w:r>
+              <w:rPr>
+                <w:color w:val="404040" w:themeColor="text1" w:themeTint="BF"/>
+              </w:rPr>
+              <w:t>Acteurs</w:t>
+            </w:r>
+          </w:p>
+        </w:tc>
+        <w:tc>
+          <w:tcPr>
+            <w:tcW w:w="6590" w:type="dxa"/>
+            <w:tcBorders>
+              <w:top w:val="single" w:sz="4" w:space="0" w:color="auto"/>
+              <w:left w:val="single" w:sz="4" w:space="0" w:color="auto"/>
+              <w:bottom w:val="single" w:sz="4" w:space="0" w:color="auto"/>
+              <w:right w:val="single" w:sz="4" w:space="0" w:color="auto"/>
+            </w:tcBorders>
+            <w:hideMark/>
+          </w:tcPr>
+          <w:p>
+            <w:pPr>
+              <w:pStyle w:val="font-claude-response-body"/>
+              <w:rPr>
+                <w:color w:val="404040" w:themeColor="text1" w:themeTint="BF"/>
+              </w:rPr>
+            </w:pPr>
+            <w:r>
+              <w:rPr>
+                <w:color w:val="404040" w:themeColor="text1" w:themeTint="BF"/>
+              </w:rPr>
+              <w:t>Stagiaire</w:t>
+            </w:r>
+            <w:r>
+              <w:rPr>
+                <w:color w:val="404040" w:themeColor="text1" w:themeTint="BF"/>
+              </w:rPr>
+              <w:t>.</w:t>
+            </w:r>
+          </w:p>
+        </w:tc>
+      </w:tr>
+      <w:tr>
+        <w:tc>
+          <w:tcPr>
+            <w:tcW w:w="2622" w:type="dxa"/>
+            <w:tcBorders>
+              <w:top w:val="single" w:sz="4" w:space="0" w:color="auto"/>
+              <w:left w:val="single" w:sz="4" w:space="0" w:color="auto"/>
+              <w:bottom w:val="single" w:sz="4" w:space="0" w:color="auto"/>
+              <w:right w:val="single" w:sz="4" w:space="0" w:color="auto"/>
+            </w:tcBorders>
+            <w:hideMark/>
+          </w:tcPr>
+          <w:p>
+            <w:pPr>
+              <w:pStyle w:val="font-claude-response-body"/>
+              <w:rPr>
+                <w:color w:val="404040" w:themeColor="text1" w:themeTint="BF"/>
+              </w:rPr>
+            </w:pPr>
+            <w:r>
+              <w:rPr>
+                <w:color w:val="404040" w:themeColor="text1" w:themeTint="BF"/>
+              </w:rPr>
+              <w:t>Scénario</w:t>
+            </w:r>
+            <w:r>
+              <w:rPr>
+                <w:b/>
+                <w:bCs/>
+                <w:color w:val="404040" w:themeColor="text1" w:themeTint="BF"/>
+              </w:rPr>
+              <w:t> </w:t>
+            </w:r>
+            <w:r>
+              <w:rPr>
+                <w:color w:val="404040" w:themeColor="text1" w:themeTint="BF"/>
+              </w:rPr>
+              <w:t>principal</w:t>
+            </w:r>
+          </w:p>
+        </w:tc>
+        <w:tc>
+          <w:tcPr>
+            <w:tcW w:w="6590" w:type="dxa"/>
+            <w:tcBorders>
+              <w:top w:val="single" w:sz="4" w:space="0" w:color="auto"/>
+              <w:left w:val="single" w:sz="4" w:space="0" w:color="auto"/>
+              <w:bottom w:val="single" w:sz="4" w:space="0" w:color="auto"/>
+              <w:right w:val="single" w:sz="4" w:space="0" w:color="auto"/>
+            </w:tcBorders>
+            <w:hideMark/>
+          </w:tcPr>
+          <w:p>
+            <w:pPr>
+              <w:pStyle w:val="font-claude-response-body"/>
+              <w:rPr>
+                <w:color w:val="404040" w:themeColor="text1" w:themeTint="BF"/>
+              </w:rPr>
+            </w:pPr>
+            <w:r>
+              <w:rPr>
+                <w:color w:val="404040" w:themeColor="text1" w:themeTint="BF"/>
+              </w:rPr>
+              <w:t>1. Le stagiaire accède à son module "Mes Tâches".</w:t>
+            </w:r>
+            <w:r>
+              <w:rPr>
+                <w:color w:val="404040" w:themeColor="text1" w:themeTint="BF"/>
+              </w:rPr>
+              <w:br/>
+              <w:t>2. Il sélectionne une tâche (</w:t>
+            </w:r>
+            <w:proofErr w:type="gramStart"/>
+            <w:r>
+              <w:rPr>
+                <w:color w:val="404040" w:themeColor="text1" w:themeTint="BF"/>
+              </w:rPr>
+              <w:t>ex:</w:t>
+            </w:r>
+            <w:proofErr w:type="gramEnd"/>
+            <w:r>
+              <w:rPr>
+                <w:color w:val="404040" w:themeColor="text1" w:themeTint="BF"/>
+              </w:rPr>
+              <w:t xml:space="preserve"> "Développement API").</w:t>
+            </w:r>
+            <w:r>
+              <w:rPr>
+                <w:color w:val="404040" w:themeColor="text1" w:themeTint="BF"/>
+              </w:rPr>
+              <w:br/>
+              <w:t>3. Il déplace la tâche vers "En cours" ou "Terminé".</w:t>
+            </w:r>
+            <w:r>
+              <w:rPr>
+                <w:color w:val="404040" w:themeColor="text1" w:themeTint="BF"/>
+              </w:rPr>
+              <w:br/>
+              <w:t>4. L'encadrant reçoit une notification de changement d'état.</w:t>
+            </w:r>
+          </w:p>
+        </w:tc>
+      </w:tr>
+    </w:tbl>
     <w:p>
       <w:pPr>
         <w:pStyle w:val="font-claude-response-body"/>
-        <w:jc w:val="center"/>
-        <w:rPr>
-          <w:color w:val="404040" w:themeColor="text1" w:themeTint="BF"/>
-        </w:rPr>
-      </w:pPr>
+        <w:rPr>
+          <w:color w:val="404040" w:themeColor="text1" w:themeTint="BF"/>
+        </w:rPr>
+      </w:pPr>
+      <w:r>
+        <w:rPr>
+          <w:color w:val="404040" w:themeColor="text1" w:themeTint="BF"/>
+        </w:rPr>
+        <w:t>Table 2.</w:t>
+      </w:r>
+      <w:r>
+        <w:rPr>
+          <w:color w:val="404040" w:themeColor="text1" w:themeTint="BF"/>
+        </w:rPr>
+        <w:t>13</w:t>
+      </w:r>
+      <w:r>
+        <w:rPr>
+          <w:color w:val="404040" w:themeColor="text1" w:themeTint="BF"/>
+        </w:rPr>
+        <w:t xml:space="preserve"> _ Cas d'utilisation : </w:t>
+      </w:r>
+      <w:r>
+        <w:rPr>
+          <w:color w:val="404040" w:themeColor="text1" w:themeTint="BF"/>
+        </w:rPr>
+        <w:t>Mettre à jour l'état d'une tâche</w:t>
+      </w:r>
     </w:p>
     <w:p>
       <w:pPr>
         <w:pStyle w:val="font-claude-response-body"/>
-        <w:jc w:val="center"/>
-        <w:rPr>
-          <w:color w:val="404040" w:themeColor="text1" w:themeTint="BF"/>
-        </w:rPr>
-      </w:pPr>
-    </w:p>
-    <w:p>
-      <w:pPr>
-        <w:pStyle w:val="font-claude-response-body"/>
-        <w:jc w:val="center"/>
-        <w:rPr>
-          <w:color w:val="404040" w:themeColor="text1" w:themeTint="BF"/>
-        </w:rPr>
-      </w:pPr>
-    </w:p>
-    <w:p>
-      <w:pPr>
-        <w:pStyle w:val="font-claude-response-body"/>
-        <w:jc w:val="center"/>
-        <w:rPr>
-          <w:color w:val="404040" w:themeColor="text1" w:themeTint="BF"/>
-        </w:rPr>
-      </w:pPr>
-    </w:p>
-    <w:p>
-      <w:pPr>
-        <w:pStyle w:val="font-claude-response-body"/>
-        <w:jc w:val="center"/>
-        <w:rPr>
-          <w:color w:val="404040" w:themeColor="text1" w:themeTint="BF"/>
-        </w:rPr>
-      </w:pPr>
-    </w:p>
-    <w:p>
-      <w:pPr>
-        <w:pStyle w:val="font-claude-response-body"/>
-        <w:jc w:val="center"/>
-        <w:rPr>
-          <w:color w:val="404040" w:themeColor="text1" w:themeTint="BF"/>
-        </w:rPr>
-      </w:pPr>
-    </w:p>
-    <w:p>
-      <w:pPr>
-        <w:pStyle w:val="font-claude-response-body"/>
-        <w:jc w:val="center"/>
         <w:rPr>
           <w:color w:val="404040" w:themeColor="text1" w:themeTint="BF"/>
         </w:rPr>
@@ -5779,6 +10097,7 @@
     <w:p>
       <w:pPr>
         <w:pStyle w:val="Titre3"/>
+        <w:jc w:val="both"/>
         <w:rPr>
           <w:color w:val="404040" w:themeColor="text1" w:themeTint="BF"/>
           <w:sz w:val="34"/>
@@ -5803,6 +10122,9 @@
       </w:r>
     </w:p>
     <w:p>
+      <w:pPr>
+        <w:jc w:val="both"/>
+      </w:pPr>
       <w:r>
         <w:t>Au-delà des fonctionnalités, la plateforme doit respecter un ensemble d'exigences de qualité afin de garantir une expérience fiable, sécurisée et performante :</w:t>
       </w:r>
@@ -5813,6 +10135,7 @@
           <w:ilvl w:val="0"/>
           <w:numId w:val="12"/>
         </w:numPr>
+        <w:jc w:val="both"/>
       </w:pPr>
       <w:r>
         <w:rPr>
@@ -5820,20 +10143,20 @@
           <w:bCs/>
         </w:rPr>
         <w:lastRenderedPageBreak/>
-        <w:t>Sécurité renforcée</w:t>
-      </w:r>
-      <w:r>
-        <w:t xml:space="preserve"> : l'authentification est basée sur des tokens JWT sans état (</w:t>
-      </w:r>
-      <w:r>
-        <w:rPr>
-          <w:i/>
-          <w:iCs/>
-        </w:rPr>
-        <w:t>stateless</w:t>
-      </w:r>
-      <w:r>
-        <w:t>), garantissant une protection contre les accès non autorisés et une séparation stricte des droits par rôle.</w:t>
+        <w:t>Sécurité et Intégrité :</w:t>
+      </w:r>
+      <w:r>
+        <w:t> L'architecture est de type </w:t>
+      </w:r>
+      <w:r>
+        <w:rPr>
+          <w:b/>
+          <w:bCs/>
+        </w:rPr>
+        <w:t>Stateless</w:t>
+      </w:r>
+      <w:r>
+        <w:t> (sans état) grâce aux tokens JWT, assurant une protection robuste contre les failles de sécurité courantes et une isolation parfaite des données par rôle.</w:t>
       </w:r>
     </w:p>
     <w:p>
@@ -5842,16 +10165,37 @@
           <w:ilvl w:val="0"/>
           <w:numId w:val="12"/>
         </w:numPr>
+        <w:jc w:val="both"/>
       </w:pPr>
       <w:r>
         <w:rPr>
           <w:b/>
           <w:bCs/>
         </w:rPr>
-        <w:t>Performance optimisée</w:t>
-      </w:r>
-      <w:r>
-        <w:t xml:space="preserve"> : le backend Spring Boot et le frontend React sont conçus pour offrir des temps de réponse rapides, même sous charge, grâce à une architecture N-Tiers découplée.</w:t>
+        <w:t>Performance et Réactivité :</w:t>
+      </w:r>
+      <w:r>
+        <w:t> Grâce au couplage de </w:t>
+      </w:r>
+      <w:r>
+        <w:rPr>
+          <w:b/>
+          <w:bCs/>
+        </w:rPr>
+        <w:t>Spring Boot</w:t>
+      </w:r>
+      <w:r>
+        <w:t> (Backend) et </w:t>
+      </w:r>
+      <w:r>
+        <w:rPr>
+          <w:b/>
+          <w:bCs/>
+        </w:rPr>
+        <w:t>React</w:t>
+      </w:r>
+      <w:r>
+        <w:t> (Frontend), la plateforme garantit des temps de réponse optimaux. L'architecture N-Tiers permet de traiter les requêtes de manière asynchrone pour une fluidité maximale.</w:t>
       </w:r>
     </w:p>
     <w:p>
@@ -5860,26 +10204,37 @@
           <w:ilvl w:val="0"/>
           <w:numId w:val="12"/>
         </w:numPr>
+        <w:jc w:val="both"/>
       </w:pPr>
       <w:r>
         <w:rPr>
           <w:b/>
           <w:bCs/>
         </w:rPr>
-        <w:t>Ergonomie et expérience utilisateur</w:t>
-      </w:r>
-      <w:r>
-        <w:t xml:space="preserve"> : l'interface adopte un design système premium baptisé </w:t>
-      </w:r>
-      <w:r>
-        <w:rPr>
-          <w:i/>
-          <w:iCs/>
-        </w:rPr>
-        <w:t>Clinisys Elite</w:t>
-      </w:r>
-      <w:r>
-        <w:t>, basé sur le glassmorphisme et des transitions fluides via Framer Motion, pour une navigation intuitive et professionnelle.</w:t>
+        <w:t>Ergonomie et Design (Clinisys Elite) :</w:t>
+      </w:r>
+      <w:r>
+        <w:t> L'interface utilisateur suit une charte graphique premium utilisant le </w:t>
+      </w:r>
+      <w:r>
+        <w:rPr>
+          <w:b/>
+          <w:bCs/>
+        </w:rPr>
+        <w:t>glassmorphisme</w:t>
+      </w:r>
+      <w:r>
+        <w:t>. L'utilisation de </w:t>
+      </w:r>
+      <w:r>
+        <w:rPr>
+          <w:b/>
+          <w:bCs/>
+        </w:rPr>
+        <w:t>Framer Motion</w:t>
+      </w:r>
+      <w:r>
+        <w:t> assure des transitions fluides, offrant une expérience utilisateur (UX) moderne et professionnelle.</w:t>
       </w:r>
     </w:p>
     <w:p>
@@ -5888,16 +10243,17 @@
           <w:ilvl w:val="0"/>
           <w:numId w:val="12"/>
         </w:numPr>
+        <w:jc w:val="both"/>
       </w:pPr>
       <w:r>
         <w:rPr>
           <w:b/>
           <w:bCs/>
         </w:rPr>
-        <w:t>Scalabilité</w:t>
-      </w:r>
-      <w:r>
-        <w:t xml:space="preserve"> : l'architecture REST API découplée permet d'étendre facilement les fonctionnalités sans impacter les modules existants.</w:t>
+        <w:t>Scalabilité et Maintenabilité :</w:t>
+      </w:r>
+      <w:r>
+        <w:t> Le respect des principes de l'architecture REST API permet d'ajouter de nouveaux modules ou de modifier les fonctionnalités existantes sans perturber le cœur du système.</w:t>
       </w:r>
     </w:p>
     <w:p>
@@ -5906,16 +10262,17 @@
           <w:ilvl w:val="0"/>
           <w:numId w:val="12"/>
         </w:numPr>
+        <w:jc w:val="both"/>
       </w:pPr>
       <w:r>
         <w:rPr>
           <w:b/>
           <w:bCs/>
         </w:rPr>
-        <w:t>Traçabilité</w:t>
-      </w:r>
-      <w:r>
-        <w:t xml:space="preserve"> : toutes les actions significatives (création, modification, validation) sont enregistrées afin d'assurer un historique complet et consultable.</w:t>
+        <w:t>Traçabilité des Actions :</w:t>
+      </w:r>
+      <w:r>
+        <w:t> Le système intègre un journal d'audit enregistrant chaque action significative, permettant une visibilité totale sur l'historique des modifications et des validations.</w:t>
       </w:r>
     </w:p>
     <w:p>
@@ -5924,21 +10281,93 @@
           <w:ilvl w:val="0"/>
           <w:numId w:val="12"/>
         </w:numPr>
+        <w:jc w:val="both"/>
       </w:pPr>
       <w:r>
         <w:rPr>
           <w:b/>
           <w:bCs/>
         </w:rPr>
-        <w:t>Disponibilité</w:t>
-      </w:r>
-      <w:r>
-        <w:t xml:space="preserve"> : la plateforme est accessible depuis tout navigateur moderne sans installation requise côté client.</w:t>
-      </w:r>
+        <w:t>Disponibilité et Accessibilité :</w:t>
+      </w:r>
+      <w:r>
+        <w:t> La plateforme est conçue comme une </w:t>
+      </w:r>
+      <w:r>
+        <w:rPr>
+          <w:b/>
+          <w:bCs/>
+        </w:rPr>
+        <w:t>Single Page Application (SPA)</w:t>
+      </w:r>
+      <w:r>
+        <w:t>, accessible sans installation via tout navigateur web moderne (Chrome, Firefox, Edge), garantissant une disponibilité multiplateforme (Desktop et Tablette).</w:t>
+      </w:r>
+    </w:p>
+    <w:p>
+      <w:pPr>
+        <w:jc w:val="both"/>
+      </w:pPr>
+    </w:p>
+    <w:p>
+      <w:pPr>
+        <w:jc w:val="both"/>
+      </w:pPr>
+    </w:p>
+    <w:p>
+      <w:pPr>
+        <w:jc w:val="both"/>
+      </w:pPr>
+    </w:p>
+    <w:p>
+      <w:pPr>
+        <w:jc w:val="both"/>
+      </w:pPr>
+    </w:p>
+    <w:p>
+      <w:pPr>
+        <w:jc w:val="both"/>
+      </w:pPr>
+    </w:p>
+    <w:p>
+      <w:pPr>
+        <w:jc w:val="both"/>
+      </w:pPr>
+    </w:p>
+    <w:p>
+      <w:pPr>
+        <w:jc w:val="both"/>
+      </w:pPr>
+    </w:p>
+    <w:p>
+      <w:pPr>
+        <w:jc w:val="both"/>
+      </w:pPr>
+    </w:p>
+    <w:p>
+      <w:pPr>
+        <w:jc w:val="both"/>
+      </w:pPr>
+    </w:p>
+    <w:p>
+      <w:pPr>
+        <w:jc w:val="both"/>
+      </w:pPr>
+    </w:p>
+    <w:p>
+      <w:pPr>
+        <w:jc w:val="both"/>
+      </w:pPr>
+    </w:p>
+    <w:p>
+      <w:pPr>
+        <w:jc w:val="both"/>
+      </w:pPr>
     </w:p>
     <w:p>
       <w:pPr>
         <w:pStyle w:val="Titre2"/>
+        <w:jc w:val="both"/>
         <w:rPr>
           <w:color w:val="404040" w:themeColor="text1" w:themeTint="BF"/>
           <w:sz w:val="40"/>
@@ -5951,6 +10380,7 @@
           <w:sz w:val="40"/>
           <w:szCs w:val="40"/>
         </w:rPr>
+        <w:lastRenderedPageBreak/>
         <w:t xml:space="preserve">       </w:t>
       </w:r>
       <w:r>
@@ -5964,11 +10394,7 @@
     </w:p>
     <w:p>
       <w:pPr>
-        <w:autoSpaceDE w:val="0"/>
-        <w:autoSpaceDN w:val="0"/>
-        <w:adjustRightInd w:val="0"/>
-        <w:spacing w:after="0" w:line="240" w:lineRule="auto"/>
-        <w:ind w:firstLine="576"/>
+        <w:jc w:val="both"/>
         <w:rPr>
           <w:rFonts w:ascii="F42" w:hAnsi="F42" w:cs="F42"/>
           <w:kern w:val="0"/>
@@ -5983,75 +10409,18 @@
           <w:sz w:val="24"/>
           <w:szCs w:val="24"/>
         </w:rPr>
-        <w:t>La méthodologie Scrum met l'accent sur la notion de partage et favorise une meilleure</w:t>
-      </w:r>
-    </w:p>
-    <w:p>
-      <w:pPr>
-        <w:autoSpaceDE w:val="0"/>
-        <w:autoSpaceDN w:val="0"/>
-        <w:adjustRightInd w:val="0"/>
-        <w:spacing w:after="0" w:line="240" w:lineRule="auto"/>
+        <w:t>La méthodologie </w:t>
+      </w:r>
+      <w:r>
         <w:rPr>
           <w:rFonts w:ascii="F42" w:hAnsi="F42" w:cs="F42"/>
-          <w:kern w:val="0"/>
-          <w:sz w:val="24"/>
-          <w:szCs w:val="24"/>
-        </w:rPr>
-      </w:pPr>
-      <w:proofErr w:type="gramStart"/>
-      <w:r>
-        <w:rPr>
-          <w:rFonts w:ascii="F42" w:hAnsi="F42" w:cs="F42"/>
-          <w:kern w:val="0"/>
-          <w:sz w:val="24"/>
-          <w:szCs w:val="24"/>
-        </w:rPr>
-        <w:t>cohérence</w:t>
-      </w:r>
-      <w:proofErr w:type="gramEnd"/>
-      <w:r>
-        <w:rPr>
-          <w:rFonts w:ascii="F42" w:hAnsi="F42" w:cs="F42"/>
-          <w:kern w:val="0"/>
-          <w:sz w:val="24"/>
-          <w:szCs w:val="24"/>
-        </w:rPr>
-        <w:t xml:space="preserve"> d'équipe, elle nécessite l'intervention de trois rôles principaux :</w:t>
-      </w:r>
-    </w:p>
-    <w:p>
-      <w:pPr>
-        <w:autoSpaceDE w:val="0"/>
-        <w:autoSpaceDN w:val="0"/>
-        <w:adjustRightInd w:val="0"/>
-        <w:spacing w:after="0" w:line="240" w:lineRule="auto"/>
-        <w:rPr>
-          <w:rFonts w:ascii="F42" w:hAnsi="F42" w:cs="F42"/>
-          <w:kern w:val="0"/>
-          <w:sz w:val="24"/>
-          <w:szCs w:val="24"/>
-        </w:rPr>
-      </w:pPr>
-      <w:r>
-        <w:rPr>
-          <w:rFonts w:ascii="F43" w:hAnsi="F43" w:cs="F43"/>
           <w:b/>
           <w:bCs/>
           <w:kern w:val="0"/>
           <w:sz w:val="24"/>
           <w:szCs w:val="24"/>
         </w:rPr>
-        <w:t>Product Owner :</w:t>
-      </w:r>
-      <w:r>
-        <w:rPr>
-          <w:rFonts w:ascii="F43" w:hAnsi="F43" w:cs="F43"/>
-          <w:kern w:val="0"/>
-          <w:sz w:val="24"/>
-          <w:szCs w:val="24"/>
-        </w:rPr>
-        <w:t xml:space="preserve"> </w:t>
+        <w:t>Scrum</w:t>
       </w:r>
       <w:r>
         <w:rPr>
@@ -6060,15 +10429,16 @@
           <w:sz w:val="24"/>
           <w:szCs w:val="24"/>
         </w:rPr>
-        <w:t>responsable des exigences métier et de la priorisation des besoins.</w:t>
-      </w:r>
-    </w:p>
-    <w:p>
-      <w:pPr>
-        <w:autoSpaceDE w:val="0"/>
-        <w:autoSpaceDN w:val="0"/>
-        <w:adjustRightInd w:val="0"/>
-        <w:spacing w:after="0" w:line="240" w:lineRule="auto"/>
+        <w:t> met l'accent sur la notion de partage et favorise une meilleure cohérence d'équipe. Elle repose sur l'intervention de trois rôles principaux :</w:t>
+      </w:r>
+    </w:p>
+    <w:p>
+      <w:pPr>
+        <w:numPr>
+          <w:ilvl w:val="0"/>
+          <w:numId w:val="19"/>
+        </w:numPr>
+        <w:jc w:val="both"/>
         <w:rPr>
           <w:rFonts w:ascii="F42" w:hAnsi="F42" w:cs="F42"/>
           <w:kern w:val="0"/>
@@ -6078,23 +10448,14 @@
       </w:pPr>
       <w:r>
         <w:rPr>
-          <w:rFonts w:ascii="F43" w:hAnsi="F43" w:cs="F43"/>
+          <w:rFonts w:ascii="F42" w:hAnsi="F42" w:cs="F42"/>
           <w:b/>
           <w:bCs/>
           <w:kern w:val="0"/>
           <w:sz w:val="24"/>
           <w:szCs w:val="24"/>
         </w:rPr>
-        <w:t>Scrum Master :</w:t>
-      </w:r>
-      <w:r>
-        <w:rPr>
-          <w:rFonts w:ascii="F43" w:hAnsi="F43" w:cs="F43"/>
-          <w:kern w:val="0"/>
-          <w:sz w:val="24"/>
-          <w:szCs w:val="24"/>
-        </w:rPr>
-        <w:t xml:space="preserve"> </w:t>
+        <w:t>Product Owner :</w:t>
       </w:r>
       <w:r>
         <w:rPr>
@@ -6103,11 +10464,16 @@
           <w:sz w:val="24"/>
           <w:szCs w:val="24"/>
         </w:rPr>
-        <w:t>stimulateur d'équipe et responsable du respect du cadre Scrum.</w:t>
-      </w:r>
-    </w:p>
-    <w:p>
-      <w:pPr>
+        <w:t> responsable des exigences métier et de la priorisation des besoins.</w:t>
+      </w:r>
+    </w:p>
+    <w:p>
+      <w:pPr>
+        <w:numPr>
+          <w:ilvl w:val="0"/>
+          <w:numId w:val="19"/>
+        </w:numPr>
+        <w:jc w:val="both"/>
         <w:rPr>
           <w:rFonts w:ascii="F42" w:hAnsi="F42" w:cs="F42"/>
           <w:kern w:val="0"/>
@@ -6117,23 +10483,14 @@
       </w:pPr>
       <w:r>
         <w:rPr>
-          <w:rFonts w:ascii="F43" w:hAnsi="F43" w:cs="F43"/>
+          <w:rFonts w:ascii="F42" w:hAnsi="F42" w:cs="F42"/>
           <w:b/>
           <w:bCs/>
           <w:kern w:val="0"/>
           <w:sz w:val="24"/>
           <w:szCs w:val="24"/>
         </w:rPr>
-        <w:t>Équipe de développement :</w:t>
-      </w:r>
-      <w:r>
-        <w:rPr>
-          <w:rFonts w:ascii="F43" w:hAnsi="F43" w:cs="F43"/>
-          <w:kern w:val="0"/>
-          <w:sz w:val="24"/>
-          <w:szCs w:val="24"/>
-        </w:rPr>
-        <w:t xml:space="preserve"> </w:t>
+        <w:t>Scrum Master :</w:t>
       </w:r>
       <w:r>
         <w:rPr>
@@ -6142,23 +10499,47 @@
           <w:sz w:val="24"/>
           <w:szCs w:val="24"/>
         </w:rPr>
-        <w:t xml:space="preserve">en charge de l'implémentation </w:t>
-      </w:r>
-      <w:proofErr w:type="gramStart"/>
-      <w:r>
+        <w:t> facilitateur d'équipe et garant du respect du cadre Scrum.</w:t>
+      </w:r>
+    </w:p>
+    <w:p>
+      <w:pPr>
+        <w:numPr>
+          <w:ilvl w:val="0"/>
+          <w:numId w:val="19"/>
+        </w:numPr>
+        <w:jc w:val="both"/>
         <w:rPr>
           <w:rFonts w:ascii="F42" w:hAnsi="F42" w:cs="F42"/>
           <w:kern w:val="0"/>
           <w:sz w:val="24"/>
           <w:szCs w:val="24"/>
         </w:rPr>
-        <w:t>technique .</w:t>
-      </w:r>
-      <w:proofErr w:type="gramEnd"/>
-    </w:p>
-    <w:p>
-      <w:pPr>
-        <w:jc w:val="center"/>
+      </w:pPr>
+      <w:r>
+        <w:rPr>
+          <w:rFonts w:ascii="F42" w:hAnsi="F42" w:cs="F42"/>
+          <w:b/>
+          <w:bCs/>
+          <w:kern w:val="0"/>
+          <w:sz w:val="24"/>
+          <w:szCs w:val="24"/>
+        </w:rPr>
+        <w:t>Équipe de développement :</w:t>
+      </w:r>
+      <w:r>
+        <w:rPr>
+          <w:rFonts w:ascii="F42" w:hAnsi="F42" w:cs="F42"/>
+          <w:kern w:val="0"/>
+          <w:sz w:val="24"/>
+          <w:szCs w:val="24"/>
+        </w:rPr>
+        <w:t> en charge de l'implémentation technique et des tests.</w:t>
+      </w:r>
+    </w:p>
+    <w:p>
+      <w:pPr>
+        <w:jc w:val="both"/>
       </w:pPr>
       <w:r>
         <w:rPr>
@@ -6217,10 +10598,15 @@
         <w:t>Figure 2.2 _ Rôles de l'équipe Scrum</w:t>
       </w:r>
     </w:p>
-    <w:p/>
+    <w:p>
+      <w:pPr>
+        <w:jc w:val="both"/>
+      </w:pPr>
+    </w:p>
     <w:p>
       <w:pPr>
         <w:pStyle w:val="Titre3"/>
+        <w:jc w:val="both"/>
         <w:rPr>
           <w:color w:val="404040" w:themeColor="text1" w:themeTint="BF"/>
           <w:sz w:val="34"/>
@@ -6233,7 +10619,6 @@
           <w:sz w:val="34"/>
           <w:szCs w:val="34"/>
         </w:rPr>
-        <w:lastRenderedPageBreak/>
         <w:t xml:space="preserve"> </w:t>
       </w:r>
       <w:r>
@@ -6260,6 +10645,7 @@
         <w:adjustRightInd w:val="0"/>
         <w:spacing w:after="0" w:line="240" w:lineRule="auto"/>
         <w:ind w:firstLine="708"/>
+        <w:jc w:val="both"/>
         <w:rPr>
           <w:rFonts w:ascii="F42" w:hAnsi="F42" w:cs="F42"/>
           <w:color w:val="404040" w:themeColor="text1" w:themeTint="BF"/>
@@ -6387,6 +10773,7 @@
         <w:autoSpaceDN w:val="0"/>
         <w:adjustRightInd w:val="0"/>
         <w:spacing w:after="0" w:line="240" w:lineRule="auto"/>
+        <w:jc w:val="both"/>
         <w:rPr>
           <w:rFonts w:ascii="F42" w:hAnsi="F42" w:cs="F42"/>
           <w:color w:val="404040" w:themeColor="text1" w:themeTint="BF"/>
@@ -6478,6 +10865,7 @@
         <w:autoSpaceDN w:val="0"/>
         <w:adjustRightInd w:val="0"/>
         <w:spacing w:after="0" w:line="240" w:lineRule="auto"/>
+        <w:jc w:val="both"/>
         <w:rPr>
           <w:rFonts w:ascii="F42" w:hAnsi="F42" w:cs="F42"/>
           <w:color w:val="404040" w:themeColor="text1" w:themeTint="BF"/>
@@ -6535,6 +10923,7 @@
         <w:autoSpaceDN w:val="0"/>
         <w:adjustRightInd w:val="0"/>
         <w:spacing w:after="0" w:line="240" w:lineRule="auto"/>
+        <w:jc w:val="both"/>
         <w:rPr>
           <w:rFonts w:ascii="F42" w:hAnsi="F42" w:cs="F42"/>
           <w:color w:val="404040" w:themeColor="text1" w:themeTint="BF"/>
@@ -6572,6 +10961,7 @@
         <w:autoSpaceDN w:val="0"/>
         <w:adjustRightInd w:val="0"/>
         <w:spacing w:after="0" w:line="240" w:lineRule="auto"/>
+        <w:jc w:val="both"/>
         <w:rPr>
           <w:rFonts w:ascii="F42" w:hAnsi="F42" w:cs="F42"/>
           <w:color w:val="404040" w:themeColor="text1" w:themeTint="BF"/>
@@ -6663,6 +11053,7 @@
         <w:autoSpaceDN w:val="0"/>
         <w:adjustRightInd w:val="0"/>
         <w:spacing w:after="0" w:line="240" w:lineRule="auto"/>
+        <w:jc w:val="both"/>
         <w:rPr>
           <w:rFonts w:ascii="F42" w:hAnsi="F42" w:cs="F42"/>
           <w:color w:val="404040" w:themeColor="text1" w:themeTint="BF"/>
@@ -6708,6 +11099,7 @@
         <w:autoSpaceDN w:val="0"/>
         <w:adjustRightInd w:val="0"/>
         <w:spacing w:after="0" w:line="240" w:lineRule="auto"/>
+        <w:jc w:val="both"/>
         <w:rPr>
           <w:rFonts w:ascii="F42" w:hAnsi="F42" w:cs="F42"/>
           <w:color w:val="404040" w:themeColor="text1" w:themeTint="BF"/>
@@ -6787,6 +11179,7 @@
         <w:autoSpaceDN w:val="0"/>
         <w:adjustRightInd w:val="0"/>
         <w:spacing w:after="0" w:line="240" w:lineRule="auto"/>
+        <w:jc w:val="both"/>
         <w:rPr>
           <w:rFonts w:ascii="F42" w:hAnsi="F42" w:cs="F42"/>
           <w:color w:val="404040" w:themeColor="text1" w:themeTint="BF"/>
@@ -6846,6 +11239,7 @@
         <w:autoSpaceDN w:val="0"/>
         <w:adjustRightInd w:val="0"/>
         <w:spacing w:after="0" w:line="240" w:lineRule="auto"/>
+        <w:jc w:val="both"/>
         <w:rPr>
           <w:rFonts w:ascii="F42" w:hAnsi="F42" w:cs="F42"/>
           <w:color w:val="404040" w:themeColor="text1" w:themeTint="BF"/>
@@ -6926,6 +11320,7 @@
         <w:adjustRightInd w:val="0"/>
         <w:spacing w:after="0" w:line="240" w:lineRule="auto"/>
         <w:ind w:firstLine="708"/>
+        <w:jc w:val="both"/>
         <w:rPr>
           <w:rFonts w:ascii="F42" w:hAnsi="F42" w:cs="F42"/>
           <w:color w:val="404040" w:themeColor="text1" w:themeTint="BF"/>
@@ -7025,10 +11420,15 @@
         <w:t>cacement l'avancement du projet.</w:t>
       </w:r>
     </w:p>
-    <w:p/>
+    <w:p>
+      <w:pPr>
+        <w:jc w:val="both"/>
+      </w:pPr>
+    </w:p>
     <w:p>
       <w:pPr>
         <w:pStyle w:val="Titre3"/>
+        <w:jc w:val="both"/>
         <w:rPr>
           <w:color w:val="404040" w:themeColor="text1" w:themeTint="BF"/>
           <w:sz w:val="34"/>
@@ -7041,6 +11441,7 @@
           <w:sz w:val="40"/>
           <w:szCs w:val="40"/>
         </w:rPr>
+        <w:lastRenderedPageBreak/>
         <w:t xml:space="preserve">       </w:t>
       </w:r>
       <w:r>
@@ -7070,11 +11471,7 @@
     </w:p>
     <w:p>
       <w:pPr>
-        <w:autoSpaceDE w:val="0"/>
-        <w:autoSpaceDN w:val="0"/>
-        <w:adjustRightInd w:val="0"/>
-        <w:spacing w:after="0" w:line="240" w:lineRule="auto"/>
-        <w:ind w:firstLine="708"/>
+        <w:jc w:val="both"/>
         <w:rPr>
           <w:rFonts w:ascii="F42" w:hAnsi="F42" w:cs="F42"/>
           <w:kern w:val="0"/>
@@ -7089,7 +11486,18 @@
           <w:sz w:val="24"/>
           <w:szCs w:val="24"/>
         </w:rPr>
-        <w:t>Le backlog du produit constitue une liste priorisée des fonctionnalités et améliorations à</w:t>
+        <w:t>Le </w:t>
+      </w:r>
+      <w:r>
+        <w:rPr>
+          <w:rFonts w:ascii="F42" w:hAnsi="F42" w:cs="F42"/>
+          <w:b/>
+          <w:bCs/>
+          <w:kern w:val="0"/>
+          <w:sz w:val="24"/>
+          <w:szCs w:val="24"/>
+        </w:rPr>
+        <w:t>Product Backlog</w:t>
       </w:r>
       <w:r>
         <w:rPr>
@@ -7098,8 +11506,9 @@
           <w:sz w:val="24"/>
           <w:szCs w:val="24"/>
         </w:rPr>
-        <w:t xml:space="preserve"> </w:t>
-      </w:r>
+        <w:t xml:space="preserve"> constitue la liste ordonnée de toutes les fonctionnalités et améliorations prévues pour la plateforme. Il permet de garantir que chaque Sprint se concentre sur les éléments apportant la plus forte valeur ajoutée. Il est composé </w:t>
+      </w:r>
+      <w:proofErr w:type="gramStart"/>
       <w:r>
         <w:rPr>
           <w:rFonts w:ascii="F42" w:hAnsi="F42" w:cs="F42"/>
@@ -7107,7 +11516,30 @@
           <w:sz w:val="24"/>
           <w:szCs w:val="24"/>
         </w:rPr>
-        <w:t>mettre en</w:t>
+        <w:t>de </w:t>
+      </w:r>
+      <w:r>
+        <w:rPr>
+          <w:rFonts w:ascii="F42" w:hAnsi="F42" w:cs="F42"/>
+          <w:b/>
+          <w:bCs/>
+          <w:kern w:val="0"/>
+          <w:sz w:val="24"/>
+          <w:szCs w:val="24"/>
+        </w:rPr>
+        <w:t>User</w:t>
+      </w:r>
+      <w:proofErr w:type="gramEnd"/>
+      <w:r>
+        <w:rPr>
+          <w:rFonts w:ascii="F42" w:hAnsi="F42" w:cs="F42"/>
+          <w:b/>
+          <w:bCs/>
+          <w:kern w:val="0"/>
+          <w:sz w:val="24"/>
+          <w:szCs w:val="24"/>
+        </w:rPr>
+        <w:t xml:space="preserve"> Stories (US)</w:t>
       </w:r>
       <w:r>
         <w:rPr>
@@ -7116,16 +11548,33 @@
           <w:sz w:val="24"/>
           <w:szCs w:val="24"/>
         </w:rPr>
-        <w:t xml:space="preserve"> œuvre</w:t>
-      </w:r>
-      <w:r>
+        <w:t> caractérisées par :</w:t>
+      </w:r>
+    </w:p>
+    <w:p>
+      <w:pPr>
+        <w:numPr>
+          <w:ilvl w:val="0"/>
+          <w:numId w:val="20"/>
+        </w:numPr>
+        <w:jc w:val="both"/>
         <w:rPr>
           <w:rFonts w:ascii="F42" w:hAnsi="F42" w:cs="F42"/>
           <w:kern w:val="0"/>
           <w:sz w:val="24"/>
           <w:szCs w:val="24"/>
         </w:rPr>
-        <w:t xml:space="preserve"> pour la plateforme. Ce backlog est essentiel pour garantir que chaque sprint</w:t>
+      </w:pPr>
+      <w:r>
+        <w:rPr>
+          <w:rFonts w:ascii="F42" w:hAnsi="F42" w:cs="F42"/>
+          <w:b/>
+          <w:bCs/>
+          <w:kern w:val="0"/>
+          <w:sz w:val="24"/>
+          <w:szCs w:val="24"/>
+        </w:rPr>
+        <w:t>ID :</w:t>
       </w:r>
       <w:r>
         <w:rPr>
@@ -7134,16 +11583,33 @@
           <w:sz w:val="24"/>
           <w:szCs w:val="24"/>
         </w:rPr>
-        <w:t xml:space="preserve"> </w:t>
-      </w:r>
-      <w:r>
+        <w:t> Identifiant unique.</w:t>
+      </w:r>
+    </w:p>
+    <w:p>
+      <w:pPr>
+        <w:numPr>
+          <w:ilvl w:val="0"/>
+          <w:numId w:val="20"/>
+        </w:numPr>
+        <w:jc w:val="both"/>
         <w:rPr>
           <w:rFonts w:ascii="F42" w:hAnsi="F42" w:cs="F42"/>
           <w:kern w:val="0"/>
           <w:sz w:val="24"/>
           <w:szCs w:val="24"/>
         </w:rPr>
-        <w:t>se concentre sur la livraison des éléments les plus importants pour les utilisateurs et pour le</w:t>
+      </w:pPr>
+      <w:r>
+        <w:rPr>
+          <w:rFonts w:ascii="F42" w:hAnsi="F42" w:cs="F42"/>
+          <w:b/>
+          <w:bCs/>
+          <w:kern w:val="0"/>
+          <w:sz w:val="24"/>
+          <w:szCs w:val="24"/>
+        </w:rPr>
+        <w:t>User Story :</w:t>
       </w:r>
       <w:r>
         <w:rPr>
@@ -7152,41 +11618,54 @@
           <w:sz w:val="24"/>
           <w:szCs w:val="24"/>
         </w:rPr>
-        <w:t xml:space="preserve"> </w:t>
-      </w:r>
-      <w:r>
+        <w:t> Description du besoin du point de vue de l'utilisateur.</w:t>
+      </w:r>
+    </w:p>
+    <w:p>
+      <w:pPr>
+        <w:numPr>
+          <w:ilvl w:val="0"/>
+          <w:numId w:val="20"/>
+        </w:numPr>
+        <w:jc w:val="both"/>
         <w:rPr>
           <w:rFonts w:ascii="F42" w:hAnsi="F42" w:cs="F42"/>
           <w:kern w:val="0"/>
           <w:sz w:val="24"/>
           <w:szCs w:val="24"/>
         </w:rPr>
-        <w:t>bon déroulement du projet.</w:t>
-      </w:r>
-    </w:p>
-    <w:p>
-      <w:pPr>
-        <w:autoSpaceDE w:val="0"/>
-        <w:autoSpaceDN w:val="0"/>
-        <w:adjustRightInd w:val="0"/>
-        <w:spacing w:after="0" w:line="240" w:lineRule="auto"/>
-        <w:ind w:firstLine="708"/>
+      </w:pPr>
+      <w:r>
+        <w:rPr>
+          <w:rFonts w:ascii="F42" w:hAnsi="F42" w:cs="F42"/>
+          <w:b/>
+          <w:bCs/>
+          <w:kern w:val="0"/>
+          <w:sz w:val="24"/>
+          <w:szCs w:val="24"/>
+        </w:rPr>
+        <w:t>Priorité :</w:t>
+      </w:r>
+      <w:r>
         <w:rPr>
           <w:rFonts w:ascii="F42" w:hAnsi="F42" w:cs="F42"/>
           <w:kern w:val="0"/>
           <w:sz w:val="24"/>
           <w:szCs w:val="24"/>
         </w:rPr>
-      </w:pPr>
-      <w:r>
+        <w:t> Niveau d'importance (Critique, Haute, Moyenne).</w:t>
+      </w:r>
+    </w:p>
+    <w:p>
+      <w:pPr>
+        <w:jc w:val="both"/>
         <w:rPr>
           <w:rFonts w:ascii="F42" w:hAnsi="F42" w:cs="F42"/>
           <w:kern w:val="0"/>
           <w:sz w:val="24"/>
           <w:szCs w:val="24"/>
         </w:rPr>
-        <w:t>Le Product Backlog représente l'ensemble des fonctionnalités et exigences à développer pour</w:t>
-      </w:r>
+      </w:pPr>
       <w:r>
         <w:rPr>
           <w:rFonts w:ascii="F42" w:hAnsi="F42" w:cs="F42"/>
@@ -7194,159 +11673,12 @@
           <w:sz w:val="24"/>
           <w:szCs w:val="24"/>
         </w:rPr>
-        <w:t xml:space="preserve"> </w:t>
-      </w:r>
-      <w:r>
-        <w:rPr>
-          <w:rFonts w:ascii="F42" w:hAnsi="F42" w:cs="F42"/>
-          <w:kern w:val="0"/>
-          <w:sz w:val="24"/>
-          <w:szCs w:val="24"/>
-        </w:rPr>
-        <w:t>aboutir à une version complète et fonctionnelle de notre application de gestion des tâches. Il</w:t>
-      </w:r>
-      <w:r>
-        <w:rPr>
-          <w:rFonts w:ascii="F42" w:hAnsi="F42" w:cs="F42"/>
-          <w:kern w:val="0"/>
-          <w:sz w:val="24"/>
-          <w:szCs w:val="24"/>
-        </w:rPr>
-        <w:t xml:space="preserve"> </w:t>
-      </w:r>
-      <w:r>
-        <w:rPr>
-          <w:rFonts w:ascii="F42" w:hAnsi="F42" w:cs="F42"/>
-          <w:kern w:val="0"/>
-          <w:sz w:val="24"/>
-          <w:szCs w:val="24"/>
-        </w:rPr>
-        <w:t xml:space="preserve">est constitué </w:t>
-      </w:r>
-      <w:proofErr w:type="gramStart"/>
-      <w:r>
-        <w:rPr>
-          <w:rFonts w:ascii="F42" w:hAnsi="F42" w:cs="F42"/>
-          <w:kern w:val="0"/>
-          <w:sz w:val="24"/>
-          <w:szCs w:val="24"/>
-        </w:rPr>
-        <w:t>de User</w:t>
-      </w:r>
-      <w:proofErr w:type="gramEnd"/>
-      <w:r>
-        <w:rPr>
-          <w:rFonts w:ascii="F42" w:hAnsi="F42" w:cs="F42"/>
-          <w:kern w:val="0"/>
-          <w:sz w:val="24"/>
-          <w:szCs w:val="24"/>
-        </w:rPr>
-        <w:t xml:space="preserve"> Stories, qui décrivent les besoins des utilisateurs sous forme de scénarios</w:t>
-      </w:r>
-      <w:r>
-        <w:rPr>
-          <w:rFonts w:ascii="F42" w:hAnsi="F42" w:cs="F42"/>
-          <w:kern w:val="0"/>
-          <w:sz w:val="24"/>
-          <w:szCs w:val="24"/>
-        </w:rPr>
-        <w:t xml:space="preserve"> </w:t>
-      </w:r>
-      <w:r>
-        <w:rPr>
-          <w:rFonts w:ascii="F42" w:hAnsi="F42" w:cs="F42"/>
-          <w:kern w:val="0"/>
-          <w:sz w:val="24"/>
-          <w:szCs w:val="24"/>
-        </w:rPr>
-        <w:t>simples. Chaque User Story est caractérisée par :</w:t>
-      </w:r>
-    </w:p>
-    <w:p>
-      <w:pPr>
-        <w:autoSpaceDE w:val="0"/>
-        <w:autoSpaceDN w:val="0"/>
-        <w:adjustRightInd w:val="0"/>
-        <w:spacing w:after="0" w:line="240" w:lineRule="auto"/>
-        <w:rPr>
-          <w:rFonts w:ascii="F42" w:hAnsi="F42" w:cs="F42"/>
-          <w:kern w:val="0"/>
-          <w:sz w:val="24"/>
-          <w:szCs w:val="24"/>
-        </w:rPr>
-      </w:pPr>
-      <w:r>
-        <w:rPr>
-          <w:rFonts w:ascii="F42" w:hAnsi="F42" w:cs="F42"/>
-          <w:kern w:val="0"/>
-          <w:sz w:val="24"/>
-          <w:szCs w:val="24"/>
-        </w:rPr>
-        <w:t>_ ID : Identi</w:t>
-      </w:r>
-      <w:r>
-        <w:rPr>
-          <w:rFonts w:ascii="F42" w:hAnsi="F42" w:cs="F42"/>
-          <w:kern w:val="0"/>
-          <w:sz w:val="24"/>
-          <w:szCs w:val="24"/>
-        </w:rPr>
-        <w:t>fi</w:t>
-      </w:r>
-      <w:r>
-        <w:rPr>
-          <w:rFonts w:ascii="F42" w:hAnsi="F42" w:cs="F42"/>
-          <w:kern w:val="0"/>
-          <w:sz w:val="24"/>
-          <w:szCs w:val="24"/>
-        </w:rPr>
-        <w:t>ant unique pour chaque User Story.</w:t>
-      </w:r>
-    </w:p>
-    <w:p>
-      <w:pPr>
-        <w:autoSpaceDE w:val="0"/>
-        <w:autoSpaceDN w:val="0"/>
-        <w:adjustRightInd w:val="0"/>
-        <w:spacing w:after="0" w:line="240" w:lineRule="auto"/>
-        <w:rPr>
-          <w:rFonts w:ascii="F42" w:hAnsi="F42" w:cs="F42"/>
-          <w:kern w:val="0"/>
-          <w:sz w:val="24"/>
-          <w:szCs w:val="24"/>
-        </w:rPr>
-      </w:pPr>
-      <w:r>
-        <w:rPr>
-          <w:rFonts w:ascii="F42" w:hAnsi="F42" w:cs="F42"/>
-          <w:kern w:val="0"/>
-          <w:sz w:val="24"/>
-          <w:szCs w:val="24"/>
-        </w:rPr>
-        <w:t>_ User-Story : Description de la fonctionnalité souhaitée par l'utilisateur.</w:t>
-      </w:r>
-    </w:p>
-    <w:p>
-      <w:pPr>
-        <w:rPr>
-          <w:rFonts w:ascii="F42" w:hAnsi="F42" w:cs="F42"/>
-          <w:kern w:val="0"/>
-          <w:sz w:val="24"/>
-          <w:szCs w:val="24"/>
-        </w:rPr>
-      </w:pPr>
-      <w:r>
-        <w:rPr>
-          <w:rFonts w:ascii="F42" w:hAnsi="F42" w:cs="F42"/>
-          <w:kern w:val="0"/>
-          <w:sz w:val="24"/>
-          <w:szCs w:val="24"/>
-        </w:rPr>
         <w:t>Notre Backlog produit Sprint sera présenté dans le Tableau</w:t>
       </w:r>
     </w:p>
     <w:p>
       <w:pPr>
+        <w:jc w:val="both"/>
         <w:rPr>
           <w:rFonts w:ascii="F42" w:hAnsi="F42" w:cs="F42"/>
           <w:kern w:val="0"/>
@@ -7377,6 +11709,7 @@
           </w:tcPr>
           <w:p>
             <w:pPr>
+              <w:jc w:val="both"/>
               <w:rPr>
                 <w:rFonts w:asciiTheme="majorHAnsi" w:hAnsiTheme="majorHAnsi" w:cs="F42"/>
                 <w:b/>
@@ -7405,6 +11738,7 @@
           </w:tcPr>
           <w:p>
             <w:pPr>
+              <w:jc w:val="both"/>
               <w:rPr>
                 <w:rFonts w:asciiTheme="majorHAnsi" w:hAnsiTheme="majorHAnsi" w:cs="F42"/>
                 <w:b/>
@@ -7433,6 +11767,7 @@
           </w:tcPr>
           <w:p>
             <w:pPr>
+              <w:jc w:val="both"/>
               <w:rPr>
                 <w:rFonts w:asciiTheme="majorHAnsi" w:hAnsiTheme="majorHAnsi" w:cs="F42"/>
                 <w:b/>
@@ -7472,7 +11807,7 @@
                 <w:ilvl w:val="1"/>
                 <w:numId w:val="12"/>
               </w:numPr>
-              <w:jc w:val="center"/>
+              <w:jc w:val="both"/>
               <w:rPr>
                 <w:rFonts w:asciiTheme="majorHAnsi" w:hAnsiTheme="majorHAnsi" w:cs="F42"/>
                 <w:kern w:val="0"/>
@@ -7487,7 +11822,7 @@
                 <w:sz w:val="30"/>
                 <w:szCs w:val="30"/>
               </w:rPr>
-              <w:t>Authentification</w:t>
+              <w:t>Authentification &amp; Sécurité</w:t>
             </w:r>
           </w:p>
         </w:tc>
@@ -7502,6 +11837,7 @@
           </w:tcPr>
           <w:p>
             <w:pPr>
+              <w:jc w:val="both"/>
               <w:rPr>
                 <w:rFonts w:asciiTheme="majorHAnsi" w:hAnsiTheme="majorHAnsi" w:cs="F42"/>
                 <w:kern w:val="0"/>
@@ -7526,6 +11862,7 @@
           </w:tcPr>
           <w:p>
             <w:pPr>
+              <w:jc w:val="both"/>
               <w:rPr>
                 <w:rFonts w:asciiTheme="majorHAnsi" w:hAnsiTheme="majorHAnsi" w:cs="F42"/>
                 <w:kern w:val="0"/>
@@ -7550,6 +11887,7 @@
           </w:tcPr>
           <w:p>
             <w:pPr>
+              <w:jc w:val="both"/>
               <w:rPr>
                 <w:rFonts w:asciiTheme="majorHAnsi" w:hAnsiTheme="majorHAnsi" w:cs="F42"/>
                 <w:kern w:val="0"/>
@@ -7579,6 +11917,7 @@
           </w:tcPr>
           <w:p>
             <w:pPr>
+              <w:jc w:val="both"/>
               <w:rPr>
                 <w:rFonts w:asciiTheme="majorHAnsi" w:hAnsiTheme="majorHAnsi" w:cs="F42"/>
                 <w:kern w:val="0"/>
@@ -7603,6 +11942,7 @@
           </w:tcPr>
           <w:p>
             <w:pPr>
+              <w:jc w:val="both"/>
               <w:rPr>
                 <w:rFonts w:asciiTheme="majorHAnsi" w:hAnsiTheme="majorHAnsi" w:cs="F42"/>
                 <w:kern w:val="0"/>
@@ -7647,6 +11987,7 @@
           </w:tcPr>
           <w:p>
             <w:pPr>
+              <w:jc w:val="both"/>
               <w:rPr>
                 <w:rFonts w:asciiTheme="majorHAnsi" w:hAnsiTheme="majorHAnsi" w:cs="F42"/>
                 <w:kern w:val="0"/>
@@ -7682,7 +12023,7 @@
                 <w:ilvl w:val="1"/>
                 <w:numId w:val="12"/>
               </w:numPr>
-              <w:jc w:val="center"/>
+              <w:jc w:val="both"/>
               <w:rPr>
                 <w:rFonts w:asciiTheme="majorHAnsi" w:hAnsiTheme="majorHAnsi" w:cs="F42"/>
                 <w:kern w:val="0"/>
@@ -7712,6 +12053,7 @@
           </w:tcPr>
           <w:p>
             <w:pPr>
+              <w:jc w:val="both"/>
               <w:rPr>
                 <w:rFonts w:asciiTheme="majorHAnsi" w:hAnsiTheme="majorHAnsi" w:cs="F42"/>
                 <w:kern w:val="0"/>
@@ -7736,6 +12078,7 @@
           </w:tcPr>
           <w:p>
             <w:pPr>
+              <w:jc w:val="both"/>
               <w:rPr>
                 <w:rFonts w:asciiTheme="majorHAnsi" w:hAnsiTheme="majorHAnsi" w:cs="F42"/>
                 <w:kern w:val="0"/>
@@ -7760,6 +12103,7 @@
           </w:tcPr>
           <w:p>
             <w:pPr>
+              <w:jc w:val="both"/>
               <w:rPr>
                 <w:rFonts w:asciiTheme="majorHAnsi" w:hAnsiTheme="majorHAnsi" w:cs="F42"/>
                 <w:kern w:val="0"/>
@@ -7789,6 +12133,7 @@
           </w:tcPr>
           <w:p>
             <w:pPr>
+              <w:jc w:val="both"/>
               <w:rPr>
                 <w:rFonts w:asciiTheme="majorHAnsi" w:hAnsiTheme="majorHAnsi" w:cs="F42"/>
                 <w:kern w:val="0"/>
@@ -7803,7 +12148,6 @@
                 <w:sz w:val="24"/>
                 <w:szCs w:val="24"/>
               </w:rPr>
-              <w:lastRenderedPageBreak/>
               <w:t>2.2</w:t>
             </w:r>
           </w:p>
@@ -7814,6 +12158,7 @@
           </w:tcPr>
           <w:p>
             <w:pPr>
+              <w:jc w:val="both"/>
               <w:rPr>
                 <w:rFonts w:asciiTheme="majorHAnsi" w:hAnsiTheme="majorHAnsi" w:cs="F42"/>
                 <w:kern w:val="0"/>
@@ -7838,6 +12183,7 @@
           </w:tcPr>
           <w:p>
             <w:pPr>
+              <w:jc w:val="both"/>
               <w:rPr>
                 <w:rFonts w:asciiTheme="majorHAnsi" w:hAnsiTheme="majorHAnsi" w:cs="F42"/>
                 <w:kern w:val="0"/>
@@ -7867,6 +12213,7 @@
           </w:tcPr>
           <w:p>
             <w:pPr>
+              <w:jc w:val="both"/>
               <w:rPr>
                 <w:rFonts w:asciiTheme="majorHAnsi" w:hAnsiTheme="majorHAnsi" w:cs="F42"/>
                 <w:kern w:val="0"/>
@@ -7891,6 +12238,7 @@
           </w:tcPr>
           <w:p>
             <w:pPr>
+              <w:jc w:val="both"/>
               <w:rPr>
                 <w:rFonts w:asciiTheme="majorHAnsi" w:hAnsiTheme="majorHAnsi" w:cs="F42"/>
                 <w:kern w:val="0"/>
@@ -7915,6 +12263,7 @@
           </w:tcPr>
           <w:p>
             <w:pPr>
+              <w:jc w:val="both"/>
               <w:rPr>
                 <w:rFonts w:asciiTheme="majorHAnsi" w:hAnsiTheme="majorHAnsi" w:cs="F42"/>
                 <w:kern w:val="0"/>
@@ -7950,7 +12299,7 @@
                 <w:ilvl w:val="1"/>
                 <w:numId w:val="12"/>
               </w:numPr>
-              <w:jc w:val="center"/>
+              <w:jc w:val="both"/>
               <w:rPr>
                 <w:rFonts w:asciiTheme="majorHAnsi" w:hAnsiTheme="majorHAnsi" w:cs="F42"/>
                 <w:kern w:val="0"/>
@@ -7980,6 +12329,7 @@
           </w:tcPr>
           <w:p>
             <w:pPr>
+              <w:jc w:val="both"/>
               <w:rPr>
                 <w:rFonts w:asciiTheme="majorHAnsi" w:hAnsiTheme="majorHAnsi" w:cs="F42"/>
                 <w:kern w:val="0"/>
@@ -8004,6 +12354,7 @@
           </w:tcPr>
           <w:p>
             <w:pPr>
+              <w:jc w:val="both"/>
               <w:rPr>
                 <w:rFonts w:asciiTheme="majorHAnsi" w:hAnsiTheme="majorHAnsi" w:cs="F42"/>
                 <w:kern w:val="0"/>
@@ -8028,6 +12379,7 @@
           </w:tcPr>
           <w:p>
             <w:pPr>
+              <w:jc w:val="both"/>
               <w:rPr>
                 <w:rFonts w:asciiTheme="majorHAnsi" w:hAnsiTheme="majorHAnsi" w:cs="F42"/>
                 <w:kern w:val="0"/>
@@ -8057,6 +12409,7 @@
           </w:tcPr>
           <w:p>
             <w:pPr>
+              <w:jc w:val="both"/>
               <w:rPr>
                 <w:rFonts w:asciiTheme="majorHAnsi" w:hAnsiTheme="majorHAnsi" w:cs="F42"/>
                 <w:kern w:val="0"/>
@@ -8081,6 +12434,7 @@
           </w:tcPr>
           <w:p>
             <w:pPr>
+              <w:jc w:val="both"/>
               <w:rPr>
                 <w:rFonts w:asciiTheme="majorHAnsi" w:hAnsiTheme="majorHAnsi" w:cs="F42"/>
                 <w:kern w:val="0"/>
@@ -8105,6 +12459,7 @@
           </w:tcPr>
           <w:p>
             <w:pPr>
+              <w:jc w:val="both"/>
               <w:rPr>
                 <w:rFonts w:asciiTheme="majorHAnsi" w:hAnsiTheme="majorHAnsi" w:cs="F42"/>
                 <w:kern w:val="0"/>
@@ -8134,6 +12489,7 @@
           </w:tcPr>
           <w:p>
             <w:pPr>
+              <w:jc w:val="both"/>
               <w:rPr>
                 <w:rFonts w:asciiTheme="majorHAnsi" w:hAnsiTheme="majorHAnsi" w:cs="F42"/>
                 <w:kern w:val="0"/>
@@ -8158,6 +12514,7 @@
           </w:tcPr>
           <w:p>
             <w:pPr>
+              <w:jc w:val="both"/>
               <w:rPr>
                 <w:rFonts w:asciiTheme="majorHAnsi" w:hAnsiTheme="majorHAnsi" w:cs="F42"/>
                 <w:kern w:val="0"/>
@@ -8172,16 +12529,7 @@
                 <w:sz w:val="24"/>
                 <w:szCs w:val="24"/>
               </w:rPr>
-              <w:t>Report automatique des tâches non terminées d'un Sprint vers </w:t>
-            </w:r>
-            <w:r>
-              <w:rPr>
-                <w:rFonts w:asciiTheme="majorHAnsi" w:hAnsiTheme="majorHAnsi" w:cs="F42"/>
-                <w:kern w:val="0"/>
-                <w:sz w:val="24"/>
-                <w:szCs w:val="24"/>
-              </w:rPr>
-              <w:t>le suivant.</w:t>
+              <w:t>Report automatique des tâches non terminées d'un Sprint vers le suivant.</w:t>
             </w:r>
           </w:p>
         </w:tc>
@@ -8191,6 +12539,7 @@
           </w:tcPr>
           <w:p>
             <w:pPr>
+              <w:jc w:val="both"/>
               <w:rPr>
                 <w:rFonts w:asciiTheme="majorHAnsi" w:hAnsiTheme="majorHAnsi" w:cs="F42"/>
                 <w:kern w:val="0"/>
@@ -8220,6 +12569,7 @@
           </w:tcPr>
           <w:p>
             <w:pPr>
+              <w:jc w:val="both"/>
               <w:rPr>
                 <w:rFonts w:asciiTheme="majorHAnsi" w:hAnsiTheme="majorHAnsi" w:cs="F42"/>
                 <w:kern w:val="0"/>
@@ -8244,6 +12594,7 @@
           </w:tcPr>
           <w:p>
             <w:pPr>
+              <w:jc w:val="both"/>
               <w:rPr>
                 <w:rFonts w:asciiTheme="majorHAnsi" w:hAnsiTheme="majorHAnsi" w:cs="F42"/>
                 <w:kern w:val="0"/>
@@ -8268,6 +12619,7 @@
           </w:tcPr>
           <w:p>
             <w:pPr>
+              <w:jc w:val="both"/>
               <w:rPr>
                 <w:rFonts w:asciiTheme="majorHAnsi" w:hAnsiTheme="majorHAnsi" w:cs="F42"/>
                 <w:kern w:val="0"/>
@@ -8303,7 +12655,7 @@
                 <w:ilvl w:val="1"/>
                 <w:numId w:val="12"/>
               </w:numPr>
-              <w:jc w:val="center"/>
+              <w:jc w:val="both"/>
               <w:rPr>
                 <w:rFonts w:asciiTheme="majorHAnsi" w:hAnsiTheme="majorHAnsi" w:cs="F42"/>
                 <w:kern w:val="0"/>
@@ -8333,6 +12685,7 @@
           </w:tcPr>
           <w:p>
             <w:pPr>
+              <w:jc w:val="both"/>
               <w:rPr>
                 <w:rFonts w:asciiTheme="majorHAnsi" w:hAnsiTheme="majorHAnsi" w:cs="F42"/>
                 <w:kern w:val="0"/>
@@ -8357,6 +12710,7 @@
           </w:tcPr>
           <w:p>
             <w:pPr>
+              <w:jc w:val="both"/>
               <w:rPr>
                 <w:rFonts w:asciiTheme="majorHAnsi" w:hAnsiTheme="majorHAnsi" w:cs="F42"/>
                 <w:kern w:val="0"/>
@@ -8381,6 +12735,7 @@
           </w:tcPr>
           <w:p>
             <w:pPr>
+              <w:jc w:val="both"/>
               <w:rPr>
                 <w:rFonts w:asciiTheme="majorHAnsi" w:hAnsiTheme="majorHAnsi" w:cs="F42"/>
                 <w:kern w:val="0"/>
@@ -8410,6 +12765,7 @@
           </w:tcPr>
           <w:p>
             <w:pPr>
+              <w:jc w:val="both"/>
               <w:rPr>
                 <w:rFonts w:asciiTheme="majorHAnsi" w:hAnsiTheme="majorHAnsi" w:cs="F42"/>
                 <w:kern w:val="0"/>
@@ -8424,6 +12780,7 @@
                 <w:sz w:val="24"/>
                 <w:szCs w:val="24"/>
               </w:rPr>
+              <w:lastRenderedPageBreak/>
               <w:t>4.2</w:t>
             </w:r>
           </w:p>
@@ -8434,6 +12791,7 @@
           </w:tcPr>
           <w:p>
             <w:pPr>
+              <w:jc w:val="both"/>
               <w:rPr>
                 <w:rFonts w:asciiTheme="majorHAnsi" w:hAnsiTheme="majorHAnsi" w:cs="F42"/>
                 <w:kern w:val="0"/>
@@ -8458,6 +12816,7 @@
           </w:tcPr>
           <w:p>
             <w:pPr>
+              <w:jc w:val="both"/>
               <w:rPr>
                 <w:rFonts w:asciiTheme="majorHAnsi" w:hAnsiTheme="majorHAnsi" w:cs="F42"/>
                 <w:kern w:val="0"/>
@@ -8487,6 +12846,7 @@
           </w:tcPr>
           <w:p>
             <w:pPr>
+              <w:jc w:val="both"/>
               <w:rPr>
                 <w:rFonts w:asciiTheme="majorHAnsi" w:hAnsiTheme="majorHAnsi" w:cs="F42"/>
                 <w:kern w:val="0"/>
@@ -8511,6 +12871,7 @@
           </w:tcPr>
           <w:p>
             <w:pPr>
+              <w:jc w:val="both"/>
               <w:rPr>
                 <w:rFonts w:asciiTheme="majorHAnsi" w:hAnsiTheme="majorHAnsi" w:cs="F42"/>
                 <w:kern w:val="0"/>
@@ -8525,16 +12886,7 @@
                 <w:sz w:val="24"/>
                 <w:szCs w:val="24"/>
               </w:rPr>
-              <w:t>S</w:t>
-            </w:r>
-            <w:r>
-              <w:rPr>
-                <w:rFonts w:asciiTheme="majorHAnsi" w:hAnsiTheme="majorHAnsi" w:cs="F42"/>
-                <w:kern w:val="0"/>
-                <w:sz w:val="24"/>
-                <w:szCs w:val="24"/>
-              </w:rPr>
-              <w:t>ystème de notifications internes (Nouvelle tâche, invitation réunion, clôture sprint).</w:t>
+              <w:t>Système de notifications internes (Nouvelle tâche, invitation réunion, clôture sprint).</w:t>
             </w:r>
           </w:p>
         </w:tc>
@@ -8544,6 +12896,7 @@
           </w:tcPr>
           <w:p>
             <w:pPr>
+              <w:jc w:val="both"/>
               <w:rPr>
                 <w:rFonts w:asciiTheme="majorHAnsi" w:hAnsiTheme="majorHAnsi" w:cs="F42"/>
                 <w:kern w:val="0"/>
@@ -8579,7 +12932,7 @@
                 <w:ilvl w:val="1"/>
                 <w:numId w:val="12"/>
               </w:numPr>
-              <w:jc w:val="center"/>
+              <w:jc w:val="both"/>
               <w:rPr>
                 <w:rFonts w:asciiTheme="majorHAnsi" w:hAnsiTheme="majorHAnsi" w:cs="F42"/>
                 <w:kern w:val="0"/>
@@ -8609,6 +12962,7 @@
           </w:tcPr>
           <w:p>
             <w:pPr>
+              <w:jc w:val="both"/>
               <w:rPr>
                 <w:rFonts w:asciiTheme="majorHAnsi" w:hAnsiTheme="majorHAnsi" w:cs="F42"/>
                 <w:kern w:val="0"/>
@@ -8633,6 +12987,7 @@
           </w:tcPr>
           <w:p>
             <w:pPr>
+              <w:jc w:val="both"/>
               <w:rPr>
                 <w:rFonts w:asciiTheme="majorHAnsi" w:hAnsiTheme="majorHAnsi" w:cs="F42"/>
                 <w:kern w:val="0"/>
@@ -8657,6 +13012,7 @@
           </w:tcPr>
           <w:p>
             <w:pPr>
+              <w:jc w:val="both"/>
               <w:rPr>
                 <w:rFonts w:asciiTheme="majorHAnsi" w:hAnsiTheme="majorHAnsi" w:cs="F42"/>
                 <w:kern w:val="0"/>
@@ -8686,6 +13042,7 @@
           </w:tcPr>
           <w:p>
             <w:pPr>
+              <w:jc w:val="both"/>
               <w:rPr>
                 <w:rFonts w:asciiTheme="majorHAnsi" w:hAnsiTheme="majorHAnsi" w:cs="F42"/>
                 <w:kern w:val="0"/>
@@ -8710,6 +13067,7 @@
           </w:tcPr>
           <w:p>
             <w:pPr>
+              <w:jc w:val="both"/>
               <w:rPr>
                 <w:rFonts w:asciiTheme="majorHAnsi" w:hAnsiTheme="majorHAnsi" w:cs="F42"/>
                 <w:kern w:val="0"/>
@@ -8734,6 +13092,7 @@
           </w:tcPr>
           <w:p>
             <w:pPr>
+              <w:jc w:val="both"/>
               <w:rPr>
                 <w:rFonts w:asciiTheme="majorHAnsi" w:hAnsiTheme="majorHAnsi" w:cs="F42"/>
                 <w:kern w:val="0"/>
@@ -8769,7 +13128,7 @@
                 <w:ilvl w:val="1"/>
                 <w:numId w:val="12"/>
               </w:numPr>
-              <w:jc w:val="center"/>
+              <w:jc w:val="both"/>
               <w:rPr>
                 <w:rFonts w:asciiTheme="majorHAnsi" w:hAnsiTheme="majorHAnsi" w:cs="F42"/>
                 <w:kern w:val="0"/>
@@ -8799,6 +13158,7 @@
           </w:tcPr>
           <w:p>
             <w:pPr>
+              <w:jc w:val="both"/>
               <w:rPr>
                 <w:rFonts w:asciiTheme="majorHAnsi" w:hAnsiTheme="majorHAnsi" w:cs="F42"/>
                 <w:kern w:val="0"/>
@@ -8823,6 +13183,7 @@
           </w:tcPr>
           <w:p>
             <w:pPr>
+              <w:jc w:val="both"/>
               <w:rPr>
                 <w:rFonts w:asciiTheme="majorHAnsi" w:hAnsiTheme="majorHAnsi" w:cs="F42"/>
                 <w:kern w:val="0"/>
@@ -8847,6 +13208,7 @@
           </w:tcPr>
           <w:p>
             <w:pPr>
+              <w:jc w:val="both"/>
               <w:rPr>
                 <w:rFonts w:asciiTheme="majorHAnsi" w:hAnsiTheme="majorHAnsi" w:cs="F42"/>
                 <w:kern w:val="0"/>
@@ -8876,6 +13238,7 @@
           </w:tcPr>
           <w:p>
             <w:pPr>
+              <w:jc w:val="both"/>
               <w:rPr>
                 <w:rFonts w:asciiTheme="majorHAnsi" w:hAnsiTheme="majorHAnsi" w:cs="F42"/>
                 <w:kern w:val="0"/>
@@ -8900,6 +13263,7 @@
           </w:tcPr>
           <w:p>
             <w:pPr>
+              <w:jc w:val="both"/>
               <w:rPr>
                 <w:rFonts w:asciiTheme="majorHAnsi" w:hAnsiTheme="majorHAnsi" w:cs="F42"/>
                 <w:kern w:val="0"/>
@@ -8924,6 +13288,7 @@
           </w:tcPr>
           <w:p>
             <w:pPr>
+              <w:jc w:val="both"/>
               <w:rPr>
                 <w:rFonts w:asciiTheme="majorHAnsi" w:hAnsiTheme="majorHAnsi" w:cs="F42"/>
                 <w:kern w:val="0"/>
@@ -8946,6 +13311,7 @@
     </w:tbl>
     <w:p>
       <w:pPr>
+        <w:jc w:val="both"/>
         <w:rPr>
           <w:rFonts w:ascii="F42" w:hAnsi="F42" w:cs="F42"/>
           <w:kern w:val="0"/>
@@ -8956,7 +13322,7 @@
     </w:p>
     <w:p>
       <w:pPr>
-        <w:jc w:val="center"/>
+        <w:jc w:val="both"/>
         <w:rPr>
           <w:sz w:val="24"/>
           <w:szCs w:val="24"/>
@@ -8973,40 +13339,26 @@
     <w:p>
       <w:pPr>
         <w:ind w:firstLine="708"/>
-        <w:rPr>
-          <w:color w:val="404040" w:themeColor="text1" w:themeTint="BF"/>
-          <w:sz w:val="24"/>
-          <w:szCs w:val="24"/>
-        </w:rPr>
-      </w:pPr>
-      <w:r>
-        <w:rPr>
-          <w:color w:val="404040" w:themeColor="text1" w:themeTint="BF"/>
-          <w:sz w:val="24"/>
-          <w:szCs w:val="24"/>
-        </w:rPr>
-        <w:t>Le backlog est régulièrement mis à jour et priorisé par le Product Owner, en fonction des</w:t>
-      </w:r>
-      <w:r>
-        <w:rPr>
-          <w:color w:val="404040" w:themeColor="text1" w:themeTint="BF"/>
-          <w:sz w:val="24"/>
-          <w:szCs w:val="24"/>
-        </w:rPr>
-        <w:t xml:space="preserve"> </w:t>
-      </w:r>
-      <w:r>
-        <w:rPr>
-          <w:color w:val="404040" w:themeColor="text1" w:themeTint="BF"/>
-          <w:sz w:val="24"/>
-          <w:szCs w:val="24"/>
-        </w:rPr>
-        <w:t>retours des utilisateurs et de l'évolution des besoins du projet.</w:t>
+        <w:jc w:val="both"/>
+        <w:rPr>
+          <w:color w:val="404040" w:themeColor="text1" w:themeTint="BF"/>
+          <w:sz w:val="24"/>
+          <w:szCs w:val="24"/>
+        </w:rPr>
+      </w:pPr>
+      <w:r>
+        <w:rPr>
+          <w:color w:val="404040" w:themeColor="text1" w:themeTint="BF"/>
+          <w:sz w:val="24"/>
+          <w:szCs w:val="24"/>
+        </w:rPr>
+        <w:t>Le backlog est régulièrement mis à jour et priorisé par le Product Owner, en fonction des retours des utilisateurs et de l'évolution des besoins du projet.</w:t>
       </w:r>
     </w:p>
     <w:p>
       <w:pPr>
         <w:pStyle w:val="Titre3"/>
+        <w:jc w:val="both"/>
         <w:rPr>
           <w:color w:val="auto"/>
           <w:sz w:val="34"/>
@@ -9048,11 +13400,7 @@
     </w:p>
     <w:p>
       <w:pPr>
-        <w:autoSpaceDE w:val="0"/>
-        <w:autoSpaceDN w:val="0"/>
-        <w:adjustRightInd w:val="0"/>
-        <w:spacing w:after="0" w:line="240" w:lineRule="auto"/>
-        <w:ind w:firstLine="708"/>
+        <w:jc w:val="both"/>
         <w:rPr>
           <w:rFonts w:ascii="F42" w:hAnsi="F42" w:cs="F42"/>
           <w:kern w:val="0"/>
@@ -9067,57 +13415,38 @@
           <w:sz w:val="24"/>
           <w:szCs w:val="24"/>
         </w:rPr>
-        <w:t>La figure illustre la planification des sprints du projet répartis sur 4 mois, en détaillant</w:t>
-      </w:r>
-    </w:p>
-    <w:p>
-      <w:pPr>
+        <w:t>Le projet a été planifié sur une période de </w:t>
+      </w:r>
+      <w:r>
+        <w:rPr>
+          <w:rFonts w:ascii="F42" w:hAnsi="F42" w:cs="F42"/>
+          <w:b/>
+          <w:bCs/>
+          <w:kern w:val="0"/>
+          <w:sz w:val="24"/>
+          <w:szCs w:val="24"/>
+        </w:rPr>
+        <w:t>4 mois</w:t>
+      </w:r>
+      <w:r>
         <w:rPr>
           <w:rFonts w:ascii="F42" w:hAnsi="F42" w:cs="F42"/>
           <w:kern w:val="0"/>
           <w:sz w:val="24"/>
           <w:szCs w:val="24"/>
         </w:rPr>
-      </w:pPr>
-      <w:proofErr w:type="gramStart"/>
-      <w:r>
+        <w:t>, découpée en itérations successives. La figure ci-dessous illustre le planning macroscopique du projet et la répartition des fonctionnalités par Sprint.</w:t>
+      </w:r>
+    </w:p>
+    <w:p>
+      <w:pPr>
+        <w:jc w:val="both"/>
         <w:rPr>
           <w:rFonts w:ascii="F42" w:hAnsi="F42" w:cs="F42"/>
           <w:kern w:val="0"/>
           <w:sz w:val="24"/>
           <w:szCs w:val="24"/>
         </w:rPr>
-        <w:t>les</w:t>
-      </w:r>
-      <w:proofErr w:type="gramEnd"/>
-      <w:r>
-        <w:rPr>
-          <w:rFonts w:ascii="F42" w:hAnsi="F42" w:cs="F42"/>
-          <w:kern w:val="0"/>
-          <w:sz w:val="24"/>
-          <w:szCs w:val="24"/>
-        </w:rPr>
-        <w:t xml:space="preserve"> fonctionnalités développées dans chaque sprint.</w:t>
-      </w:r>
-    </w:p>
-    <w:p>
-      <w:pPr>
-        <w:rPr>
-          <w:rFonts w:ascii="F42" w:hAnsi="F42" w:cs="F42"/>
-          <w:kern w:val="0"/>
-          <w:sz w:val="24"/>
-          <w:szCs w:val="24"/>
-        </w:rPr>
-      </w:pPr>
-    </w:p>
-    <w:p>
-      <w:pPr>
-        <w:rPr>
-          <w:rFonts w:ascii="F42" w:hAnsi="F42" w:cs="F42"/>
-          <w:kern w:val="0"/>
-          <w:sz w:val="24"/>
-          <w:szCs w:val="24"/>
-        </w:rPr>
       </w:pPr>
       <w:r>
         <w:rPr>
@@ -9125,7 +13454,7 @@
         </w:rPr>
         <w:lastRenderedPageBreak/>
         <w:drawing>
-          <wp:inline distT="0" distB="0" distL="0" distR="0" wp14:anchorId="4E736588" wp14:editId="310752A8">
+          <wp:inline distT="0" distB="0" distL="0" distR="0" wp14:anchorId="4E736588" wp14:editId="541CE67D">
             <wp:extent cx="5760720" cy="4320540"/>
             <wp:effectExtent l="0" t="0" r="0" b="0"/>
             <wp:docPr id="525129350" name="Image 2"/>
@@ -9176,6 +13505,7 @@
     </w:p>
     <w:p>
       <w:pPr>
+        <w:jc w:val="both"/>
         <w:rPr>
           <w:rFonts w:ascii="F42" w:hAnsi="F42" w:cs="F42"/>
           <w:kern w:val="0"/>
@@ -9186,6 +13516,7 @@
     </w:p>
     <w:p>
       <w:pPr>
+        <w:jc w:val="both"/>
         <w:rPr>
           <w:rFonts w:ascii="F42" w:hAnsi="F42" w:cs="F42"/>
           <w:kern w:val="0"/>
@@ -9195,6 +13526,9 @@
       </w:pPr>
     </w:p>
     <w:p>
+      <w:pPr>
+        <w:jc w:val="both"/>
+      </w:pPr>
       <w:r>
         <w:t>Figure 2.3 _ Tableau de plani</w:t>
       </w:r>
@@ -9205,15 +13539,40 @@
         <w:t>cation des Sprint</w:t>
       </w:r>
     </w:p>
-    <w:p/>
-    <w:p/>
-    <w:p/>
-    <w:p/>
-    <w:p/>
-    <w:p/>
+    <w:p>
+      <w:pPr>
+        <w:jc w:val="both"/>
+      </w:pPr>
+    </w:p>
+    <w:p>
+      <w:pPr>
+        <w:jc w:val="both"/>
+      </w:pPr>
+    </w:p>
+    <w:p>
+      <w:pPr>
+        <w:jc w:val="both"/>
+      </w:pPr>
+    </w:p>
+    <w:p>
+      <w:pPr>
+        <w:jc w:val="both"/>
+      </w:pPr>
+    </w:p>
+    <w:p>
+      <w:pPr>
+        <w:jc w:val="both"/>
+      </w:pPr>
+    </w:p>
+    <w:p>
+      <w:pPr>
+        <w:jc w:val="both"/>
+      </w:pPr>
+    </w:p>
     <w:p>
       <w:pPr>
         <w:pStyle w:val="Titre2"/>
+        <w:jc w:val="both"/>
         <w:rPr>
           <w:color w:val="auto"/>
           <w:sz w:val="40"/>
@@ -9237,10 +13596,15 @@
         <w:t>Environnement de travail</w:t>
       </w:r>
     </w:p>
-    <w:p/>
+    <w:p>
+      <w:pPr>
+        <w:jc w:val="both"/>
+      </w:pPr>
+    </w:p>
     <w:p>
       <w:pPr>
         <w:pStyle w:val="Titre3"/>
+        <w:jc w:val="both"/>
         <w:rPr>
           <w:color w:val="auto"/>
           <w:sz w:val="34"/>
@@ -9264,7 +13628,11 @@
         <w:t>Environnement matériel</w:t>
       </w:r>
     </w:p>
-    <w:p/>
+    <w:p>
+      <w:pPr>
+        <w:jc w:val="both"/>
+      </w:pPr>
+    </w:p>
     <w:tbl>
       <w:tblPr>
         <w:tblStyle w:val="Grilledutableau"/>
@@ -9298,6 +13666,7 @@
           </w:tcPr>
           <w:p>
             <w:pPr>
+              <w:jc w:val="both"/>
               <w:rPr>
                 <w:rFonts w:asciiTheme="majorHAnsi" w:hAnsiTheme="majorHAnsi"/>
                 <w:b/>
@@ -9329,6 +13698,7 @@
           </w:tcPr>
           <w:p>
             <w:pPr>
+              <w:jc w:val="both"/>
               <w:rPr>
                 <w:rFonts w:asciiTheme="majorHAnsi" w:hAnsiTheme="majorHAnsi"/>
                 <w:b/>
@@ -9364,7 +13734,7 @@
           </w:tcPr>
           <w:p>
             <w:pPr>
-              <w:jc w:val="center"/>
+              <w:jc w:val="both"/>
               <w:rPr>
                 <w:rFonts w:asciiTheme="majorHAnsi" w:hAnsiTheme="majorHAnsi"/>
                 <w:sz w:val="30"/>
@@ -9382,28 +13752,42 @@
           </w:p>
           <w:p>
             <w:pPr>
-              <w:jc w:val="center"/>
+              <w:jc w:val="both"/>
               <w:rPr>
                 <w:rFonts w:asciiTheme="majorHAnsi" w:hAnsiTheme="majorHAnsi"/>
               </w:rPr>
             </w:pPr>
-            <w:proofErr w:type="gramStart"/>
             <w:r>
               <w:rPr>
                 <w:rFonts w:asciiTheme="majorHAnsi" w:hAnsiTheme="majorHAnsi"/>
                 <w:sz w:val="30"/>
                 <w:szCs w:val="30"/>
               </w:rPr>
-              <w:t>pour</w:t>
-            </w:r>
-            <w:proofErr w:type="gramEnd"/>
+              <w:t>P</w:t>
+            </w:r>
             <w:r>
               <w:rPr>
                 <w:rFonts w:asciiTheme="majorHAnsi" w:hAnsiTheme="majorHAnsi"/>
                 <w:sz w:val="30"/>
                 <w:szCs w:val="30"/>
               </w:rPr>
-              <w:t xml:space="preserve"> le développement</w:t>
+              <w:t>our</w:t>
+            </w:r>
+            <w:r>
+              <w:rPr>
+                <w:rFonts w:asciiTheme="majorHAnsi" w:hAnsiTheme="majorHAnsi"/>
+                <w:sz w:val="30"/>
+                <w:szCs w:val="30"/>
+              </w:rPr>
+              <w:t xml:space="preserve"> le     </w:t>
+            </w:r>
+            <w:r>
+              <w:rPr>
+                <w:rFonts w:asciiTheme="majorHAnsi" w:hAnsiTheme="majorHAnsi"/>
+                <w:sz w:val="30"/>
+                <w:szCs w:val="30"/>
+              </w:rPr>
+              <w:t xml:space="preserve"> développement</w:t>
             </w:r>
           </w:p>
         </w:tc>
@@ -9417,6 +13801,7 @@
           </w:tcPr>
           <w:p>
             <w:pPr>
+              <w:jc w:val="both"/>
               <w:rPr>
                 <w:rFonts w:asciiTheme="majorHAnsi" w:hAnsiTheme="majorHAnsi"/>
                 <w:color w:val="404040" w:themeColor="text1" w:themeTint="BF"/>
@@ -9436,6 +13821,7 @@
           </w:p>
           <w:p>
             <w:pPr>
+              <w:jc w:val="both"/>
               <w:rPr>
                 <w:rFonts w:asciiTheme="majorHAnsi" w:hAnsiTheme="majorHAnsi"/>
               </w:rPr>
@@ -9446,17 +13832,26 @@
     </w:tbl>
     <w:p>
       <w:pPr>
-        <w:jc w:val="center"/>
+        <w:jc w:val="both"/>
       </w:pPr>
       <w:r>
         <w:t>Table 2.12 _ Résumé des outils et environnements utilisés</w:t>
       </w:r>
     </w:p>
-    <w:p/>
-    <w:p/>
+    <w:p>
+      <w:pPr>
+        <w:jc w:val="both"/>
+      </w:pPr>
+    </w:p>
+    <w:p>
+      <w:pPr>
+        <w:jc w:val="both"/>
+      </w:pPr>
+    </w:p>
     <w:p>
       <w:pPr>
         <w:pStyle w:val="Titre3"/>
+        <w:jc w:val="both"/>
         <w:rPr>
           <w:rFonts w:ascii="Cambria" w:hAnsi="Cambria"/>
           <w:color w:val="auto"/>
@@ -9485,6 +13880,7 @@
     </w:p>
     <w:p>
       <w:pPr>
+        <w:jc w:val="both"/>
         <w:rPr>
           <w:rFonts w:ascii="Cambria" w:hAnsi="Cambria"/>
         </w:rPr>
@@ -9493,8 +13889,11 @@
     <w:p>
       <w:pPr>
         <w:pStyle w:val="Titre4"/>
+        <w:jc w:val="both"/>
         <w:rPr>
           <w:rFonts w:ascii="Cambria" w:hAnsi="Cambria"/>
+          <w:i w:val="0"/>
+          <w:iCs w:val="0"/>
           <w:color w:val="auto"/>
           <w:sz w:val="30"/>
           <w:szCs w:val="30"/>
@@ -9512,6 +13911,8 @@
       <w:r>
         <w:rPr>
           <w:rFonts w:ascii="Cambria" w:hAnsi="Cambria"/>
+          <w:i w:val="0"/>
+          <w:iCs w:val="0"/>
           <w:color w:val="auto"/>
           <w:sz w:val="30"/>
           <w:szCs w:val="30"/>
@@ -9519,6 +13920,7 @@
         <w:t>Outils de modélisation</w:t>
       </w:r>
     </w:p>
+    <w:p/>
     <w:p>
       <w:pPr>
         <w:autoSpaceDE w:val="0"/>
@@ -9526,6 +13928,7 @@
         <w:adjustRightInd w:val="0"/>
         <w:spacing w:after="0" w:line="240" w:lineRule="auto"/>
         <w:ind w:firstLine="708"/>
+        <w:jc w:val="both"/>
         <w:rPr>
           <w:rFonts w:ascii="Cambria" w:hAnsi="Cambria"/>
         </w:rPr>
@@ -9597,8 +14000,11 @@
     <w:p>
       <w:pPr>
         <w:pStyle w:val="Titre4"/>
+        <w:jc w:val="both"/>
         <w:rPr>
           <w:rFonts w:ascii="Cambria" w:hAnsi="Cambria"/>
+          <w:i w:val="0"/>
+          <w:iCs w:val="0"/>
           <w:color w:val="auto"/>
           <w:sz w:val="30"/>
           <w:szCs w:val="30"/>
@@ -9607,6 +14013,8 @@
       <w:r>
         <w:rPr>
           <w:rFonts w:ascii="Cambria" w:hAnsi="Cambria"/>
+          <w:i w:val="0"/>
+          <w:iCs w:val="0"/>
           <w:color w:val="000000" w:themeColor="text1"/>
           <w:sz w:val="40"/>
           <w:szCs w:val="40"/>
@@ -9616,6 +14024,8 @@
       <w:r>
         <w:rPr>
           <w:rFonts w:ascii="Cambria" w:hAnsi="Cambria"/>
+          <w:i w:val="0"/>
+          <w:iCs w:val="0"/>
           <w:color w:val="auto"/>
           <w:sz w:val="30"/>
           <w:szCs w:val="30"/>
@@ -9623,12 +14033,14 @@
         <w:t>Outils de développement</w:t>
       </w:r>
     </w:p>
+    <w:p/>
     <w:p>
       <w:pPr>
         <w:autoSpaceDE w:val="0"/>
         <w:autoSpaceDN w:val="0"/>
         <w:adjustRightInd w:val="0"/>
         <w:spacing w:after="0" w:line="240" w:lineRule="auto"/>
+        <w:jc w:val="both"/>
         <w:rPr>
           <w:rFonts w:ascii="Cambria" w:hAnsi="Cambria" w:cs="F42"/>
           <w:kern w:val="0"/>
@@ -9690,6 +14102,7 @@
         <w:autoSpaceDN w:val="0"/>
         <w:adjustRightInd w:val="0"/>
         <w:spacing w:after="0" w:line="240" w:lineRule="auto"/>
+        <w:jc w:val="both"/>
         <w:rPr>
           <w:rFonts w:ascii="Cambria" w:hAnsi="Cambria" w:cs="F42"/>
           <w:kern w:val="0"/>
@@ -9724,6 +14137,7 @@
         <w:autoSpaceDN w:val="0"/>
         <w:adjustRightInd w:val="0"/>
         <w:spacing w:after="0" w:line="240" w:lineRule="auto"/>
+        <w:jc w:val="both"/>
         <w:rPr>
           <w:rFonts w:ascii="Cambria" w:hAnsi="Cambria" w:cs="F42"/>
           <w:kern w:val="0"/>
@@ -9738,6 +14152,7 @@
         <w:autoSpaceDN w:val="0"/>
         <w:adjustRightInd w:val="0"/>
         <w:spacing w:after="0" w:line="240" w:lineRule="auto"/>
+        <w:jc w:val="both"/>
         <w:rPr>
           <w:rFonts w:ascii="Cambria" w:hAnsi="Cambria" w:cs="F42"/>
           <w:kern w:val="0"/>
@@ -9752,6 +14167,7 @@
         <w:autoSpaceDN w:val="0"/>
         <w:adjustRightInd w:val="0"/>
         <w:spacing w:after="0" w:line="240" w:lineRule="auto"/>
+        <w:jc w:val="both"/>
         <w:rPr>
           <w:rFonts w:ascii="Cambria" w:hAnsi="Cambria" w:cs="F42"/>
           <w:kern w:val="0"/>
@@ -9766,6 +14182,7 @@
         <w:autoSpaceDN w:val="0"/>
         <w:adjustRightInd w:val="0"/>
         <w:spacing w:after="0" w:line="240" w:lineRule="auto"/>
+        <w:jc w:val="both"/>
         <w:rPr>
           <w:rFonts w:ascii="Cambria" w:hAnsi="Cambria" w:cs="F42"/>
           <w:kern w:val="0"/>
@@ -9780,6 +14197,7 @@
         <w:autoSpaceDN w:val="0"/>
         <w:adjustRightInd w:val="0"/>
         <w:spacing w:after="0" w:line="240" w:lineRule="auto"/>
+        <w:jc w:val="both"/>
         <w:rPr>
           <w:rFonts w:ascii="Cambria" w:hAnsi="Cambria" w:cs="F42"/>
           <w:kern w:val="0"/>
@@ -9794,6 +14212,7 @@
         <w:autoSpaceDN w:val="0"/>
         <w:adjustRightInd w:val="0"/>
         <w:spacing w:after="0" w:line="240" w:lineRule="auto"/>
+        <w:jc w:val="both"/>
         <w:rPr>
           <w:rFonts w:ascii="Cambria" w:hAnsi="Cambria" w:cs="F42"/>
           <w:kern w:val="0"/>
@@ -9808,6 +14227,7 @@
         <w:autoSpaceDN w:val="0"/>
         <w:adjustRightInd w:val="0"/>
         <w:spacing w:after="0" w:line="240" w:lineRule="auto"/>
+        <w:jc w:val="both"/>
         <w:rPr>
           <w:rFonts w:ascii="Cambria" w:hAnsi="Cambria" w:cs="F42"/>
           <w:kern w:val="0"/>
@@ -9822,6 +14242,7 @@
         <w:autoSpaceDN w:val="0"/>
         <w:adjustRightInd w:val="0"/>
         <w:spacing w:after="0" w:line="240" w:lineRule="auto"/>
+        <w:jc w:val="both"/>
         <w:rPr>
           <w:rFonts w:ascii="Cambria" w:hAnsi="Cambria" w:cs="F42"/>
           <w:kern w:val="0"/>
@@ -9836,6 +14257,7 @@
         <w:autoSpaceDN w:val="0"/>
         <w:adjustRightInd w:val="0"/>
         <w:spacing w:after="0" w:line="240" w:lineRule="auto"/>
+        <w:jc w:val="both"/>
         <w:rPr>
           <w:rFonts w:ascii="Cambria" w:hAnsi="Cambria" w:cs="F42"/>
           <w:kern w:val="0"/>
@@ -9850,6 +14272,7 @@
         <w:autoSpaceDN w:val="0"/>
         <w:adjustRightInd w:val="0"/>
         <w:spacing w:after="0" w:line="240" w:lineRule="auto"/>
+        <w:jc w:val="both"/>
         <w:rPr>
           <w:rFonts w:ascii="Cambria" w:hAnsi="Cambria" w:cs="F42"/>
           <w:kern w:val="0"/>
@@ -9864,6 +14287,7 @@
         <w:autoSpaceDN w:val="0"/>
         <w:adjustRightInd w:val="0"/>
         <w:spacing w:after="0" w:line="240" w:lineRule="auto"/>
+        <w:jc w:val="both"/>
         <w:rPr>
           <w:rFonts w:ascii="Cambria" w:hAnsi="Cambria" w:cs="F42"/>
           <w:kern w:val="0"/>
@@ -9894,6 +14318,7 @@
               <w:autoSpaceDE w:val="0"/>
               <w:autoSpaceDN w:val="0"/>
               <w:adjustRightInd w:val="0"/>
+              <w:jc w:val="both"/>
               <w:rPr>
                 <w:rFonts w:ascii="Cambria" w:hAnsi="Cambria" w:cs="F42"/>
                 <w:kern w:val="0"/>
@@ -9908,7 +14333,6 @@
                 <w:sz w:val="30"/>
                 <w:szCs w:val="30"/>
               </w:rPr>
-              <w:lastRenderedPageBreak/>
               <w:t>Outil</w:t>
             </w:r>
           </w:p>
@@ -9922,6 +14346,7 @@
               <w:autoSpaceDE w:val="0"/>
               <w:autoSpaceDN w:val="0"/>
               <w:adjustRightInd w:val="0"/>
+              <w:jc w:val="both"/>
               <w:rPr>
                 <w:rFonts w:ascii="Cambria" w:hAnsi="Cambria" w:cs="F42"/>
                 <w:kern w:val="0"/>
@@ -9949,7 +14374,7 @@
               <w:autoSpaceDE w:val="0"/>
               <w:autoSpaceDN w:val="0"/>
               <w:adjustRightInd w:val="0"/>
-              <w:jc w:val="center"/>
+              <w:jc w:val="both"/>
               <w:rPr>
                 <w:rFonts w:ascii="Cambria" w:hAnsi="Cambria" w:cs="F42"/>
                 <w:kern w:val="0"/>
@@ -9979,6 +14404,7 @@
               <w:autoSpaceDE w:val="0"/>
               <w:autoSpaceDN w:val="0"/>
               <w:adjustRightInd w:val="0"/>
+              <w:jc w:val="both"/>
               <w:rPr>
                 <w:rFonts w:ascii="Cambria" w:hAnsi="Cambria" w:cs="F42"/>
                 <w:kern w:val="0"/>
@@ -10001,6 +14427,7 @@
               <w:autoSpaceDE w:val="0"/>
               <w:autoSpaceDN w:val="0"/>
               <w:adjustRightInd w:val="0"/>
+              <w:jc w:val="both"/>
               <w:rPr>
                 <w:rFonts w:ascii="Cambria" w:hAnsi="Cambria" w:cs="F42"/>
                 <w:kern w:val="0"/>
@@ -10023,6 +14450,7 @@
               <w:autoSpaceDE w:val="0"/>
               <w:autoSpaceDN w:val="0"/>
               <w:adjustRightInd w:val="0"/>
+              <w:jc w:val="both"/>
               <w:rPr>
                 <w:rFonts w:ascii="Cambria" w:hAnsi="Cambria" w:cs="F42"/>
                 <w:kern w:val="0"/>
@@ -10072,6 +14500,7 @@
               <w:autoSpaceDE w:val="0"/>
               <w:autoSpaceDN w:val="0"/>
               <w:adjustRightInd w:val="0"/>
+              <w:jc w:val="both"/>
               <w:rPr>
                 <w:rFonts w:ascii="Cambria" w:hAnsi="Cambria" w:cs="F42"/>
                 <w:kern w:val="0"/>
@@ -10207,7 +14636,7 @@
               <w:autoSpaceDE w:val="0"/>
               <w:autoSpaceDN w:val="0"/>
               <w:adjustRightInd w:val="0"/>
-              <w:jc w:val="center"/>
+              <w:jc w:val="both"/>
               <w:rPr>
                 <w:rFonts w:ascii="Cambria" w:hAnsi="Cambria" w:cs="F42"/>
                 <w:noProof/>
@@ -10222,7 +14651,7 @@
               <w:autoSpaceDE w:val="0"/>
               <w:autoSpaceDN w:val="0"/>
               <w:adjustRightInd w:val="0"/>
-              <w:jc w:val="center"/>
+              <w:jc w:val="both"/>
               <w:rPr>
                 <w:rFonts w:ascii="Cambria" w:hAnsi="Cambria" w:cs="F42"/>
                 <w:kern w:val="0"/>
@@ -10300,6 +14729,7 @@
               <w:autoSpaceDE w:val="0"/>
               <w:autoSpaceDN w:val="0"/>
               <w:adjustRightInd w:val="0"/>
+              <w:jc w:val="both"/>
               <w:rPr>
                 <w:rFonts w:ascii="Cambria" w:hAnsi="Cambria" w:cs="F42"/>
                 <w:kern w:val="0"/>
@@ -10356,6 +14786,7 @@
               <w:autoSpaceDE w:val="0"/>
               <w:autoSpaceDN w:val="0"/>
               <w:adjustRightInd w:val="0"/>
+              <w:jc w:val="both"/>
               <w:rPr>
                 <w:rFonts w:ascii="Cambria" w:hAnsi="Cambria" w:cs="F42"/>
                 <w:kern w:val="0"/>
@@ -10414,6 +14845,7 @@
               <w:autoSpaceDE w:val="0"/>
               <w:autoSpaceDN w:val="0"/>
               <w:adjustRightInd w:val="0"/>
+              <w:jc w:val="both"/>
               <w:rPr>
                 <w:rFonts w:ascii="Cambria" w:hAnsi="Cambria" w:cs="F42"/>
                 <w:kern w:val="0"/>
@@ -10483,6 +14915,7 @@
               <w:autoSpaceDE w:val="0"/>
               <w:autoSpaceDN w:val="0"/>
               <w:adjustRightInd w:val="0"/>
+              <w:jc w:val="both"/>
               <w:rPr>
                 <w:rFonts w:ascii="Cambria" w:hAnsi="Cambria" w:cs="F42"/>
                 <w:kern w:val="0"/>
@@ -10521,7 +14954,7 @@
               <w:autoSpaceDE w:val="0"/>
               <w:autoSpaceDN w:val="0"/>
               <w:adjustRightInd w:val="0"/>
-              <w:jc w:val="center"/>
+              <w:jc w:val="both"/>
               <w:rPr>
                 <w:rFonts w:ascii="Cambria" w:hAnsi="Cambria" w:cs="F42"/>
                 <w:noProof/>
@@ -10536,7 +14969,7 @@
               <w:autoSpaceDE w:val="0"/>
               <w:autoSpaceDN w:val="0"/>
               <w:adjustRightInd w:val="0"/>
-              <w:jc w:val="center"/>
+              <w:jc w:val="both"/>
               <w:rPr>
                 <w:rFonts w:ascii="Cambria" w:hAnsi="Cambria" w:cs="F42"/>
                 <w:noProof/>
@@ -10551,7 +14984,7 @@
               <w:autoSpaceDE w:val="0"/>
               <w:autoSpaceDN w:val="0"/>
               <w:adjustRightInd w:val="0"/>
-              <w:jc w:val="center"/>
+              <w:jc w:val="both"/>
               <w:rPr>
                 <w:rFonts w:ascii="Cambria" w:hAnsi="Cambria" w:cs="F42"/>
                 <w:kern w:val="0"/>
@@ -10619,7 +15052,7 @@
           </w:p>
           <w:p>
             <w:pPr>
-              <w:jc w:val="center"/>
+              <w:jc w:val="both"/>
               <w:rPr>
                 <w:rFonts w:ascii="Cambria" w:hAnsi="Cambria" w:cs="F42"/>
                 <w:kern w:val="0"/>
@@ -10630,7 +15063,7 @@
           </w:p>
           <w:p>
             <w:pPr>
-              <w:jc w:val="center"/>
+              <w:jc w:val="both"/>
               <w:rPr>
                 <w:rFonts w:ascii="Cambria" w:hAnsi="Cambria" w:cs="F42"/>
                 <w:kern w:val="0"/>
@@ -10641,7 +15074,7 @@
           </w:p>
           <w:p>
             <w:pPr>
-              <w:jc w:val="center"/>
+              <w:jc w:val="both"/>
               <w:rPr>
                 <w:rFonts w:ascii="Cambria" w:hAnsi="Cambria" w:cs="F42"/>
                 <w:sz w:val="24"/>
@@ -10664,6 +15097,7 @@
               <w:autoSpaceDE w:val="0"/>
               <w:autoSpaceDN w:val="0"/>
               <w:adjustRightInd w:val="0"/>
+              <w:jc w:val="both"/>
               <w:rPr>
                 <w:rFonts w:ascii="Cambria" w:hAnsi="Cambria" w:cs="F42"/>
                 <w:kern w:val="0"/>
@@ -10688,6 +15122,7 @@
               <w:autoSpaceDE w:val="0"/>
               <w:autoSpaceDN w:val="0"/>
               <w:adjustRightInd w:val="0"/>
+              <w:jc w:val="both"/>
               <w:rPr>
                 <w:rFonts w:ascii="Cambria" w:hAnsi="Cambria" w:cs="F42"/>
                 <w:b/>
@@ -10708,55 +15143,7 @@
                 <w:szCs w:val="24"/>
                 <w:lang w:val="en-GB"/>
               </w:rPr>
-              <w:t>[</w:t>
-            </w:r>
-            <w:r>
-              <w:rPr>
-                <w:rFonts w:ascii="Cambria" w:hAnsi="Cambria" w:cs="F42"/>
-                <w:b/>
-                <w:bCs/>
-                <w:kern w:val="0"/>
-                <w:sz w:val="24"/>
-                <w:szCs w:val="24"/>
-                <w:lang w:val="en-GB"/>
-              </w:rPr>
-              <w:t>Spring Tool Suite</w:t>
-            </w:r>
-            <w:r>
-              <w:rPr>
-                <w:rFonts w:ascii="Cambria" w:hAnsi="Cambria" w:cs="F42"/>
-                <w:b/>
-                <w:bCs/>
-                <w:kern w:val="0"/>
-                <w:sz w:val="24"/>
-                <w:szCs w:val="24"/>
-                <w:lang w:val="en-GB"/>
-              </w:rPr>
-              <w:t xml:space="preserve"> </w:t>
-            </w:r>
-            <w:r>
-              <w:rPr>
-                <w:rFonts w:ascii="Cambria" w:hAnsi="Cambria" w:cs="F42"/>
-                <w:b/>
-                <w:bCs/>
-                <w:kern w:val="0"/>
-                <w:sz w:val="24"/>
-                <w:szCs w:val="24"/>
-                <w:lang w:val="en-GB"/>
-              </w:rPr>
-              <w:t>(STS)</w:t>
-            </w:r>
-            <w:r>
-              <w:rPr>
-                <w:rFonts w:ascii="Cambria" w:hAnsi="Cambria" w:cs="F42"/>
-                <w:b/>
-                <w:bCs/>
-                <w:kern w:val="0"/>
-                <w:sz w:val="24"/>
-                <w:szCs w:val="24"/>
-                <w:lang w:val="en-GB"/>
-              </w:rPr>
-              <w:t>]</w:t>
+              <w:t>[Spring Tool Suite (STS)]</w:t>
             </w:r>
           </w:p>
         </w:tc>
@@ -10769,6 +15156,7 @@
               <w:autoSpaceDE w:val="0"/>
               <w:autoSpaceDN w:val="0"/>
               <w:adjustRightInd w:val="0"/>
+              <w:jc w:val="both"/>
               <w:rPr>
                 <w:rFonts w:ascii="Cambria" w:hAnsi="Cambria" w:cs="F42"/>
                 <w:kern w:val="0"/>
@@ -10796,7 +15184,7 @@
               <w:autoSpaceDE w:val="0"/>
               <w:autoSpaceDN w:val="0"/>
               <w:adjustRightInd w:val="0"/>
-              <w:jc w:val="center"/>
+              <w:jc w:val="both"/>
               <w:rPr>
                 <w:noProof/>
               </w:rPr>
@@ -10807,7 +15195,7 @@
               <w:autoSpaceDE w:val="0"/>
               <w:autoSpaceDN w:val="0"/>
               <w:adjustRightInd w:val="0"/>
-              <w:jc w:val="center"/>
+              <w:jc w:val="both"/>
               <w:rPr>
                 <w:rFonts w:ascii="Cambria" w:hAnsi="Cambria" w:cs="F42"/>
                 <w:noProof/>
@@ -10882,6 +15270,7 @@
               <w:autoSpaceDE w:val="0"/>
               <w:autoSpaceDN w:val="0"/>
               <w:adjustRightInd w:val="0"/>
+              <w:jc w:val="both"/>
               <w:rPr>
                 <w:rFonts w:ascii="Cambria" w:hAnsi="Cambria" w:cs="F42"/>
                 <w:kern w:val="0"/>
@@ -10922,6 +15311,7 @@
               <w:autoSpaceDE w:val="0"/>
               <w:autoSpaceDN w:val="0"/>
               <w:adjustRightInd w:val="0"/>
+              <w:jc w:val="both"/>
               <w:rPr>
                 <w:rFonts w:ascii="Cambria" w:hAnsi="Cambria" w:cs="F42"/>
                 <w:b/>
@@ -10964,6 +15354,7 @@
               <w:autoSpaceDE w:val="0"/>
               <w:autoSpaceDN w:val="0"/>
               <w:adjustRightInd w:val="0"/>
+              <w:jc w:val="both"/>
               <w:rPr>
                 <w:rFonts w:ascii="Cambria" w:hAnsi="Cambria" w:cs="F42"/>
                 <w:kern w:val="0"/>
@@ -11024,6 +15415,7 @@
               <w:autoSpaceDE w:val="0"/>
               <w:autoSpaceDN w:val="0"/>
               <w:adjustRightInd w:val="0"/>
+              <w:jc w:val="both"/>
               <w:rPr>
                 <w:rFonts w:ascii="Cambria" w:hAnsi="Cambria" w:cs="F42"/>
                 <w:kern w:val="0"/>
@@ -11116,7 +15508,7 @@
               <w:autoSpaceDE w:val="0"/>
               <w:autoSpaceDN w:val="0"/>
               <w:adjustRightInd w:val="0"/>
-              <w:jc w:val="center"/>
+              <w:jc w:val="both"/>
               <w:rPr>
                 <w:rFonts w:ascii="Cambria" w:hAnsi="Cambria" w:cs="F42"/>
                 <w:noProof/>
@@ -11131,7 +15523,7 @@
               <w:autoSpaceDE w:val="0"/>
               <w:autoSpaceDN w:val="0"/>
               <w:adjustRightInd w:val="0"/>
-              <w:jc w:val="center"/>
+              <w:jc w:val="both"/>
               <w:rPr>
                 <w:rFonts w:ascii="Cambria" w:hAnsi="Cambria" w:cs="F42"/>
                 <w:noProof/>
@@ -11146,7 +15538,7 @@
               <w:autoSpaceDE w:val="0"/>
               <w:autoSpaceDN w:val="0"/>
               <w:adjustRightInd w:val="0"/>
-              <w:jc w:val="center"/>
+              <w:jc w:val="both"/>
               <w:rPr>
                 <w:rFonts w:ascii="Cambria" w:hAnsi="Cambria" w:cs="F42"/>
                 <w:kern w:val="0"/>
@@ -11227,6 +15619,7 @@
               <w:autoSpaceDE w:val="0"/>
               <w:autoSpaceDN w:val="0"/>
               <w:adjustRightInd w:val="0"/>
+              <w:jc w:val="both"/>
               <w:rPr>
                 <w:rFonts w:ascii="Cambria" w:hAnsi="Cambria" w:cs="F42"/>
                 <w:b/>
@@ -11267,29 +15660,7 @@
                 <w:sz w:val="24"/>
                 <w:szCs w:val="24"/>
               </w:rPr>
-              <w:t>[</w:t>
-            </w:r>
-            <w:r>
-              <w:rPr>
-                <w:rFonts w:ascii="Cambria" w:hAnsi="Cambria" w:cs="F42"/>
-                <w:b/>
-                <w:bCs/>
-                <w:kern w:val="0"/>
-                <w:sz w:val="24"/>
-                <w:szCs w:val="24"/>
-              </w:rPr>
-              <w:t>Postman</w:t>
-            </w:r>
-            <w:r>
-              <w:rPr>
-                <w:rFonts w:ascii="Cambria" w:hAnsi="Cambria" w:cs="F42"/>
-                <w:b/>
-                <w:bCs/>
-                <w:kern w:val="0"/>
-                <w:sz w:val="24"/>
-                <w:szCs w:val="24"/>
-              </w:rPr>
-              <w:t>]</w:t>
+              <w:t>[Postman]</w:t>
             </w:r>
           </w:p>
         </w:tc>
@@ -11302,6 +15673,7 @@
               <w:autoSpaceDE w:val="0"/>
               <w:autoSpaceDN w:val="0"/>
               <w:adjustRightInd w:val="0"/>
+              <w:jc w:val="both"/>
               <w:rPr>
                 <w:rFonts w:ascii="Cambria" w:hAnsi="Cambria" w:cs="F42"/>
                 <w:kern w:val="0"/>
@@ -11329,7 +15701,7 @@
               <w:autoSpaceDE w:val="0"/>
               <w:autoSpaceDN w:val="0"/>
               <w:adjustRightInd w:val="0"/>
-              <w:jc w:val="center"/>
+              <w:jc w:val="both"/>
               <w:rPr>
                 <w:rFonts w:ascii="Cambria" w:hAnsi="Cambria" w:cs="F42"/>
                 <w:kern w:val="0"/>
@@ -11406,6 +15778,7 @@
               <w:autoSpaceDE w:val="0"/>
               <w:autoSpaceDN w:val="0"/>
               <w:adjustRightInd w:val="0"/>
+              <w:jc w:val="both"/>
               <w:rPr>
                 <w:rFonts w:ascii="Cambria" w:hAnsi="Cambria" w:cs="F42"/>
                 <w:kern w:val="0"/>
@@ -11420,6 +15793,7 @@
                 <w:sz w:val="24"/>
                 <w:szCs w:val="24"/>
               </w:rPr>
+              <w:lastRenderedPageBreak/>
               <w:t>GitHub</w:t>
             </w:r>
             <w:r>
@@ -11440,29 +15814,7 @@
                 <w:sz w:val="24"/>
                 <w:szCs w:val="24"/>
               </w:rPr>
-              <w:t>[</w:t>
-            </w:r>
-            <w:r>
-              <w:rPr>
-                <w:rFonts w:ascii="Cambria" w:hAnsi="Cambria" w:cs="F42"/>
-                <w:b/>
-                <w:bCs/>
-                <w:kern w:val="0"/>
-                <w:sz w:val="24"/>
-                <w:szCs w:val="24"/>
-              </w:rPr>
-              <w:t>GitHub</w:t>
-            </w:r>
-            <w:r>
-              <w:rPr>
-                <w:rFonts w:ascii="Cambria" w:hAnsi="Cambria" w:cs="F42"/>
-                <w:b/>
-                <w:bCs/>
-                <w:kern w:val="0"/>
-                <w:sz w:val="24"/>
-                <w:szCs w:val="24"/>
-              </w:rPr>
-              <w:t>]</w:t>
+              <w:t>[GitHub]</w:t>
             </w:r>
           </w:p>
         </w:tc>
@@ -11475,6 +15827,7 @@
               <w:autoSpaceDE w:val="0"/>
               <w:autoSpaceDN w:val="0"/>
               <w:adjustRightInd w:val="0"/>
+              <w:jc w:val="both"/>
               <w:rPr>
                 <w:rFonts w:ascii="Cambria" w:hAnsi="Cambria" w:cs="F42"/>
                 <w:kern w:val="0"/>
@@ -11515,6 +15868,7 @@
               <w:autoSpaceDE w:val="0"/>
               <w:autoSpaceDN w:val="0"/>
               <w:adjustRightInd w:val="0"/>
+              <w:jc w:val="both"/>
               <w:rPr>
                 <w:rFonts w:ascii="Cambria" w:hAnsi="Cambria" w:cs="F42"/>
                 <w:kern w:val="0"/>
@@ -11571,7 +15925,7 @@
               <w:autoSpaceDE w:val="0"/>
               <w:autoSpaceDN w:val="0"/>
               <w:adjustRightInd w:val="0"/>
-              <w:jc w:val="center"/>
+              <w:jc w:val="both"/>
               <w:rPr>
                 <w:rFonts w:ascii="Cambria" w:hAnsi="Cambria" w:cs="F42"/>
                 <w:noProof/>
@@ -11586,7 +15940,7 @@
               <w:autoSpaceDE w:val="0"/>
               <w:autoSpaceDN w:val="0"/>
               <w:adjustRightInd w:val="0"/>
-              <w:jc w:val="center"/>
+              <w:jc w:val="both"/>
               <w:rPr>
                 <w:rFonts w:ascii="Cambria" w:hAnsi="Cambria" w:cs="F42"/>
                 <w:kern w:val="0"/>
@@ -11661,6 +16015,7 @@
         <w:autoSpaceDN w:val="0"/>
         <w:adjustRightInd w:val="0"/>
         <w:spacing w:after="0" w:line="240" w:lineRule="auto"/>
+        <w:jc w:val="both"/>
         <w:rPr>
           <w:rFonts w:ascii="Cambria" w:hAnsi="Cambria" w:cs="F42"/>
           <w:kern w:val="0"/>
@@ -11675,7 +16030,7 @@
         <w:autoSpaceDN w:val="0"/>
         <w:adjustRightInd w:val="0"/>
         <w:spacing w:after="0" w:line="240" w:lineRule="auto"/>
-        <w:jc w:val="center"/>
+        <w:jc w:val="both"/>
       </w:pPr>
       <w:r>
         <w:t>Table 2.13 _ Outils utilisés dans le projet</w:t>
@@ -11684,6 +16039,7 @@
     <w:p>
       <w:pPr>
         <w:pStyle w:val="Titre2"/>
+        <w:jc w:val="both"/>
         <w:rPr>
           <w:color w:val="auto"/>
           <w:sz w:val="40"/>
@@ -11696,7 +16052,6 @@
           <w:sz w:val="40"/>
           <w:szCs w:val="40"/>
         </w:rPr>
-        <w:lastRenderedPageBreak/>
         <w:t xml:space="preserve">       </w:t>
       </w:r>
       <w:r>
@@ -11710,6 +16065,7 @@
     </w:p>
     <w:p>
       <w:pPr>
+        <w:jc w:val="both"/>
         <w:rPr>
           <w:color w:val="404040" w:themeColor="text1" w:themeTint="BF"/>
         </w:rPr>
@@ -11741,6 +16097,7 @@
           <w:ilvl w:val="0"/>
           <w:numId w:val="14"/>
         </w:numPr>
+        <w:jc w:val="both"/>
         <w:rPr>
           <w:color w:val="404040" w:themeColor="text1" w:themeTint="BF"/>
         </w:rPr>
@@ -11766,6 +16123,7 @@
           <w:ilvl w:val="0"/>
           <w:numId w:val="14"/>
         </w:numPr>
+        <w:jc w:val="both"/>
         <w:rPr>
           <w:color w:val="404040" w:themeColor="text1" w:themeTint="BF"/>
         </w:rPr>
@@ -11791,6 +16149,7 @@
           <w:ilvl w:val="0"/>
           <w:numId w:val="14"/>
         </w:numPr>
+        <w:jc w:val="both"/>
         <w:rPr>
           <w:color w:val="404040" w:themeColor="text1" w:themeTint="BF"/>
         </w:rPr>
@@ -11816,6 +16175,7 @@
           <w:ilvl w:val="0"/>
           <w:numId w:val="14"/>
         </w:numPr>
+        <w:jc w:val="both"/>
         <w:rPr>
           <w:color w:val="404040" w:themeColor="text1" w:themeTint="BF"/>
         </w:rPr>
@@ -11837,6 +16197,7 @@
     </w:p>
     <w:p>
       <w:pPr>
+        <w:jc w:val="both"/>
         <w:rPr>
           <w:color w:val="404040" w:themeColor="text1" w:themeTint="BF"/>
         </w:rPr>
@@ -11876,15 +16237,20 @@
         <w:t xml:space="preserve"> pour garantir une authentification sans état et un contrôle d'accès strict selon le rôle de chaque utilisateur.</w:t>
       </w:r>
     </w:p>
-    <w:p/>
-    <w:p>
-      <w:pPr>
-        <w:jc w:val="center"/>
+    <w:p>
+      <w:pPr>
+        <w:jc w:val="both"/>
+      </w:pPr>
+    </w:p>
+    <w:p>
+      <w:pPr>
+        <w:jc w:val="both"/>
       </w:pPr>
       <w:r>
         <w:rPr>
           <w:noProof/>
         </w:rPr>
+        <w:lastRenderedPageBreak/>
         <w:drawing>
           <wp:inline distT="0" distB="0" distL="0" distR="0" wp14:anchorId="4E027CA7" wp14:editId="250AB3C0">
             <wp:extent cx="3037115" cy="4321175"/>
@@ -11924,7 +16290,7 @@
     </w:p>
     <w:p>
       <w:pPr>
-        <w:jc w:val="center"/>
+        <w:jc w:val="both"/>
       </w:pPr>
       <w:r>
         <w:t xml:space="preserve">Figure 2.4 _ Architecture </w:t>
@@ -11936,6 +16302,7 @@
     <w:p>
       <w:pPr>
         <w:pStyle w:val="Titre2"/>
+        <w:jc w:val="both"/>
         <w:rPr>
           <w:color w:val="auto"/>
           <w:sz w:val="40"/>
@@ -11948,7 +16315,6 @@
           <w:sz w:val="40"/>
           <w:szCs w:val="40"/>
         </w:rPr>
-        <w:lastRenderedPageBreak/>
         <w:t xml:space="preserve">       </w:t>
       </w:r>
       <w:r>
@@ -11963,6 +16329,7 @@
     <w:p>
       <w:pPr>
         <w:ind w:firstLine="576"/>
+        <w:jc w:val="both"/>
         <w:rPr>
           <w:color w:val="404040" w:themeColor="text1" w:themeTint="BF"/>
           <w:sz w:val="24"/>
@@ -11980,6 +16347,7 @@
     </w:p>
     <w:p>
       <w:pPr>
+        <w:jc w:val="both"/>
         <w:rPr>
           <w:rFonts w:ascii="Century" w:hAnsi="Century"/>
           <w:sz w:val="50"/>
@@ -11989,6 +16357,7 @@
     </w:p>
     <w:p>
       <w:pPr>
+        <w:jc w:val="both"/>
         <w:rPr>
           <w:rFonts w:ascii="Century" w:hAnsi="Century"/>
           <w:sz w:val="50"/>
@@ -11998,6 +16367,7 @@
     </w:p>
     <w:p>
       <w:pPr>
+        <w:jc w:val="both"/>
         <w:rPr>
           <w:rFonts w:ascii="Century" w:hAnsi="Century"/>
           <w:sz w:val="50"/>
@@ -12007,6 +16377,7 @@
     </w:p>
     <w:p>
       <w:pPr>
+        <w:jc w:val="both"/>
         <w:rPr>
           <w:rFonts w:ascii="Century" w:hAnsi="Century"/>
           <w:sz w:val="50"/>
@@ -12016,6 +16387,7 @@
     </w:p>
     <w:p>
       <w:pPr>
+        <w:jc w:val="both"/>
         <w:rPr>
           <w:rFonts w:ascii="Century" w:hAnsi="Century"/>
           <w:sz w:val="50"/>
@@ -13888,6 +18260,155 @@
     </w:lvl>
   </w:abstractNum>
   <w:abstractNum w:abstractNumId="12" w15:restartNumberingAfterBreak="0">
+    <w:nsid w:val="48954A37"/>
+    <w:multiLevelType w:val="multilevel"/>
+    <w:tmpl w:val="E1C273C4"/>
+    <w:lvl w:ilvl="0">
+      <w:start w:val="1"/>
+      <w:numFmt w:val="bullet"/>
+      <w:lvlText w:val=""/>
+      <w:lvlJc w:val="left"/>
+      <w:pPr>
+        <w:tabs>
+          <w:tab w:val="num" w:pos="720"/>
+        </w:tabs>
+        <w:ind w:left="720" w:hanging="360"/>
+      </w:pPr>
+      <w:rPr>
+        <w:rFonts w:ascii="Symbol" w:hAnsi="Symbol" w:hint="default"/>
+        <w:sz w:val="20"/>
+      </w:rPr>
+    </w:lvl>
+    <w:lvl w:ilvl="1" w:tentative="1">
+      <w:start w:val="1"/>
+      <w:numFmt w:val="bullet"/>
+      <w:lvlText w:val=""/>
+      <w:lvlJc w:val="left"/>
+      <w:pPr>
+        <w:tabs>
+          <w:tab w:val="num" w:pos="1440"/>
+        </w:tabs>
+        <w:ind w:left="1440" w:hanging="360"/>
+      </w:pPr>
+      <w:rPr>
+        <w:rFonts w:ascii="Symbol" w:hAnsi="Symbol" w:hint="default"/>
+        <w:sz w:val="20"/>
+      </w:rPr>
+    </w:lvl>
+    <w:lvl w:ilvl="2" w:tentative="1">
+      <w:start w:val="1"/>
+      <w:numFmt w:val="bullet"/>
+      <w:lvlText w:val=""/>
+      <w:lvlJc w:val="left"/>
+      <w:pPr>
+        <w:tabs>
+          <w:tab w:val="num" w:pos="2160"/>
+        </w:tabs>
+        <w:ind w:left="2160" w:hanging="360"/>
+      </w:pPr>
+      <w:rPr>
+        <w:rFonts w:ascii="Symbol" w:hAnsi="Symbol" w:hint="default"/>
+        <w:sz w:val="20"/>
+      </w:rPr>
+    </w:lvl>
+    <w:lvl w:ilvl="3" w:tentative="1">
+      <w:start w:val="1"/>
+      <w:numFmt w:val="bullet"/>
+      <w:lvlText w:val=""/>
+      <w:lvlJc w:val="left"/>
+      <w:pPr>
+        <w:tabs>
+          <w:tab w:val="num" w:pos="2880"/>
+        </w:tabs>
+        <w:ind w:left="2880" w:hanging="360"/>
+      </w:pPr>
+      <w:rPr>
+        <w:rFonts w:ascii="Symbol" w:hAnsi="Symbol" w:hint="default"/>
+        <w:sz w:val="20"/>
+      </w:rPr>
+    </w:lvl>
+    <w:lvl w:ilvl="4" w:tentative="1">
+      <w:start w:val="1"/>
+      <w:numFmt w:val="bullet"/>
+      <w:lvlText w:val=""/>
+      <w:lvlJc w:val="left"/>
+      <w:pPr>
+        <w:tabs>
+          <w:tab w:val="num" w:pos="3600"/>
+        </w:tabs>
+        <w:ind w:left="3600" w:hanging="360"/>
+      </w:pPr>
+      <w:rPr>
+        <w:rFonts w:ascii="Symbol" w:hAnsi="Symbol" w:hint="default"/>
+        <w:sz w:val="20"/>
+      </w:rPr>
+    </w:lvl>
+    <w:lvl w:ilvl="5" w:tentative="1">
+      <w:start w:val="1"/>
+      <w:numFmt w:val="bullet"/>
+      <w:lvlText w:val=""/>
+      <w:lvlJc w:val="left"/>
+      <w:pPr>
+        <w:tabs>
+          <w:tab w:val="num" w:pos="4320"/>
+        </w:tabs>
+        <w:ind w:left="4320" w:hanging="360"/>
+      </w:pPr>
+      <w:rPr>
+        <w:rFonts w:ascii="Symbol" w:hAnsi="Symbol" w:hint="default"/>
+        <w:sz w:val="20"/>
+      </w:rPr>
+    </w:lvl>
+    <w:lvl w:ilvl="6" w:tentative="1">
+      <w:start w:val="1"/>
+      <w:numFmt w:val="bullet"/>
+      <w:lvlText w:val=""/>
+      <w:lvlJc w:val="left"/>
+      <w:pPr>
+        <w:tabs>
+          <w:tab w:val="num" w:pos="5040"/>
+        </w:tabs>
+        <w:ind w:left="5040" w:hanging="360"/>
+      </w:pPr>
+      <w:rPr>
+        <w:rFonts w:ascii="Symbol" w:hAnsi="Symbol" w:hint="default"/>
+        <w:sz w:val="20"/>
+      </w:rPr>
+    </w:lvl>
+    <w:lvl w:ilvl="7" w:tentative="1">
+      <w:start w:val="1"/>
+      <w:numFmt w:val="bullet"/>
+      <w:lvlText w:val=""/>
+      <w:lvlJc w:val="left"/>
+      <w:pPr>
+        <w:tabs>
+          <w:tab w:val="num" w:pos="5760"/>
+        </w:tabs>
+        <w:ind w:left="5760" w:hanging="360"/>
+      </w:pPr>
+      <w:rPr>
+        <w:rFonts w:ascii="Symbol" w:hAnsi="Symbol" w:hint="default"/>
+        <w:sz w:val="20"/>
+      </w:rPr>
+    </w:lvl>
+    <w:lvl w:ilvl="8" w:tentative="1">
+      <w:start w:val="1"/>
+      <w:numFmt w:val="bullet"/>
+      <w:lvlText w:val=""/>
+      <w:lvlJc w:val="left"/>
+      <w:pPr>
+        <w:tabs>
+          <w:tab w:val="num" w:pos="6480"/>
+        </w:tabs>
+        <w:ind w:left="6480" w:hanging="360"/>
+      </w:pPr>
+      <w:rPr>
+        <w:rFonts w:ascii="Symbol" w:hAnsi="Symbol" w:hint="default"/>
+        <w:sz w:val="20"/>
+      </w:rPr>
+    </w:lvl>
+  </w:abstractNum>
+  <w:abstractNum w:abstractNumId="13" w15:restartNumberingAfterBreak="0">
     <w:nsid w:val="5E831DA6"/>
     <w:multiLevelType w:val="multilevel"/>
     <w:tmpl w:val="040C0025"/>
@@ -13982,7 +18503,7 @@
       </w:pPr>
     </w:lvl>
   </w:abstractNum>
-  <w:abstractNum w:abstractNumId="13" w15:restartNumberingAfterBreak="0">
+  <w:abstractNum w:abstractNumId="14" w15:restartNumberingAfterBreak="0">
     <w:nsid w:val="64573800"/>
     <w:multiLevelType w:val="multilevel"/>
     <w:tmpl w:val="16008766"/>
@@ -14195,8 +18716,455 @@
       </w:rPr>
     </w:lvl>
   </w:abstractNum>
+  <w:abstractNum w:abstractNumId="15" w15:restartNumberingAfterBreak="0">
+    <w:nsid w:val="67AC7B93"/>
+    <w:multiLevelType w:val="multilevel"/>
+    <w:tmpl w:val="2820A128"/>
+    <w:lvl w:ilvl="0">
+      <w:start w:val="1"/>
+      <w:numFmt w:val="bullet"/>
+      <w:lvlText w:val=""/>
+      <w:lvlJc w:val="left"/>
+      <w:pPr>
+        <w:tabs>
+          <w:tab w:val="num" w:pos="720"/>
+        </w:tabs>
+        <w:ind w:left="720" w:hanging="360"/>
+      </w:pPr>
+      <w:rPr>
+        <w:rFonts w:ascii="Symbol" w:hAnsi="Symbol" w:hint="default"/>
+        <w:sz w:val="20"/>
+      </w:rPr>
+    </w:lvl>
+    <w:lvl w:ilvl="1" w:tentative="1">
+      <w:start w:val="1"/>
+      <w:numFmt w:val="bullet"/>
+      <w:lvlText w:val=""/>
+      <w:lvlJc w:val="left"/>
+      <w:pPr>
+        <w:tabs>
+          <w:tab w:val="num" w:pos="1440"/>
+        </w:tabs>
+        <w:ind w:left="1440" w:hanging="360"/>
+      </w:pPr>
+      <w:rPr>
+        <w:rFonts w:ascii="Symbol" w:hAnsi="Symbol" w:hint="default"/>
+        <w:sz w:val="20"/>
+      </w:rPr>
+    </w:lvl>
+    <w:lvl w:ilvl="2" w:tentative="1">
+      <w:start w:val="1"/>
+      <w:numFmt w:val="bullet"/>
+      <w:lvlText w:val=""/>
+      <w:lvlJc w:val="left"/>
+      <w:pPr>
+        <w:tabs>
+          <w:tab w:val="num" w:pos="2160"/>
+        </w:tabs>
+        <w:ind w:left="2160" w:hanging="360"/>
+      </w:pPr>
+      <w:rPr>
+        <w:rFonts w:ascii="Symbol" w:hAnsi="Symbol" w:hint="default"/>
+        <w:sz w:val="20"/>
+      </w:rPr>
+    </w:lvl>
+    <w:lvl w:ilvl="3" w:tentative="1">
+      <w:start w:val="1"/>
+      <w:numFmt w:val="bullet"/>
+      <w:lvlText w:val=""/>
+      <w:lvlJc w:val="left"/>
+      <w:pPr>
+        <w:tabs>
+          <w:tab w:val="num" w:pos="2880"/>
+        </w:tabs>
+        <w:ind w:left="2880" w:hanging="360"/>
+      </w:pPr>
+      <w:rPr>
+        <w:rFonts w:ascii="Symbol" w:hAnsi="Symbol" w:hint="default"/>
+        <w:sz w:val="20"/>
+      </w:rPr>
+    </w:lvl>
+    <w:lvl w:ilvl="4" w:tentative="1">
+      <w:start w:val="1"/>
+      <w:numFmt w:val="bullet"/>
+      <w:lvlText w:val=""/>
+      <w:lvlJc w:val="left"/>
+      <w:pPr>
+        <w:tabs>
+          <w:tab w:val="num" w:pos="3600"/>
+        </w:tabs>
+        <w:ind w:left="3600" w:hanging="360"/>
+      </w:pPr>
+      <w:rPr>
+        <w:rFonts w:ascii="Symbol" w:hAnsi="Symbol" w:hint="default"/>
+        <w:sz w:val="20"/>
+      </w:rPr>
+    </w:lvl>
+    <w:lvl w:ilvl="5" w:tentative="1">
+      <w:start w:val="1"/>
+      <w:numFmt w:val="bullet"/>
+      <w:lvlText w:val=""/>
+      <w:lvlJc w:val="left"/>
+      <w:pPr>
+        <w:tabs>
+          <w:tab w:val="num" w:pos="4320"/>
+        </w:tabs>
+        <w:ind w:left="4320" w:hanging="360"/>
+      </w:pPr>
+      <w:rPr>
+        <w:rFonts w:ascii="Symbol" w:hAnsi="Symbol" w:hint="default"/>
+        <w:sz w:val="20"/>
+      </w:rPr>
+    </w:lvl>
+    <w:lvl w:ilvl="6" w:tentative="1">
+      <w:start w:val="1"/>
+      <w:numFmt w:val="bullet"/>
+      <w:lvlText w:val=""/>
+      <w:lvlJc w:val="left"/>
+      <w:pPr>
+        <w:tabs>
+          <w:tab w:val="num" w:pos="5040"/>
+        </w:tabs>
+        <w:ind w:left="5040" w:hanging="360"/>
+      </w:pPr>
+      <w:rPr>
+        <w:rFonts w:ascii="Symbol" w:hAnsi="Symbol" w:hint="default"/>
+        <w:sz w:val="20"/>
+      </w:rPr>
+    </w:lvl>
+    <w:lvl w:ilvl="7" w:tentative="1">
+      <w:start w:val="1"/>
+      <w:numFmt w:val="bullet"/>
+      <w:lvlText w:val=""/>
+      <w:lvlJc w:val="left"/>
+      <w:pPr>
+        <w:tabs>
+          <w:tab w:val="num" w:pos="5760"/>
+        </w:tabs>
+        <w:ind w:left="5760" w:hanging="360"/>
+      </w:pPr>
+      <w:rPr>
+        <w:rFonts w:ascii="Symbol" w:hAnsi="Symbol" w:hint="default"/>
+        <w:sz w:val="20"/>
+      </w:rPr>
+    </w:lvl>
+    <w:lvl w:ilvl="8" w:tentative="1">
+      <w:start w:val="1"/>
+      <w:numFmt w:val="bullet"/>
+      <w:lvlText w:val=""/>
+      <w:lvlJc w:val="left"/>
+      <w:pPr>
+        <w:tabs>
+          <w:tab w:val="num" w:pos="6480"/>
+        </w:tabs>
+        <w:ind w:left="6480" w:hanging="360"/>
+      </w:pPr>
+      <w:rPr>
+        <w:rFonts w:ascii="Symbol" w:hAnsi="Symbol" w:hint="default"/>
+        <w:sz w:val="20"/>
+      </w:rPr>
+    </w:lvl>
+  </w:abstractNum>
+  <w:abstractNum w:abstractNumId="16" w15:restartNumberingAfterBreak="0">
+    <w:nsid w:val="6C596C41"/>
+    <w:multiLevelType w:val="multilevel"/>
+    <w:tmpl w:val="969412A0"/>
+    <w:lvl w:ilvl="0">
+      <w:start w:val="1"/>
+      <w:numFmt w:val="bullet"/>
+      <w:lvlText w:val=""/>
+      <w:lvlJc w:val="left"/>
+      <w:pPr>
+        <w:tabs>
+          <w:tab w:val="num" w:pos="720"/>
+        </w:tabs>
+        <w:ind w:left="720" w:hanging="360"/>
+      </w:pPr>
+      <w:rPr>
+        <w:rFonts w:ascii="Symbol" w:hAnsi="Symbol" w:hint="default"/>
+        <w:sz w:val="20"/>
+      </w:rPr>
+    </w:lvl>
+    <w:lvl w:ilvl="1" w:tentative="1">
+      <w:start w:val="1"/>
+      <w:numFmt w:val="bullet"/>
+      <w:lvlText w:val=""/>
+      <w:lvlJc w:val="left"/>
+      <w:pPr>
+        <w:tabs>
+          <w:tab w:val="num" w:pos="1440"/>
+        </w:tabs>
+        <w:ind w:left="1440" w:hanging="360"/>
+      </w:pPr>
+      <w:rPr>
+        <w:rFonts w:ascii="Symbol" w:hAnsi="Symbol" w:hint="default"/>
+        <w:sz w:val="20"/>
+      </w:rPr>
+    </w:lvl>
+    <w:lvl w:ilvl="2" w:tentative="1">
+      <w:start w:val="1"/>
+      <w:numFmt w:val="bullet"/>
+      <w:lvlText w:val=""/>
+      <w:lvlJc w:val="left"/>
+      <w:pPr>
+        <w:tabs>
+          <w:tab w:val="num" w:pos="2160"/>
+        </w:tabs>
+        <w:ind w:left="2160" w:hanging="360"/>
+      </w:pPr>
+      <w:rPr>
+        <w:rFonts w:ascii="Symbol" w:hAnsi="Symbol" w:hint="default"/>
+        <w:sz w:val="20"/>
+      </w:rPr>
+    </w:lvl>
+    <w:lvl w:ilvl="3" w:tentative="1">
+      <w:start w:val="1"/>
+      <w:numFmt w:val="bullet"/>
+      <w:lvlText w:val=""/>
+      <w:lvlJc w:val="left"/>
+      <w:pPr>
+        <w:tabs>
+          <w:tab w:val="num" w:pos="2880"/>
+        </w:tabs>
+        <w:ind w:left="2880" w:hanging="360"/>
+      </w:pPr>
+      <w:rPr>
+        <w:rFonts w:ascii="Symbol" w:hAnsi="Symbol" w:hint="default"/>
+        <w:sz w:val="20"/>
+      </w:rPr>
+    </w:lvl>
+    <w:lvl w:ilvl="4" w:tentative="1">
+      <w:start w:val="1"/>
+      <w:numFmt w:val="bullet"/>
+      <w:lvlText w:val=""/>
+      <w:lvlJc w:val="left"/>
+      <w:pPr>
+        <w:tabs>
+          <w:tab w:val="num" w:pos="3600"/>
+        </w:tabs>
+        <w:ind w:left="3600" w:hanging="360"/>
+      </w:pPr>
+      <w:rPr>
+        <w:rFonts w:ascii="Symbol" w:hAnsi="Symbol" w:hint="default"/>
+        <w:sz w:val="20"/>
+      </w:rPr>
+    </w:lvl>
+    <w:lvl w:ilvl="5" w:tentative="1">
+      <w:start w:val="1"/>
+      <w:numFmt w:val="bullet"/>
+      <w:lvlText w:val=""/>
+      <w:lvlJc w:val="left"/>
+      <w:pPr>
+        <w:tabs>
+          <w:tab w:val="num" w:pos="4320"/>
+        </w:tabs>
+        <w:ind w:left="4320" w:hanging="360"/>
+      </w:pPr>
+      <w:rPr>
+        <w:rFonts w:ascii="Symbol" w:hAnsi="Symbol" w:hint="default"/>
+        <w:sz w:val="20"/>
+      </w:rPr>
+    </w:lvl>
+    <w:lvl w:ilvl="6" w:tentative="1">
+      <w:start w:val="1"/>
+      <w:numFmt w:val="bullet"/>
+      <w:lvlText w:val=""/>
+      <w:lvlJc w:val="left"/>
+      <w:pPr>
+        <w:tabs>
+          <w:tab w:val="num" w:pos="5040"/>
+        </w:tabs>
+        <w:ind w:left="5040" w:hanging="360"/>
+      </w:pPr>
+      <w:rPr>
+        <w:rFonts w:ascii="Symbol" w:hAnsi="Symbol" w:hint="default"/>
+        <w:sz w:val="20"/>
+      </w:rPr>
+    </w:lvl>
+    <w:lvl w:ilvl="7" w:tentative="1">
+      <w:start w:val="1"/>
+      <w:numFmt w:val="bullet"/>
+      <w:lvlText w:val=""/>
+      <w:lvlJc w:val="left"/>
+      <w:pPr>
+        <w:tabs>
+          <w:tab w:val="num" w:pos="5760"/>
+        </w:tabs>
+        <w:ind w:left="5760" w:hanging="360"/>
+      </w:pPr>
+      <w:rPr>
+        <w:rFonts w:ascii="Symbol" w:hAnsi="Symbol" w:hint="default"/>
+        <w:sz w:val="20"/>
+      </w:rPr>
+    </w:lvl>
+    <w:lvl w:ilvl="8" w:tentative="1">
+      <w:start w:val="1"/>
+      <w:numFmt w:val="bullet"/>
+      <w:lvlText w:val=""/>
+      <w:lvlJc w:val="left"/>
+      <w:pPr>
+        <w:tabs>
+          <w:tab w:val="num" w:pos="6480"/>
+        </w:tabs>
+        <w:ind w:left="6480" w:hanging="360"/>
+      </w:pPr>
+      <w:rPr>
+        <w:rFonts w:ascii="Symbol" w:hAnsi="Symbol" w:hint="default"/>
+        <w:sz w:val="20"/>
+      </w:rPr>
+    </w:lvl>
+  </w:abstractNum>
+  <w:abstractNum w:abstractNumId="17" w15:restartNumberingAfterBreak="0">
+    <w:nsid w:val="753665F4"/>
+    <w:multiLevelType w:val="multilevel"/>
+    <w:tmpl w:val="09660D0C"/>
+    <w:lvl w:ilvl="0">
+      <w:start w:val="1"/>
+      <w:numFmt w:val="bullet"/>
+      <w:lvlText w:val=""/>
+      <w:lvlJc w:val="left"/>
+      <w:pPr>
+        <w:tabs>
+          <w:tab w:val="num" w:pos="720"/>
+        </w:tabs>
+        <w:ind w:left="720" w:hanging="360"/>
+      </w:pPr>
+      <w:rPr>
+        <w:rFonts w:ascii="Symbol" w:hAnsi="Symbol" w:hint="default"/>
+        <w:sz w:val="20"/>
+      </w:rPr>
+    </w:lvl>
+    <w:lvl w:ilvl="1" w:tentative="1">
+      <w:start w:val="1"/>
+      <w:numFmt w:val="bullet"/>
+      <w:lvlText w:val=""/>
+      <w:lvlJc w:val="left"/>
+      <w:pPr>
+        <w:tabs>
+          <w:tab w:val="num" w:pos="1440"/>
+        </w:tabs>
+        <w:ind w:left="1440" w:hanging="360"/>
+      </w:pPr>
+      <w:rPr>
+        <w:rFonts w:ascii="Symbol" w:hAnsi="Symbol" w:hint="default"/>
+        <w:sz w:val="20"/>
+      </w:rPr>
+    </w:lvl>
+    <w:lvl w:ilvl="2" w:tentative="1">
+      <w:start w:val="1"/>
+      <w:numFmt w:val="bullet"/>
+      <w:lvlText w:val=""/>
+      <w:lvlJc w:val="left"/>
+      <w:pPr>
+        <w:tabs>
+          <w:tab w:val="num" w:pos="2160"/>
+        </w:tabs>
+        <w:ind w:left="2160" w:hanging="360"/>
+      </w:pPr>
+      <w:rPr>
+        <w:rFonts w:ascii="Symbol" w:hAnsi="Symbol" w:hint="default"/>
+        <w:sz w:val="20"/>
+      </w:rPr>
+    </w:lvl>
+    <w:lvl w:ilvl="3" w:tentative="1">
+      <w:start w:val="1"/>
+      <w:numFmt w:val="bullet"/>
+      <w:lvlText w:val=""/>
+      <w:lvlJc w:val="left"/>
+      <w:pPr>
+        <w:tabs>
+          <w:tab w:val="num" w:pos="2880"/>
+        </w:tabs>
+        <w:ind w:left="2880" w:hanging="360"/>
+      </w:pPr>
+      <w:rPr>
+        <w:rFonts w:ascii="Symbol" w:hAnsi="Symbol" w:hint="default"/>
+        <w:sz w:val="20"/>
+      </w:rPr>
+    </w:lvl>
+    <w:lvl w:ilvl="4" w:tentative="1">
+      <w:start w:val="1"/>
+      <w:numFmt w:val="bullet"/>
+      <w:lvlText w:val=""/>
+      <w:lvlJc w:val="left"/>
+      <w:pPr>
+        <w:tabs>
+          <w:tab w:val="num" w:pos="3600"/>
+        </w:tabs>
+        <w:ind w:left="3600" w:hanging="360"/>
+      </w:pPr>
+      <w:rPr>
+        <w:rFonts w:ascii="Symbol" w:hAnsi="Symbol" w:hint="default"/>
+        <w:sz w:val="20"/>
+      </w:rPr>
+    </w:lvl>
+    <w:lvl w:ilvl="5" w:tentative="1">
+      <w:start w:val="1"/>
+      <w:numFmt w:val="bullet"/>
+      <w:lvlText w:val=""/>
+      <w:lvlJc w:val="left"/>
+      <w:pPr>
+        <w:tabs>
+          <w:tab w:val="num" w:pos="4320"/>
+        </w:tabs>
+        <w:ind w:left="4320" w:hanging="360"/>
+      </w:pPr>
+      <w:rPr>
+        <w:rFonts w:ascii="Symbol" w:hAnsi="Symbol" w:hint="default"/>
+        <w:sz w:val="20"/>
+      </w:rPr>
+    </w:lvl>
+    <w:lvl w:ilvl="6" w:tentative="1">
+      <w:start w:val="1"/>
+      <w:numFmt w:val="bullet"/>
+      <w:lvlText w:val=""/>
+      <w:lvlJc w:val="left"/>
+      <w:pPr>
+        <w:tabs>
+          <w:tab w:val="num" w:pos="5040"/>
+        </w:tabs>
+        <w:ind w:left="5040" w:hanging="360"/>
+      </w:pPr>
+      <w:rPr>
+        <w:rFonts w:ascii="Symbol" w:hAnsi="Symbol" w:hint="default"/>
+        <w:sz w:val="20"/>
+      </w:rPr>
+    </w:lvl>
+    <w:lvl w:ilvl="7" w:tentative="1">
+      <w:start w:val="1"/>
+      <w:numFmt w:val="bullet"/>
+      <w:lvlText w:val=""/>
+      <w:lvlJc w:val="left"/>
+      <w:pPr>
+        <w:tabs>
+          <w:tab w:val="num" w:pos="5760"/>
+        </w:tabs>
+        <w:ind w:left="5760" w:hanging="360"/>
+      </w:pPr>
+      <w:rPr>
+        <w:rFonts w:ascii="Symbol" w:hAnsi="Symbol" w:hint="default"/>
+        <w:sz w:val="20"/>
+      </w:rPr>
+    </w:lvl>
+    <w:lvl w:ilvl="8" w:tentative="1">
+      <w:start w:val="1"/>
+      <w:numFmt w:val="bullet"/>
+      <w:lvlText w:val=""/>
+      <w:lvlJc w:val="left"/>
+      <w:pPr>
+        <w:tabs>
+          <w:tab w:val="num" w:pos="6480"/>
+        </w:tabs>
+        <w:ind w:left="6480" w:hanging="360"/>
+      </w:pPr>
+      <w:rPr>
+        <w:rFonts w:ascii="Symbol" w:hAnsi="Symbol" w:hint="default"/>
+        <w:sz w:val="20"/>
+      </w:rPr>
+    </w:lvl>
+  </w:abstractNum>
   <w:num w:numId="1" w16cid:durableId="85271296">
-    <w:abstractNumId w:val="13"/>
+    <w:abstractNumId w:val="14"/>
     <w:lvlOverride w:ilvl="0">
       <w:startOverride w:val="1"/>
     </w:lvlOverride>
@@ -14244,10 +19212,10 @@
     <w:abstractNumId w:val="11"/>
   </w:num>
   <w:num w:numId="8" w16cid:durableId="1142623338">
-    <w:abstractNumId w:val="12"/>
+    <w:abstractNumId w:val="13"/>
   </w:num>
   <w:num w:numId="9" w16cid:durableId="832258018">
-    <w:abstractNumId w:val="12"/>
+    <w:abstractNumId w:val="13"/>
     <w:lvlOverride w:ilvl="0">
       <w:startOverride w:val="2"/>
     </w:lvlOverride>
@@ -14272,6 +19240,48 @@
   </w:num>
   <w:num w:numId="15" w16cid:durableId="1709529441">
     <w:abstractNumId w:val="6"/>
+  </w:num>
+  <w:num w:numId="16" w16cid:durableId="1281837697">
+    <w:abstractNumId w:val="12"/>
+  </w:num>
+  <w:num w:numId="17" w16cid:durableId="1784300859">
+    <w:abstractNumId w:val="17"/>
+  </w:num>
+  <w:num w:numId="18" w16cid:durableId="86078328">
+    <w:abstractNumId w:val="13"/>
+    <w:lvlOverride w:ilvl="0">
+      <w:startOverride w:val="1"/>
+    </w:lvlOverride>
+    <w:lvlOverride w:ilvl="1">
+      <w:startOverride w:val="1"/>
+    </w:lvlOverride>
+    <w:lvlOverride w:ilvl="2">
+      <w:startOverride w:val="1"/>
+    </w:lvlOverride>
+    <w:lvlOverride w:ilvl="3">
+      <w:startOverride w:val="1"/>
+    </w:lvlOverride>
+    <w:lvlOverride w:ilvl="4">
+      <w:startOverride w:val="1"/>
+    </w:lvlOverride>
+    <w:lvlOverride w:ilvl="5">
+      <w:startOverride w:val="1"/>
+    </w:lvlOverride>
+    <w:lvlOverride w:ilvl="6">
+      <w:startOverride w:val="1"/>
+    </w:lvlOverride>
+    <w:lvlOverride w:ilvl="7">
+      <w:startOverride w:val="1"/>
+    </w:lvlOverride>
+    <w:lvlOverride w:ilvl="8">
+      <w:startOverride w:val="1"/>
+    </w:lvlOverride>
+  </w:num>
+  <w:num w:numId="19" w16cid:durableId="1917350891">
+    <w:abstractNumId w:val="15"/>
+  </w:num>
+  <w:num w:numId="20" w16cid:durableId="2011176931">
+    <w:abstractNumId w:val="16"/>
   </w:num>
 </w:numbering>
 </file>
